--- a/00-首页/题组Word/初赛模拟卷/真题版式/初赛模拟卷XIp（非有机·答案与解析版·真题版式）.docx
+++ b/00-首页/题组Word/初赛模拟卷/真题版式/初赛模拟卷XIp（非有机·答案与解析版·真题版式）.docx
@@ -2,7 +2,7 @@
 <file path=word/document.xml><?xml version="1.0" encoding="utf-8"?>
 <w:document xmlns:w="http://schemas.openxmlformats.org/wordprocessingml/2006/main" xmlns:m="http://schemas.openxmlformats.org/officeDocument/2006/math" xmlns:r="http://schemas.openxmlformats.org/officeDocument/2006/relationships" xmlns:o="urn:schemas-microsoft-com:office:office" xmlns:v="urn:schemas-microsoft-com:vml" xmlns:w10="urn:schemas-microsoft-com:office:word" xmlns:a="http://schemas.openxmlformats.org/drawingml/2006/main" xmlns:pic="http://schemas.openxmlformats.org/drawingml/2006/picture" xmlns:wp="http://schemas.openxmlformats.org/drawingml/2006/wordprocessingDrawing">
   <w:body>
-    <w:bookmarkStart w:id="283" w:name="初赛模拟卷-xip非有机-答案与解析"/>
+    <w:bookmarkStart w:id="277" w:name="初赛模拟卷-xip非有机-答案与解析"/>
     <w:p>
       <w:pPr>
         <w:pStyle w:val="Heading1"/>
@@ -190,7 +190,7 @@
         <w:rPr>
           <w:rFonts w:ascii="Times New Roman" w:hAnsi="Times New Roman" w:cs="Times New Roman" w:eastAsia="SimSun"/>
         </w:rPr>
-        <w:t xml:space="preserve">：第一部分</w:t>
+        <w:t xml:space="preserve">：第二部分</w:t>
       </w:r>
       <w:r>
         <w:t xml:space="preserve">　</w:t>
@@ -208,16 +208,16 @@
         <w:rPr>
           <w:rFonts w:ascii="Times New Roman" w:hAnsi="Times New Roman" w:cs="Times New Roman" w:eastAsia="SimSun"/>
         </w:rPr>
-        <w:t xml:space="preserve">题，48</w:t>
-      </w:r>
-      <w:r>
-        <w:t xml:space="preserve"> </w:t>
-      </w:r>
-      <w:r>
-        <w:rPr>
-          <w:rFonts w:ascii="Times New Roman" w:hAnsi="Times New Roman" w:cs="Times New Roman" w:eastAsia="SimSun"/>
-        </w:rPr>
-        <w:t xml:space="preserve">分）、第二部分</w:t>
+        <w:t xml:space="preserve">题，65</w:t>
+      </w:r>
+      <w:r>
+        <w:t xml:space="preserve"> </w:t>
+      </w:r>
+      <w:r>
+        <w:rPr>
+          <w:rFonts w:ascii="Times New Roman" w:hAnsi="Times New Roman" w:cs="Times New Roman" w:eastAsia="SimSun"/>
+        </w:rPr>
+        <w:t xml:space="preserve">分）、第三部分</w:t>
       </w:r>
       <w:r>
         <w:t xml:space="preserve">　</w:t>
@@ -235,7 +235,7 @@
         <w:rPr>
           <w:rFonts w:ascii="Times New Roman" w:hAnsi="Times New Roman" w:cs="Times New Roman" w:eastAsia="SimSun"/>
         </w:rPr>
-        <w:t xml:space="preserve">题，52</w:t>
+        <w:t xml:space="preserve">题，65</w:t>
       </w:r>
       <w:r>
         <w:t xml:space="preserve"> </w:t>
@@ -259,7 +259,7 @@
           <w:b/>
           <w:bCs/>
         </w:rPr>
-        <w:t xml:space="preserve"> 100 </w:t>
+        <w:t xml:space="preserve"> 130 </w:t>
       </w:r>
       <w:r>
         <w:rPr>
@@ -303,7 +303,7 @@
         <w:t xml:space="preserve">题卡溯源见卷末选题清单。</w:t>
       </w:r>
     </w:p>
-    <w:bookmarkStart w:id="112" w:name="第一部分-结构化学第-15-题共-48-分"/>
+    <w:bookmarkStart w:id="112" w:name="第二部分-结构化学第-15-题共-65-分"/>
     <w:p>
       <w:pPr>
         <w:pStyle w:val="Heading2"/>
@@ -312,7 +312,7 @@
         <w:rPr>
           <w:rFonts w:ascii="Times New Roman" w:hAnsi="Times New Roman" w:cs="Times New Roman" w:eastAsia="SimSun"/>
         </w:rPr>
-        <w:t xml:space="preserve">第一部分</w:t>
+        <w:t xml:space="preserve">第二部分</w:t>
       </w:r>
       <w:r>
         <w:t xml:space="preserve">　</w:t>
@@ -333,7 +333,7 @@
         <w:t xml:space="preserve">题，共</w:t>
       </w:r>
       <w:r>
-        <w:t xml:space="preserve"> 48 </w:t>
+        <w:t xml:space="preserve"> 65 </w:t>
       </w:r>
       <w:r>
         <w:rPr>
@@ -4574,7 +4574,7 @@
     </w:p>
     <w:bookmarkEnd w:id="40"/>
     <w:bookmarkEnd w:id="41"/>
-    <w:bookmarkStart w:id="76" w:name="第-2-题11-分核素不迷途i"/>
+    <w:bookmarkStart w:id="76" w:name="第-2-题13-分核素不迷途i"/>
     <w:p>
       <w:pPr>
         <w:pStyle w:val="Heading3"/>
@@ -4592,7 +4592,7 @@
         <w:rPr>
           <w:rFonts w:ascii="Times New Roman" w:hAnsi="Times New Roman" w:cs="Times New Roman" w:eastAsia="SimSun"/>
         </w:rPr>
-        <w:t xml:space="preserve">题（11</w:t>
+        <w:t xml:space="preserve">题（13</w:t>
       </w:r>
       <w:r>
         <w:t xml:space="preserve"> </w:t>
@@ -8374,7 +8374,7 @@
     </w:tbl>
     <w:bookmarkEnd w:id="75"/>
     <w:bookmarkEnd w:id="76"/>
-    <w:bookmarkStart w:id="111" w:name="第-3-题12-分氧气传感器"/>
+    <w:bookmarkStart w:id="111" w:name="第-3-题13-分氧气传感器"/>
     <w:p>
       <w:pPr>
         <w:pStyle w:val="Heading3"/>
@@ -8392,7 +8392,7 @@
         <w:rPr>
           <w:rFonts w:ascii="Times New Roman" w:hAnsi="Times New Roman" w:cs="Times New Roman" w:eastAsia="SimSun"/>
         </w:rPr>
-        <w:t xml:space="preserve">题（12</w:t>
+        <w:t xml:space="preserve">题（13</w:t>
       </w:r>
       <w:r>
         <w:t xml:space="preserve"> </w:t>
@@ -13790,7 +13790,7 @@
     <w:bookmarkEnd w:id="110"/>
     <w:bookmarkEnd w:id="111"/>
     <w:bookmarkEnd w:id="112"/>
-    <w:bookmarkStart w:id="150" w:name="a-3-分"/>
+    <w:bookmarkStart w:id="144" w:name="a-3-分"/>
     <w:p>
       <w:pPr>
         <w:pStyle w:val="Heading2"/>
@@ -16185,7 +16185,7 @@
         <w:t xml:space="preserve">（2分）</w:t>
       </w:r>
     </w:p>
-    <w:bookmarkStart w:id="132" w:name="第-4-题6-分ti-的配位化学"/>
+    <w:bookmarkStart w:id="132" w:name="第-4-题13-分ti-的配位化学"/>
     <w:p>
       <w:pPr>
         <w:pStyle w:val="Heading3"/>
@@ -16203,7 +16203,7 @@
         <w:rPr>
           <w:rFonts w:ascii="Times New Roman" w:hAnsi="Times New Roman" w:cs="Times New Roman" w:eastAsia="SimSun"/>
         </w:rPr>
-        <w:t xml:space="preserve">题（6</w:t>
+        <w:t xml:space="preserve">题（13</w:t>
       </w:r>
       <w:r>
         <w:t xml:space="preserve"> </w:t>
@@ -19741,7 +19741,7 @@
     </w:p>
     <w:bookmarkEnd w:id="131"/>
     <w:bookmarkEnd w:id="132"/>
-    <w:bookmarkStart w:id="149" w:name="第-5-题6-分四面体堆积结构"/>
+    <w:bookmarkStart w:id="143" w:name="第-5-题13-分四面体堆积结构"/>
     <w:p>
       <w:pPr>
         <w:pStyle w:val="Heading3"/>
@@ -19759,7 +19759,7 @@
         <w:rPr>
           <w:rFonts w:ascii="Times New Roman" w:hAnsi="Times New Roman" w:cs="Times New Roman" w:eastAsia="SimSun"/>
         </w:rPr>
-        <w:t xml:space="preserve">题（6</w:t>
+        <w:t xml:space="preserve">题（13</w:t>
       </w:r>
       <w:r>
         <w:t xml:space="preserve"> </w:t>
@@ -19827,191 +19827,55 @@
         <w:t xml:space="preserve">在最密堆积的原子排列中，可以形成正四面体结构。最小的正四面体由4个原子分两层排列而成，内部包含一个正四面体空隙，其结构如图所示。次大的正四面体包含三层，每层分别有1、3、6个原子。</w:t>
       </w:r>
     </w:p>
-    <w:tbl>
-      <w:tblPr>
-        <w:tblStyle w:val="Table"/>
-        <w:tblW w:type="dxa" w:w="9752"/>
-        <w:tblBorders>
-          <w:top w:val="single" w:sz="6" w:space="0" w:color="000000"/>
-          <w:left w:val="single" w:sz="6" w:space="0" w:color="000000"/>
-          <w:bottom w:val="single" w:sz="6" w:space="0" w:color="000000"/>
-          <w:right w:val="single" w:sz="6" w:space="0" w:color="000000"/>
-          <w:insideH w:val="single" w:sz="6" w:space="0" w:color="000000"/>
-          <w:insideV w:val="single" w:sz="6" w:space="0" w:color="000000"/>
-        </w:tblBorders>
-        <w:tblLayout w:type="fixed"/>
-        <w:tblLook w:firstRow="0" w:lastRow="0" w:firstColumn="0" w:lastColumn="0" w:noHBand="0" w:noVBand="0" w:val="0000"/>
-      </w:tblPr>
-      <w:tblGrid>
-        <w:gridCol w:w="3250"/>
-        <w:gridCol w:w="3250"/>
-        <w:gridCol w:w="3252"/>
-      </w:tblGrid>
-      <w:tr>
-        <w:tc>
-          <w:tcPr>
-            <w:tcW w:type="dxa" w:w="3250"/>
-          </w:tcPr>
-          <w:tcPr/>
-          <w:p>
-            <w:pPr>
-              <w:pStyle w:val="Compact"/>
-              <w:jc w:val="center"/>
-            </w:pPr>
-            <w:r>
-              <w:drawing>
-                <wp:inline>
-                  <wp:extent cx="1568400" cy="1541202"/>
-                  <wp:effectExtent b="0" l="0" r="0" t="0"/>
-                  <wp:docPr descr="" title="" id="134" name="Picture"/>
-                  <a:graphic>
-                    <a:graphicData uri="http://schemas.openxmlformats.org/drawingml/2006/picture">
-                      <pic:pic>
-                        <pic:nvPicPr>
-                          <pic:cNvPr descr="a495bb0ff99c33ddb0d7fdef68665578e09279915bbd310b6f200be33e473f59.jpg" id="135" name="Picture"/>
-                          <pic:cNvPicPr>
-                            <a:picLocks noChangeArrowheads="1" noChangeAspect="1"/>
-                          </pic:cNvPicPr>
-                        </pic:nvPicPr>
-                        <pic:blipFill>
-                          <a:blip r:embed="rId133"/>
-                          <a:stretch>
-                            <a:fillRect/>
-                          </a:stretch>
-                        </pic:blipFill>
-                        <pic:spPr bwMode="auto">
-                          <a:xfrm>
-                            <a:off x="0" y="0"/>
-                            <a:ext cx="1568400" cy="1541202"/>
-                          </a:xfrm>
-                          <a:prstGeom prst="rect">
-                            <a:avLst/>
-                          </a:prstGeom>
-                          <a:noFill/>
-                          <a:ln w="9525">
-                            <a:noFill/>
-                            <a:headEnd/>
-                            <a:tailEnd/>
-                          </a:ln>
-                        </pic:spPr>
-                      </pic:pic>
-                    </a:graphicData>
-                  </a:graphic>
-                </wp:inline>
-              </w:drawing>
-            </w:r>
-          </w:p>
-        </w:tc>
-        <w:tc>
-          <w:tcPr>
-            <w:tcW w:type="dxa" w:w="3250"/>
-          </w:tcPr>
-          <w:tcPr/>
-          <w:p>
-            <w:pPr>
-              <w:pStyle w:val="Compact"/>
-              <w:jc w:val="center"/>
-            </w:pPr>
-            <w:r>
-              <w:drawing>
-                <wp:inline>
-                  <wp:extent cx="1568400" cy="1616807"/>
-                  <wp:effectExtent b="0" l="0" r="0" t="0"/>
-                  <wp:docPr descr="" title="" id="137" name="Picture"/>
-                  <a:graphic>
-                    <a:graphicData uri="http://schemas.openxmlformats.org/drawingml/2006/picture">
-                      <pic:pic>
-                        <pic:nvPicPr>
-                          <pic:cNvPr descr="f7bd108468a3eab3f895fff486929399f50caad605bebc750e081d85a2fa91cf.jpg" id="138" name="Picture"/>
-                          <pic:cNvPicPr>
-                            <a:picLocks noChangeArrowheads="1" noChangeAspect="1"/>
-                          </pic:cNvPicPr>
-                        </pic:nvPicPr>
-                        <pic:blipFill>
-                          <a:blip r:embed="rId136"/>
-                          <a:stretch>
-                            <a:fillRect/>
-                          </a:stretch>
-                        </pic:blipFill>
-                        <pic:spPr bwMode="auto">
-                          <a:xfrm>
-                            <a:off x="0" y="0"/>
-                            <a:ext cx="1568400" cy="1616807"/>
-                          </a:xfrm>
-                          <a:prstGeom prst="rect">
-                            <a:avLst/>
-                          </a:prstGeom>
-                          <a:noFill/>
-                          <a:ln w="9525">
-                            <a:noFill/>
-                            <a:headEnd/>
-                            <a:tailEnd/>
-                          </a:ln>
-                        </pic:spPr>
-                      </pic:pic>
-                    </a:graphicData>
-                  </a:graphic>
-                </wp:inline>
-              </w:drawing>
-            </w:r>
-          </w:p>
-        </w:tc>
-        <w:tc>
-          <w:tcPr>
-            <w:tcW w:type="dxa" w:w="3252"/>
-          </w:tcPr>
-          <w:tcPr/>
-          <w:p>
-            <w:pPr>
-              <w:pStyle w:val="Compact"/>
-              <w:jc w:val="center"/>
-            </w:pPr>
-            <w:r>
-              <w:drawing>
-                <wp:inline>
-                  <wp:extent cx="1568400" cy="1623755"/>
-                  <wp:effectExtent b="0" l="0" r="0" t="0"/>
-                  <wp:docPr descr="" title="" id="140" name="Picture"/>
-                  <a:graphic>
-                    <a:graphicData uri="http://schemas.openxmlformats.org/drawingml/2006/picture">
-                      <pic:pic>
-                        <pic:nvPicPr>
-                          <pic:cNvPr descr="7499a1c1ca14f92deec01b0d4b34b8b7cec4b377f619321a8cfd1f97f1c96dc3.jpg" id="141" name="Picture"/>
-                          <pic:cNvPicPr>
-                            <a:picLocks noChangeArrowheads="1" noChangeAspect="1"/>
-                          </pic:cNvPicPr>
-                        </pic:nvPicPr>
-                        <pic:blipFill>
-                          <a:blip r:embed="rId139"/>
-                          <a:stretch>
-                            <a:fillRect/>
-                          </a:stretch>
-                        </pic:blipFill>
-                        <pic:spPr bwMode="auto">
-                          <a:xfrm>
-                            <a:off x="0" y="0"/>
-                            <a:ext cx="1568400" cy="1623755"/>
-                          </a:xfrm>
-                          <a:prstGeom prst="rect">
-                            <a:avLst/>
-                          </a:prstGeom>
-                          <a:noFill/>
-                          <a:ln w="9525">
-                            <a:noFill/>
-                            <a:headEnd/>
-                            <a:tailEnd/>
-                          </a:ln>
-                        </pic:spPr>
-                      </pic:pic>
-                    </a:graphicData>
-                  </a:graphic>
-                </wp:inline>
-              </w:drawing>
-            </w:r>
-          </w:p>
-        </w:tc>
-      </w:tr>
-    </w:tbl>
+    <w:p>
+      <w:pPr>
+        <w:pStyle w:val="BodyText"/>
+        <w:spacing w:before="120" w:after="120" w:line="240" w:lineRule="auto"/>
+        <w:jc w:val="center"/>
+      </w:pPr>
+      <w:r>
+        <w:drawing>
+          <wp:inline>
+            <wp:extent cx="1947272" cy="2015999"/>
+            <wp:effectExtent b="0" l="0" r="0" t="0"/>
+            <wp:docPr descr="" title="" id="134" name="Picture"/>
+            <a:graphic>
+              <a:graphicData uri="http://schemas.openxmlformats.org/drawingml/2006/picture">
+                <pic:pic>
+                  <pic:nvPicPr>
+                    <pic:cNvPr descr="7499a1c1ca14f92deec01b0d4b34b8b7cec4b377f619321a8cfd1f97f1c96dc3.jpg" id="135" name="Picture"/>
+                    <pic:cNvPicPr>
+                      <a:picLocks noChangeArrowheads="1" noChangeAspect="1"/>
+                    </pic:cNvPicPr>
+                  </pic:nvPicPr>
+                  <pic:blipFill>
+                    <a:blip r:embed="rId133"/>
+                    <a:stretch>
+                      <a:fillRect/>
+                    </a:stretch>
+                  </pic:blipFill>
+                  <pic:spPr bwMode="auto">
+                    <a:xfrm>
+                      <a:off x="0" y="0"/>
+                      <a:ext cx="1947272" cy="2015999"/>
+                    </a:xfrm>
+                    <a:prstGeom prst="rect">
+                      <a:avLst/>
+                    </a:prstGeom>
+                    <a:noFill/>
+                    <a:ln w="9525">
+                      <a:noFill/>
+                      <a:headEnd/>
+                      <a:tailEnd/>
+                    </a:ln>
+                  </pic:spPr>
+                </pic:pic>
+              </a:graphicData>
+            </a:graphic>
+          </wp:inline>
+        </w:drawing>
+      </w:r>
+    </w:p>
     <w:p>
       <w:pPr>
         <w:pStyle w:val="BodyText"/>
@@ -20539,18 +20403,18 @@
           <wp:inline>
             <wp:extent cx="2015999" cy="1573463"/>
             <wp:effectExtent b="0" l="0" r="0" t="0"/>
-            <wp:docPr descr="" title="" id="143" name="Picture"/>
+            <wp:docPr descr="" title="" id="137" name="Picture"/>
             <a:graphic>
               <a:graphicData uri="http://schemas.openxmlformats.org/drawingml/2006/picture">
                 <pic:pic>
                   <pic:nvPicPr>
-                    <pic:cNvPr descr="0daa8f0d8b763b8591a02168e4d97879aad526516fd2c062d57d0c3bcbdad0fe.jpg" id="144" name="Picture"/>
+                    <pic:cNvPr descr="0daa8f0d8b763b8591a02168e4d97879aad526516fd2c062d57d0c3bcbdad0fe.jpg" id="138" name="Picture"/>
                     <pic:cNvPicPr>
                       <a:picLocks noChangeArrowheads="1" noChangeAspect="1"/>
                     </pic:cNvPicPr>
                   </pic:nvPicPr>
                   <pic:blipFill>
-                    <a:blip r:embed="rId142"/>
+                    <a:blip r:embed="rId136"/>
                     <a:stretch>
                       <a:fillRect/>
                     </a:stretch>
@@ -21128,7 +20992,7 @@
         <w:t xml:space="preserve">）</w:t>
       </w:r>
     </w:p>
-    <w:bookmarkStart w:id="148" w:name="答案-4"/>
+    <w:bookmarkStart w:id="142" w:name="答案-4"/>
     <w:p>
       <w:pPr>
         <w:pStyle w:val="Heading4"/>
@@ -21820,18 +21684,18 @@
           <wp:inline>
             <wp:extent cx="2015999" cy="1554506"/>
             <wp:effectExtent b="0" l="0" r="0" t="0"/>
-            <wp:docPr descr="" title="" id="146" name="Picture"/>
+            <wp:docPr descr="" title="" id="140" name="Picture"/>
             <a:graphic>
               <a:graphicData uri="http://schemas.openxmlformats.org/drawingml/2006/picture">
                 <pic:pic>
                   <pic:nvPicPr>
-                    <pic:cNvPr descr="7f8e4736ef2ed5c4f5c02590b2f4100e1af2934d745d4096eee2d10bc49c1588.jpg" id="147" name="Picture"/>
+                    <pic:cNvPr descr="7f8e4736ef2ed5c4f5c02590b2f4100e1af2934d745d4096eee2d10bc49c1588.jpg" id="141" name="Picture"/>
                     <pic:cNvPicPr>
                       <a:picLocks noChangeArrowheads="1" noChangeAspect="1"/>
                     </pic:cNvPicPr>
                   </pic:nvPicPr>
                   <pic:blipFill>
-                    <a:blip r:embed="rId145"/>
+                    <a:blip r:embed="rId139"/>
                     <a:stretch>
                       <a:fillRect/>
                     </a:stretch>
@@ -22549,10 +22413,10 @@
         </m:r>
       </m:oMath>
     </w:p>
-    <w:bookmarkEnd w:id="148"/>
-    <w:bookmarkEnd w:id="149"/>
-    <w:bookmarkEnd w:id="150"/>
-    <w:bookmarkStart w:id="281" w:name="第二部分-化学原理第-610-题共-52-分"/>
+    <w:bookmarkEnd w:id="142"/>
+    <w:bookmarkEnd w:id="143"/>
+    <w:bookmarkEnd w:id="144"/>
+    <w:bookmarkStart w:id="275" w:name="第三部分-化学原理第-610-题共-65-分"/>
     <w:p>
       <w:pPr>
         <w:pStyle w:val="Heading2"/>
@@ -22561,7 +22425,7 @@
         <w:rPr>
           <w:rFonts w:ascii="Times New Roman" w:hAnsi="Times New Roman" w:cs="Times New Roman" w:eastAsia="SimSun"/>
         </w:rPr>
-        <w:t xml:space="preserve">第二部分</w:t>
+        <w:t xml:space="preserve">第三部分</w:t>
       </w:r>
       <w:r>
         <w:t xml:space="preserve">　</w:t>
@@ -22582,7 +22446,7 @@
         <w:t xml:space="preserve">题，共</w:t>
       </w:r>
       <w:r>
-        <w:t xml:space="preserve"> 52 </w:t>
+        <w:t xml:space="preserve"> 65 </w:t>
       </w:r>
       <w:r>
         <w:rPr>
@@ -22591,7 +22455,7 @@
         <w:t xml:space="preserve">分）</w:t>
       </w:r>
     </w:p>
-    <w:bookmarkStart w:id="185" w:name="第-6-题11-分光分子效应"/>
+    <w:bookmarkStart w:id="179" w:name="第-6-题13-分光分子效应"/>
     <w:p>
       <w:pPr>
         <w:pStyle w:val="Heading3"/>
@@ -22609,7 +22473,7 @@
         <w:rPr>
           <w:rFonts w:ascii="Times New Roman" w:hAnsi="Times New Roman" w:cs="Times New Roman" w:eastAsia="SimSun"/>
         </w:rPr>
-        <w:t xml:space="preserve">题（11</w:t>
+        <w:t xml:space="preserve">题（13</w:t>
       </w:r>
       <w:r>
         <w:t xml:space="preserve"> </w:t>
@@ -23695,18 +23559,18 @@
                 <wp:inline>
                   <wp:extent cx="1568400" cy="1368178"/>
                   <wp:effectExtent b="0" l="0" r="0" t="0"/>
-                  <wp:docPr descr="" title="" id="152" name="Picture"/>
+                  <wp:docPr descr="" title="" id="146" name="Picture"/>
                   <a:graphic>
                     <a:graphicData uri="http://schemas.openxmlformats.org/drawingml/2006/picture">
                       <pic:pic>
                         <pic:nvPicPr>
-                          <pic:cNvPr descr="38af43a60ccea950f7d90132b78e5f883a4b9d6114f5f7e56efd88660a85ab84.jpg" id="153" name="Picture"/>
+                          <pic:cNvPr descr="38af43a60ccea950f7d90132b78e5f883a4b9d6114f5f7e56efd88660a85ab84.jpg" id="147" name="Picture"/>
                           <pic:cNvPicPr>
                             <a:picLocks noChangeArrowheads="1" noChangeAspect="1"/>
                           </pic:cNvPicPr>
                         </pic:nvPicPr>
                         <pic:blipFill>
-                          <a:blip r:embed="rId151"/>
+                          <a:blip r:embed="rId145"/>
                           <a:stretch>
                             <a:fillRect/>
                           </a:stretch>
@@ -23749,18 +23613,18 @@
                 <wp:inline>
                   <wp:extent cx="1568400" cy="1350915"/>
                   <wp:effectExtent b="0" l="0" r="0" t="0"/>
-                  <wp:docPr descr="" title="" id="155" name="Picture"/>
+                  <wp:docPr descr="" title="" id="149" name="Picture"/>
                   <a:graphic>
                     <a:graphicData uri="http://schemas.openxmlformats.org/drawingml/2006/picture">
                       <pic:pic>
                         <pic:nvPicPr>
-                          <pic:cNvPr descr="81a30f4af75c11d9caab186a9977878a4fc34f10dafe4ccd26676cbc2c66d8f2.jpg" id="156" name="Picture"/>
+                          <pic:cNvPr descr="81a30f4af75c11d9caab186a9977878a4fc34f10dafe4ccd26676cbc2c66d8f2.jpg" id="150" name="Picture"/>
                           <pic:cNvPicPr>
                             <a:picLocks noChangeArrowheads="1" noChangeAspect="1"/>
                           </pic:cNvPicPr>
                         </pic:nvPicPr>
                         <pic:blipFill>
-                          <a:blip r:embed="rId154"/>
+                          <a:blip r:embed="rId148"/>
                           <a:stretch>
                             <a:fillRect/>
                           </a:stretch>
@@ -23803,18 +23667,18 @@
                 <wp:inline>
                   <wp:extent cx="1568400" cy="1416475"/>
                   <wp:effectExtent b="0" l="0" r="0" t="0"/>
-                  <wp:docPr descr="" title="" id="158" name="Picture"/>
+                  <wp:docPr descr="" title="" id="152" name="Picture"/>
                   <a:graphic>
                     <a:graphicData uri="http://schemas.openxmlformats.org/drawingml/2006/picture">
                       <pic:pic>
                         <pic:nvPicPr>
-                          <pic:cNvPr descr="a5a8eb811bd4258bddc146ba3b91f6ce3b16a9656a9d1c09b9fc9e3324271e33.jpg" id="159" name="Picture"/>
+                          <pic:cNvPr descr="a5a8eb811bd4258bddc146ba3b91f6ce3b16a9656a9d1c09b9fc9e3324271e33.jpg" id="153" name="Picture"/>
                           <pic:cNvPicPr>
                             <a:picLocks noChangeArrowheads="1" noChangeAspect="1"/>
                           </pic:cNvPicPr>
                         </pic:nvPicPr>
                         <pic:blipFill>
-                          <a:blip r:embed="rId157"/>
+                          <a:blip r:embed="rId151"/>
                           <a:stretch>
                             <a:fillRect/>
                           </a:stretch>
@@ -24208,18 +24072,18 @@
                 <wp:inline>
                   <wp:extent cx="2249659" cy="1655999"/>
                   <wp:effectExtent b="0" l="0" r="0" t="0"/>
-                  <wp:docPr descr="" title="" id="161" name="Picture"/>
+                  <wp:docPr descr="" title="" id="155" name="Picture"/>
                   <a:graphic>
                     <a:graphicData uri="http://schemas.openxmlformats.org/drawingml/2006/picture">
                       <pic:pic>
                         <pic:nvPicPr>
-                          <pic:cNvPr descr="df0e84b7ccebc1a778f88c06be8e17048ec84e0a735ea0cbced9118a235fff22.jpg" id="162" name="Picture"/>
+                          <pic:cNvPr descr="df0e84b7ccebc1a778f88c06be8e17048ec84e0a735ea0cbced9118a235fff22.jpg" id="156" name="Picture"/>
                           <pic:cNvPicPr>
                             <a:picLocks noChangeArrowheads="1" noChangeAspect="1"/>
                           </pic:cNvPicPr>
                         </pic:nvPicPr>
                         <pic:blipFill>
-                          <a:blip r:embed="rId160"/>
+                          <a:blip r:embed="rId154"/>
                           <a:stretch>
                             <a:fillRect/>
                           </a:stretch>
@@ -24262,18 +24126,18 @@
                 <wp:inline>
                   <wp:extent cx="2395527" cy="1655999"/>
                   <wp:effectExtent b="0" l="0" r="0" t="0"/>
-                  <wp:docPr descr="" title="" id="164" name="Picture"/>
+                  <wp:docPr descr="" title="" id="158" name="Picture"/>
                   <a:graphic>
                     <a:graphicData uri="http://schemas.openxmlformats.org/drawingml/2006/picture">
                       <pic:pic>
                         <pic:nvPicPr>
-                          <pic:cNvPr descr="a3daa739e9396155741580f23faffaf945d0515a32963c8d4a58092b7662cd53.jpg" id="165" name="Picture"/>
+                          <pic:cNvPr descr="a3daa739e9396155741580f23faffaf945d0515a32963c8d4a58092b7662cd53.jpg" id="159" name="Picture"/>
                           <pic:cNvPicPr>
                             <a:picLocks noChangeArrowheads="1" noChangeAspect="1"/>
                           </pic:cNvPicPr>
                         </pic:nvPicPr>
                         <pic:blipFill>
-                          <a:blip r:embed="rId163"/>
+                          <a:blip r:embed="rId157"/>
                           <a:stretch>
                             <a:fillRect/>
                           </a:stretch>
@@ -25772,7 +25636,7 @@
         <w:t xml:space="preserve">的生成速率）</w:t>
       </w:r>
     </w:p>
-    <w:bookmarkStart w:id="184" w:name="答案-5"/>
+    <w:bookmarkStart w:id="178" w:name="答案-5"/>
     <w:p>
       <w:pPr>
         <w:pStyle w:val="Heading4"/>
@@ -26949,18 +26813,18 @@
                 <wp:inline>
                   <wp:extent cx="1568400" cy="1326465"/>
                   <wp:effectExtent b="0" l="0" r="0" t="0"/>
-                  <wp:docPr descr="" title="" id="167" name="Picture"/>
+                  <wp:docPr descr="" title="" id="161" name="Picture"/>
                   <a:graphic>
                     <a:graphicData uri="http://schemas.openxmlformats.org/drawingml/2006/picture">
                       <pic:pic>
                         <pic:nvPicPr>
-                          <pic:cNvPr descr="c7dce5f2cbcb566adebe488948c1e5d58320dd4d84ae6857744bca9cd2f294e9.jpg" id="168" name="Picture"/>
+                          <pic:cNvPr descr="c7dce5f2cbcb566adebe488948c1e5d58320dd4d84ae6857744bca9cd2f294e9.jpg" id="162" name="Picture"/>
                           <pic:cNvPicPr>
                             <a:picLocks noChangeArrowheads="1" noChangeAspect="1"/>
                           </pic:cNvPicPr>
                         </pic:nvPicPr>
                         <pic:blipFill>
-                          <a:blip r:embed="rId166"/>
+                          <a:blip r:embed="rId160"/>
                           <a:stretch>
                             <a:fillRect/>
                           </a:stretch>
@@ -27003,18 +26867,18 @@
                 <wp:inline>
                   <wp:extent cx="1568400" cy="1379688"/>
                   <wp:effectExtent b="0" l="0" r="0" t="0"/>
-                  <wp:docPr descr="" title="" id="170" name="Picture"/>
+                  <wp:docPr descr="" title="" id="164" name="Picture"/>
                   <a:graphic>
                     <a:graphicData uri="http://schemas.openxmlformats.org/drawingml/2006/picture">
                       <pic:pic>
                         <pic:nvPicPr>
-                          <pic:cNvPr descr="39977a354020d7c2c3f96dd1077dd6f08b19d221a6303f59aa631a9b91bef601.jpg" id="171" name="Picture"/>
+                          <pic:cNvPr descr="39977a354020d7c2c3f96dd1077dd6f08b19d221a6303f59aa631a9b91bef601.jpg" id="165" name="Picture"/>
                           <pic:cNvPicPr>
                             <a:picLocks noChangeArrowheads="1" noChangeAspect="1"/>
                           </pic:cNvPicPr>
                         </pic:nvPicPr>
                         <pic:blipFill>
-                          <a:blip r:embed="rId169"/>
+                          <a:blip r:embed="rId163"/>
                           <a:stretch>
                             <a:fillRect/>
                           </a:stretch>
@@ -27057,18 +26921,18 @@
                 <wp:inline>
                   <wp:extent cx="1568400" cy="1447753"/>
                   <wp:effectExtent b="0" l="0" r="0" t="0"/>
-                  <wp:docPr descr="" title="" id="173" name="Picture"/>
+                  <wp:docPr descr="" title="" id="167" name="Picture"/>
                   <a:graphic>
                     <a:graphicData uri="http://schemas.openxmlformats.org/drawingml/2006/picture">
                       <pic:pic>
                         <pic:nvPicPr>
-                          <pic:cNvPr descr="e50dfedc6c318978c21b83359e704aed3b9fe3e14243d90b24628905fe9481bc.jpg" id="174" name="Picture"/>
+                          <pic:cNvPr descr="e50dfedc6c318978c21b83359e704aed3b9fe3e14243d90b24628905fe9481bc.jpg" id="168" name="Picture"/>
                           <pic:cNvPicPr>
                             <a:picLocks noChangeArrowheads="1" noChangeAspect="1"/>
                           </pic:cNvPicPr>
                         </pic:nvPicPr>
                         <pic:blipFill>
-                          <a:blip r:embed="rId172"/>
+                          <a:blip r:embed="rId166"/>
                           <a:stretch>
                             <a:fillRect/>
                           </a:stretch>
@@ -27211,18 +27075,18 @@
           <wp:inline>
             <wp:extent cx="2444960" cy="1872000"/>
             <wp:effectExtent b="0" l="0" r="0" t="0"/>
-            <wp:docPr descr="" title="" id="176" name="Picture"/>
+            <wp:docPr descr="" title="" id="170" name="Picture"/>
             <a:graphic>
               <a:graphicData uri="http://schemas.openxmlformats.org/drawingml/2006/picture">
                 <pic:pic>
                   <pic:nvPicPr>
-                    <pic:cNvPr descr="698094a3327527c12f3d7d3eb747faf6b038e41ce246595074d5306902d9d9d7.jpg" id="177" name="Picture"/>
+                    <pic:cNvPr descr="698094a3327527c12f3d7d3eb747faf6b038e41ce246595074d5306902d9d9d7.jpg" id="171" name="Picture"/>
                     <pic:cNvPicPr>
                       <a:picLocks noChangeArrowheads="1" noChangeAspect="1"/>
                     </pic:cNvPicPr>
                   </pic:nvPicPr>
                   <pic:blipFill>
-                    <a:blip r:embed="rId175"/>
+                    <a:blip r:embed="rId169"/>
                     <a:stretch>
                       <a:fillRect/>
                     </a:stretch>
@@ -27298,18 +27162,18 @@
           <wp:inline>
             <wp:extent cx="2520000" cy="1800698"/>
             <wp:effectExtent b="0" l="0" r="0" t="0"/>
-            <wp:docPr descr="" title="" id="179" name="Picture"/>
+            <wp:docPr descr="" title="" id="173" name="Picture"/>
             <a:graphic>
               <a:graphicData uri="http://schemas.openxmlformats.org/drawingml/2006/picture">
                 <pic:pic>
                   <pic:nvPicPr>
-                    <pic:cNvPr descr="ad9f25672768206dd154acf1437a0fc2c1e3d6afafbc5a6fc20eb5fafd343704.jpg" id="180" name="Picture"/>
+                    <pic:cNvPr descr="ad9f25672768206dd154acf1437a0fc2c1e3d6afafbc5a6fc20eb5fafd343704.jpg" id="174" name="Picture"/>
                     <pic:cNvPicPr>
                       <a:picLocks noChangeArrowheads="1" noChangeAspect="1"/>
                     </pic:cNvPicPr>
                   </pic:nvPicPr>
                   <pic:blipFill>
-                    <a:blip r:embed="rId178"/>
+                    <a:blip r:embed="rId172"/>
                     <a:stretch>
                       <a:fillRect/>
                     </a:stretch>
@@ -27557,18 +27421,18 @@
           <wp:inline>
             <wp:extent cx="2520000" cy="1615877"/>
             <wp:effectExtent b="0" l="0" r="0" t="0"/>
-            <wp:docPr descr="" title="" id="182" name="Picture"/>
+            <wp:docPr descr="" title="" id="176" name="Picture"/>
             <a:graphic>
               <a:graphicData uri="http://schemas.openxmlformats.org/drawingml/2006/picture">
                 <pic:pic>
                   <pic:nvPicPr>
-                    <pic:cNvPr descr="8950be97da904d4c2d09e9668c74110e7e515dd799605d16b1cf7665cbdb9254.jpg" id="183" name="Picture"/>
+                    <pic:cNvPr descr="8950be97da904d4c2d09e9668c74110e7e515dd799605d16b1cf7665cbdb9254.jpg" id="177" name="Picture"/>
                     <pic:cNvPicPr>
                       <a:picLocks noChangeArrowheads="1" noChangeAspect="1"/>
                     </pic:cNvPicPr>
                   </pic:nvPicPr>
                   <pic:blipFill>
-                    <a:blip r:embed="rId181"/>
+                    <a:blip r:embed="rId175"/>
                     <a:stretch>
                       <a:fillRect/>
                     </a:stretch>
@@ -31108,9 +30972,9 @@
         </m:oMath>
       </m:oMathPara>
     </w:p>
-    <w:bookmarkEnd w:id="184"/>
-    <w:bookmarkEnd w:id="185"/>
-    <w:bookmarkStart w:id="220" w:name="第-7-题12-分蔷薇地狱"/>
+    <w:bookmarkEnd w:id="178"/>
+    <w:bookmarkEnd w:id="179"/>
+    <w:bookmarkStart w:id="214" w:name="第-7-题13-分蔷薇地狱"/>
     <w:p>
       <w:pPr>
         <w:pStyle w:val="Heading3"/>
@@ -31128,7 +30992,7 @@
         <w:rPr>
           <w:rFonts w:ascii="Times New Roman" w:hAnsi="Times New Roman" w:cs="Times New Roman" w:eastAsia="SimSun"/>
         </w:rPr>
-        <w:t xml:space="preserve">题（12</w:t>
+        <w:t xml:space="preserve">题（13</w:t>
       </w:r>
       <w:r>
         <w:t xml:space="preserve"> </w:t>
@@ -31257,18 +31121,18 @@
           <wp:inline>
             <wp:extent cx="2520000" cy="1126641"/>
             <wp:effectExtent b="0" l="0" r="0" t="0"/>
-            <wp:docPr descr="" title="" id="187" name="Picture"/>
+            <wp:docPr descr="" title="" id="181" name="Picture"/>
             <a:graphic>
               <a:graphicData uri="http://schemas.openxmlformats.org/drawingml/2006/picture">
                 <pic:pic>
                   <pic:nvPicPr>
-                    <pic:cNvPr descr="04d7e8af47491ab58697b754bf77da9a422fee7809b32a944e4415cc26374dd1.jpg" id="188" name="Picture"/>
+                    <pic:cNvPr descr="04d7e8af47491ab58697b754bf77da9a422fee7809b32a944e4415cc26374dd1.jpg" id="182" name="Picture"/>
                     <pic:cNvPicPr>
                       <a:picLocks noChangeArrowheads="1" noChangeAspect="1"/>
                     </pic:cNvPicPr>
                   </pic:nvPicPr>
                   <pic:blipFill>
-                    <a:blip r:embed="rId186"/>
+                    <a:blip r:embed="rId180"/>
                     <a:stretch>
                       <a:fillRect/>
                     </a:stretch>
@@ -32004,18 +31868,18 @@
           <wp:inline>
             <wp:extent cx="2520000" cy="1468099"/>
             <wp:effectExtent b="0" l="0" r="0" t="0"/>
-            <wp:docPr descr="" title="" id="190" name="Picture"/>
+            <wp:docPr descr="" title="" id="184" name="Picture"/>
             <a:graphic>
               <a:graphicData uri="http://schemas.openxmlformats.org/drawingml/2006/picture">
                 <pic:pic>
                   <pic:nvPicPr>
-                    <pic:cNvPr descr="b8dba792d643f16bd55a906c0a41305926484e2207960369830647c3aa543734.jpg" id="191" name="Picture"/>
+                    <pic:cNvPr descr="b8dba792d643f16bd55a906c0a41305926484e2207960369830647c3aa543734.jpg" id="185" name="Picture"/>
                     <pic:cNvPicPr>
                       <a:picLocks noChangeArrowheads="1" noChangeAspect="1"/>
                     </pic:cNvPicPr>
                   </pic:nvPicPr>
                   <pic:blipFill>
-                    <a:blip r:embed="rId189"/>
+                    <a:blip r:embed="rId183"/>
                     <a:stretch>
                       <a:fillRect/>
                     </a:stretch>
@@ -32508,18 +32372,18 @@
           <wp:inline>
             <wp:extent cx="2520000" cy="477671"/>
             <wp:effectExtent b="0" l="0" r="0" t="0"/>
-            <wp:docPr descr="" title="" id="193" name="Picture"/>
+            <wp:docPr descr="" title="" id="187" name="Picture"/>
             <a:graphic>
               <a:graphicData uri="http://schemas.openxmlformats.org/drawingml/2006/picture">
                 <pic:pic>
                   <pic:nvPicPr>
-                    <pic:cNvPr descr="5a0c54ea377da36afd196e2cc196490a342c01b068a64d1f8e94ea79093c21b4.jpg" id="194" name="Picture"/>
+                    <pic:cNvPr descr="5a0c54ea377da36afd196e2cc196490a342c01b068a64d1f8e94ea79093c21b4.jpg" id="188" name="Picture"/>
                     <pic:cNvPicPr>
                       <a:picLocks noChangeArrowheads="1" noChangeAspect="1"/>
                     </pic:cNvPicPr>
                   </pic:nvPicPr>
                   <pic:blipFill>
-                    <a:blip r:embed="rId192"/>
+                    <a:blip r:embed="rId186"/>
                     <a:stretch>
                       <a:fillRect/>
                     </a:stretch>
@@ -32599,18 +32463,18 @@
           <wp:inline>
             <wp:extent cx="2520000" cy="811098"/>
             <wp:effectExtent b="0" l="0" r="0" t="0"/>
-            <wp:docPr descr="" title="" id="196" name="Picture"/>
+            <wp:docPr descr="" title="" id="190" name="Picture"/>
             <a:graphic>
               <a:graphicData uri="http://schemas.openxmlformats.org/drawingml/2006/picture">
                 <pic:pic>
                   <pic:nvPicPr>
-                    <pic:cNvPr descr="5f1ed10cd791562150113a14b029abbfa63f7e97454a9cc71cce8e0a85b8173f.jpg" id="197" name="Picture"/>
+                    <pic:cNvPr descr="5f1ed10cd791562150113a14b029abbfa63f7e97454a9cc71cce8e0a85b8173f.jpg" id="191" name="Picture"/>
                     <pic:cNvPicPr>
                       <a:picLocks noChangeArrowheads="1" noChangeAspect="1"/>
                     </pic:cNvPicPr>
                   </pic:nvPicPr>
                   <pic:blipFill>
-                    <a:blip r:embed="rId195"/>
+                    <a:blip r:embed="rId189"/>
                     <a:stretch>
                       <a:fillRect/>
                     </a:stretch>
@@ -33682,18 +33546,18 @@
           <wp:inline>
             <wp:extent cx="2520000" cy="734636"/>
             <wp:effectExtent b="0" l="0" r="0" t="0"/>
-            <wp:docPr descr="" title="" id="199" name="Picture"/>
+            <wp:docPr descr="" title="" id="193" name="Picture"/>
             <a:graphic>
               <a:graphicData uri="http://schemas.openxmlformats.org/drawingml/2006/picture">
                 <pic:pic>
                   <pic:nvPicPr>
-                    <pic:cNvPr descr="fab5e4cb6a6fc183e6b9d85cf1bf078c214f021d4195da6bd5c6e7e82b81dc6c.jpg" id="200" name="Picture"/>
+                    <pic:cNvPr descr="fab5e4cb6a6fc183e6b9d85cf1bf078c214f021d4195da6bd5c6e7e82b81dc6c.jpg" id="194" name="Picture"/>
                     <pic:cNvPicPr>
                       <a:picLocks noChangeArrowheads="1" noChangeAspect="1"/>
                     </pic:cNvPicPr>
                   </pic:nvPicPr>
                   <pic:blipFill>
-                    <a:blip r:embed="rId198"/>
+                    <a:blip r:embed="rId192"/>
                     <a:stretch>
                       <a:fillRect/>
                     </a:stretch>
@@ -34478,7 +34342,7 @@
         <w:t xml:space="preserve">为常数。不使用这个提示的正确解答不会被扣分。</w:t>
       </w:r>
     </w:p>
-    <w:bookmarkStart w:id="219" w:name="答案-6"/>
+    <w:bookmarkStart w:id="213" w:name="答案-6"/>
     <w:p>
       <w:pPr>
         <w:pStyle w:val="Heading4"/>
@@ -34560,18 +34424,18 @@
                 <wp:inline>
                   <wp:extent cx="1585903" cy="1655999"/>
                   <wp:effectExtent b="0" l="0" r="0" t="0"/>
-                  <wp:docPr descr="" title="" id="202" name="Picture"/>
+                  <wp:docPr descr="" title="" id="196" name="Picture"/>
                   <a:graphic>
                     <a:graphicData uri="http://schemas.openxmlformats.org/drawingml/2006/picture">
                       <pic:pic>
                         <pic:nvPicPr>
-                          <pic:cNvPr descr="3ee698847197c5fa5b436c15e7290b9c0b61195ea8f23aa1bedb2af560323d80.jpg" id="203" name="Picture"/>
+                          <pic:cNvPr descr="3ee698847197c5fa5b436c15e7290b9c0b61195ea8f23aa1bedb2af560323d80.jpg" id="197" name="Picture"/>
                           <pic:cNvPicPr>
                             <a:picLocks noChangeArrowheads="1" noChangeAspect="1"/>
                           </pic:cNvPicPr>
                         </pic:nvPicPr>
                         <pic:blipFill>
-                          <a:blip r:embed="rId201"/>
+                          <a:blip r:embed="rId195"/>
                           <a:stretch>
                             <a:fillRect/>
                           </a:stretch>
@@ -34614,18 +34478,18 @@
                 <wp:inline>
                   <wp:extent cx="2406600" cy="1435515"/>
                   <wp:effectExtent b="0" l="0" r="0" t="0"/>
-                  <wp:docPr descr="" title="" id="205" name="Picture"/>
+                  <wp:docPr descr="" title="" id="199" name="Picture"/>
                   <a:graphic>
                     <a:graphicData uri="http://schemas.openxmlformats.org/drawingml/2006/picture">
                       <pic:pic>
                         <pic:nvPicPr>
-                          <pic:cNvPr descr="4fd8e335543dac02beed15b4935f72ac77aeaca212875942bcbbfdb6600cb498.jpg" id="206" name="Picture"/>
+                          <pic:cNvPr descr="4fd8e335543dac02beed15b4935f72ac77aeaca212875942bcbbfdb6600cb498.jpg" id="200" name="Picture"/>
                           <pic:cNvPicPr>
                             <a:picLocks noChangeArrowheads="1" noChangeAspect="1"/>
                           </pic:cNvPicPr>
                         </pic:nvPicPr>
                         <pic:blipFill>
-                          <a:blip r:embed="rId204"/>
+                          <a:blip r:embed="rId198"/>
                           <a:stretch>
                             <a:fillRect/>
                           </a:stretch>
@@ -34809,18 +34673,18 @@
                 <wp:inline>
                   <wp:extent cx="1568400" cy="252889"/>
                   <wp:effectExtent b="0" l="0" r="0" t="0"/>
-                  <wp:docPr descr="" title="" id="208" name="Picture"/>
+                  <wp:docPr descr="" title="" id="202" name="Picture"/>
                   <a:graphic>
                     <a:graphicData uri="http://schemas.openxmlformats.org/drawingml/2006/picture">
                       <pic:pic>
                         <pic:nvPicPr>
-                          <pic:cNvPr descr="1aab72985cc7f2787181aed1ec99378def234d41ac2fbe0020ca5b4fd1d07035.jpg" id="209" name="Picture"/>
+                          <pic:cNvPr descr="1aab72985cc7f2787181aed1ec99378def234d41ac2fbe0020ca5b4fd1d07035.jpg" id="203" name="Picture"/>
                           <pic:cNvPicPr>
                             <a:picLocks noChangeArrowheads="1" noChangeAspect="1"/>
                           </pic:cNvPicPr>
                         </pic:nvPicPr>
                         <pic:blipFill>
-                          <a:blip r:embed="rId207"/>
+                          <a:blip r:embed="rId201"/>
                           <a:stretch>
                             <a:fillRect/>
                           </a:stretch>
@@ -34863,18 +34727,18 @@
                 <wp:inline>
                   <wp:extent cx="1568400" cy="293344"/>
                   <wp:effectExtent b="0" l="0" r="0" t="0"/>
-                  <wp:docPr descr="" title="" id="211" name="Picture"/>
+                  <wp:docPr descr="" title="" id="205" name="Picture"/>
                   <a:graphic>
                     <a:graphicData uri="http://schemas.openxmlformats.org/drawingml/2006/picture">
                       <pic:pic>
                         <pic:nvPicPr>
-                          <pic:cNvPr descr="1c201f73f9b5f8c4c4e7030f212f01f70d7ea0b61ffa0fdaf77fda7e0cc552c5.jpg" id="212" name="Picture"/>
+                          <pic:cNvPr descr="1c201f73f9b5f8c4c4e7030f212f01f70d7ea0b61ffa0fdaf77fda7e0cc552c5.jpg" id="206" name="Picture"/>
                           <pic:cNvPicPr>
                             <a:picLocks noChangeArrowheads="1" noChangeAspect="1"/>
                           </pic:cNvPicPr>
                         </pic:nvPicPr>
                         <pic:blipFill>
-                          <a:blip r:embed="rId210"/>
+                          <a:blip r:embed="rId204"/>
                           <a:stretch>
                             <a:fillRect/>
                           </a:stretch>
@@ -34917,18 +34781,18 @@
                 <wp:inline>
                   <wp:extent cx="1568400" cy="412521"/>
                   <wp:effectExtent b="0" l="0" r="0" t="0"/>
-                  <wp:docPr descr="" title="" id="214" name="Picture"/>
+                  <wp:docPr descr="" title="" id="208" name="Picture"/>
                   <a:graphic>
                     <a:graphicData uri="http://schemas.openxmlformats.org/drawingml/2006/picture">
                       <pic:pic>
                         <pic:nvPicPr>
-                          <pic:cNvPr descr="7c8bc8a42c68ef2279896b09fef3098382a4e8a4b91ee100767cb4dba38ad6e0.jpg" id="215" name="Picture"/>
+                          <pic:cNvPr descr="7c8bc8a42c68ef2279896b09fef3098382a4e8a4b91ee100767cb4dba38ad6e0.jpg" id="209" name="Picture"/>
                           <pic:cNvPicPr>
                             <a:picLocks noChangeArrowheads="1" noChangeAspect="1"/>
                           </pic:cNvPicPr>
                         </pic:nvPicPr>
                         <pic:blipFill>
-                          <a:blip r:embed="rId213"/>
+                          <a:blip r:embed="rId207"/>
                           <a:stretch>
                             <a:fillRect/>
                           </a:stretch>
@@ -35165,18 +35029,18 @@
           <wp:inline>
             <wp:extent cx="2520000" cy="676824"/>
             <wp:effectExtent b="0" l="0" r="0" t="0"/>
-            <wp:docPr descr="" title="" id="217" name="Picture"/>
+            <wp:docPr descr="" title="" id="211" name="Picture"/>
             <a:graphic>
               <a:graphicData uri="http://schemas.openxmlformats.org/drawingml/2006/picture">
                 <pic:pic>
                   <pic:nvPicPr>
-                    <pic:cNvPr descr="36ddfb2737d00076dc20ece9cea20a4b51e282cd00bb1472ded93c7f53c1a3f4.jpg" id="218" name="Picture"/>
+                    <pic:cNvPr descr="36ddfb2737d00076dc20ece9cea20a4b51e282cd00bb1472ded93c7f53c1a3f4.jpg" id="212" name="Picture"/>
                     <pic:cNvPicPr>
                       <a:picLocks noChangeArrowheads="1" noChangeAspect="1"/>
                     </pic:cNvPicPr>
                   </pic:nvPicPr>
                   <pic:blipFill>
-                    <a:blip r:embed="rId216"/>
+                    <a:blip r:embed="rId210"/>
                     <a:stretch>
                       <a:fillRect/>
                     </a:stretch>
@@ -35878,9 +35742,9 @@
         <w:t xml:space="preserve">，比值为0.20，仍然不合理</w:t>
       </w:r>
     </w:p>
-    <w:bookmarkEnd w:id="219"/>
-    <w:bookmarkEnd w:id="220"/>
-    <w:bookmarkStart w:id="258" w:name="第-8-题12-分抗癌药物"/>
+    <w:bookmarkEnd w:id="213"/>
+    <w:bookmarkEnd w:id="214"/>
+    <w:bookmarkStart w:id="252" w:name="第-8-题13-分抗癌药物"/>
     <w:p>
       <w:pPr>
         <w:pStyle w:val="Heading3"/>
@@ -35898,7 +35762,7 @@
         <w:rPr>
           <w:rFonts w:ascii="Times New Roman" w:hAnsi="Times New Roman" w:cs="Times New Roman" w:eastAsia="SimSun"/>
         </w:rPr>
-        <w:t xml:space="preserve">题（12</w:t>
+        <w:t xml:space="preserve">题（13</w:t>
       </w:r>
       <w:r>
         <w:t xml:space="preserve"> </w:t>
@@ -37022,18 +36886,18 @@
           <wp:inline>
             <wp:extent cx="2520000" cy="1850434"/>
             <wp:effectExtent b="0" l="0" r="0" t="0"/>
-            <wp:docPr descr="" title="" id="222" name="Picture"/>
+            <wp:docPr descr="" title="" id="216" name="Picture"/>
             <a:graphic>
               <a:graphicData uri="http://schemas.openxmlformats.org/drawingml/2006/picture">
                 <pic:pic>
                   <pic:nvPicPr>
-                    <pic:cNvPr descr="9c6e1a8d6edb5f4836f50c0b567597bc8e4e13d2eca91bd4dcb2a12660f0b4d4.jpg" id="223" name="Picture"/>
+                    <pic:cNvPr descr="9c6e1a8d6edb5f4836f50c0b567597bc8e4e13d2eca91bd4dcb2a12660f0b4d4.jpg" id="217" name="Picture"/>
                     <pic:cNvPicPr>
                       <a:picLocks noChangeArrowheads="1" noChangeAspect="1"/>
                     </pic:cNvPicPr>
                   </pic:nvPicPr>
                   <pic:blipFill>
-                    <a:blip r:embed="rId221"/>
+                    <a:blip r:embed="rId215"/>
                     <a:stretch>
                       <a:fillRect/>
                     </a:stretch>
@@ -37231,18 +37095,18 @@
           <wp:inline>
             <wp:extent cx="2520000" cy="689684"/>
             <wp:effectExtent b="0" l="0" r="0" t="0"/>
-            <wp:docPr descr="" title="" id="225" name="Picture"/>
+            <wp:docPr descr="" title="" id="219" name="Picture"/>
             <a:graphic>
               <a:graphicData uri="http://schemas.openxmlformats.org/drawingml/2006/picture">
                 <pic:pic>
                   <pic:nvPicPr>
-                    <pic:cNvPr descr="3eacc6e0c40978628822e1e8103c07898ad1498fec9df8544f45da5f4a268add.jpg" id="226" name="Picture"/>
+                    <pic:cNvPr descr="3eacc6e0c40978628822e1e8103c07898ad1498fec9df8544f45da5f4a268add.jpg" id="220" name="Picture"/>
                     <pic:cNvPicPr>
                       <a:picLocks noChangeArrowheads="1" noChangeAspect="1"/>
                     </pic:cNvPicPr>
                   </pic:nvPicPr>
                   <pic:blipFill>
-                    <a:blip r:embed="rId224"/>
+                    <a:blip r:embed="rId218"/>
                     <a:stretch>
                       <a:fillRect/>
                     </a:stretch>
@@ -37869,18 +37733,18 @@
           <wp:inline>
             <wp:extent cx="2520000" cy="633464"/>
             <wp:effectExtent b="0" l="0" r="0" t="0"/>
-            <wp:docPr descr="" title="" id="228" name="Picture"/>
+            <wp:docPr descr="" title="" id="222" name="Picture"/>
             <a:graphic>
               <a:graphicData uri="http://schemas.openxmlformats.org/drawingml/2006/picture">
                 <pic:pic>
                   <pic:nvPicPr>
-                    <pic:cNvPr descr="edff4344e57b423c45dc612bd542b3e91c2f085b1ef4425d42c155f178006887.jpg" id="229" name="Picture"/>
+                    <pic:cNvPr descr="edff4344e57b423c45dc612bd542b3e91c2f085b1ef4425d42c155f178006887.jpg" id="223" name="Picture"/>
                     <pic:cNvPicPr>
                       <a:picLocks noChangeArrowheads="1" noChangeAspect="1"/>
                     </pic:cNvPicPr>
                   </pic:nvPicPr>
                   <pic:blipFill>
-                    <a:blip r:embed="rId227"/>
+                    <a:blip r:embed="rId221"/>
                     <a:stretch>
                       <a:fillRect/>
                     </a:stretch>
@@ -37940,7 +37804,7 @@
         <w:t xml:space="preserve">可引发抗肿瘤免疫反应的原因。</w:t>
       </w:r>
     </w:p>
-    <w:bookmarkStart w:id="257" w:name="答案-7"/>
+    <w:bookmarkStart w:id="251" w:name="答案-7"/>
     <w:p>
       <w:pPr>
         <w:pStyle w:val="Heading4"/>
@@ -39624,18 +39488,18 @@
                 <wp:inline>
                   <wp:extent cx="1323320" cy="1655999"/>
                   <wp:effectExtent b="0" l="0" r="0" t="0"/>
-                  <wp:docPr descr="" title="" id="231" name="Picture"/>
+                  <wp:docPr descr="" title="" id="225" name="Picture"/>
                   <a:graphic>
                     <a:graphicData uri="http://schemas.openxmlformats.org/drawingml/2006/picture">
                       <pic:pic>
                         <pic:nvPicPr>
-                          <pic:cNvPr descr="1371e0a529bc9ff516d205f6721a8708608889bed037fda99f44158c865ee0d7.jpg" id="232" name="Picture"/>
+                          <pic:cNvPr descr="1371e0a529bc9ff516d205f6721a8708608889bed037fda99f44158c865ee0d7.jpg" id="226" name="Picture"/>
                           <pic:cNvPicPr>
                             <a:picLocks noChangeArrowheads="1" noChangeAspect="1"/>
                           </pic:cNvPicPr>
                         </pic:nvPicPr>
                         <pic:blipFill>
-                          <a:blip r:embed="rId230"/>
+                          <a:blip r:embed="rId224"/>
                           <a:stretch>
                             <a:fillRect/>
                           </a:stretch>
@@ -39678,18 +39542,18 @@
                 <wp:inline>
                   <wp:extent cx="1732859" cy="1655999"/>
                   <wp:effectExtent b="0" l="0" r="0" t="0"/>
-                  <wp:docPr descr="" title="" id="234" name="Picture"/>
+                  <wp:docPr descr="" title="" id="228" name="Picture"/>
                   <a:graphic>
                     <a:graphicData uri="http://schemas.openxmlformats.org/drawingml/2006/picture">
                       <pic:pic>
                         <pic:nvPicPr>
-                          <pic:cNvPr descr="37158fa880d01ad48c1fecf2e8f00888e8319b611f46c5c57c9d70691948acf9.jpg" id="235" name="Picture"/>
+                          <pic:cNvPr descr="37158fa880d01ad48c1fecf2e8f00888e8319b611f46c5c57c9d70691948acf9.jpg" id="229" name="Picture"/>
                           <pic:cNvPicPr>
                             <a:picLocks noChangeArrowheads="1" noChangeAspect="1"/>
                           </pic:cNvPicPr>
                         </pic:nvPicPr>
                         <pic:blipFill>
-                          <a:blip r:embed="rId233"/>
+                          <a:blip r:embed="rId227"/>
                           <a:stretch>
                             <a:fillRect/>
                           </a:stretch>
@@ -39843,18 +39707,18 @@
                 <wp:inline>
                   <wp:extent cx="1952595" cy="1655999"/>
                   <wp:effectExtent b="0" l="0" r="0" t="0"/>
-                  <wp:docPr descr="" title="" id="237" name="Picture"/>
+                  <wp:docPr descr="" title="" id="231" name="Picture"/>
                   <a:graphic>
                     <a:graphicData uri="http://schemas.openxmlformats.org/drawingml/2006/picture">
                       <pic:pic>
                         <pic:nvPicPr>
-                          <pic:cNvPr descr="f380e9544b4788e576cd5b00862011faed58466ff9a95b4a7cf8e228150114bd.jpg" id="238" name="Picture"/>
+                          <pic:cNvPr descr="f380e9544b4788e576cd5b00862011faed58466ff9a95b4a7cf8e228150114bd.jpg" id="232" name="Picture"/>
                           <pic:cNvPicPr>
                             <a:picLocks noChangeArrowheads="1" noChangeAspect="1"/>
                           </pic:cNvPicPr>
                         </pic:nvPicPr>
                         <pic:blipFill>
-                          <a:blip r:embed="rId236"/>
+                          <a:blip r:embed="rId230"/>
                           <a:stretch>
                             <a:fillRect/>
                           </a:stretch>
@@ -39897,18 +39761,18 @@
                 <wp:inline>
                   <wp:extent cx="2406600" cy="722194"/>
                   <wp:effectExtent b="0" l="0" r="0" t="0"/>
-                  <wp:docPr descr="" title="" id="240" name="Picture"/>
+                  <wp:docPr descr="" title="" id="234" name="Picture"/>
                   <a:graphic>
                     <a:graphicData uri="http://schemas.openxmlformats.org/drawingml/2006/picture">
                       <pic:pic>
                         <pic:nvPicPr>
-                          <pic:cNvPr descr="069d700bef0c9a7fcaae05885c3d4a97651043a6fafb6ba952fdb91f3ee1a551.jpg" id="241" name="Picture"/>
+                          <pic:cNvPr descr="069d700bef0c9a7fcaae05885c3d4a97651043a6fafb6ba952fdb91f3ee1a551.jpg" id="235" name="Picture"/>
                           <pic:cNvPicPr>
                             <a:picLocks noChangeArrowheads="1" noChangeAspect="1"/>
                           </pic:cNvPicPr>
                         </pic:nvPicPr>
                         <pic:blipFill>
-                          <a:blip r:embed="rId239"/>
+                          <a:blip r:embed="rId233"/>
                           <a:stretch>
                             <a:fillRect/>
                           </a:stretch>
@@ -39961,18 +39825,18 @@
           <wp:inline>
             <wp:extent cx="2520000" cy="1118216"/>
             <wp:effectExtent b="0" l="0" r="0" t="0"/>
-            <wp:docPr descr="" title="" id="243" name="Picture"/>
+            <wp:docPr descr="" title="" id="237" name="Picture"/>
             <a:graphic>
               <a:graphicData uri="http://schemas.openxmlformats.org/drawingml/2006/picture">
                 <pic:pic>
                   <pic:nvPicPr>
-                    <pic:cNvPr descr="9c2a70cc7abd6440bdec9ac38e9374bd9d7f7df34b50dd34b89a38ed05adcff7.jpg" id="244" name="Picture"/>
+                    <pic:cNvPr descr="9c2a70cc7abd6440bdec9ac38e9374bd9d7f7df34b50dd34b89a38ed05adcff7.jpg" id="238" name="Picture"/>
                     <pic:cNvPicPr>
                       <a:picLocks noChangeArrowheads="1" noChangeAspect="1"/>
                     </pic:cNvPicPr>
                   </pic:nvPicPr>
                   <pic:blipFill>
-                    <a:blip r:embed="rId242"/>
+                    <a:blip r:embed="rId236"/>
                     <a:stretch>
                       <a:fillRect/>
                     </a:stretch>
@@ -40446,18 +40310,18 @@
           <wp:inline>
             <wp:extent cx="2520000" cy="608764"/>
             <wp:effectExtent b="0" l="0" r="0" t="0"/>
-            <wp:docPr descr="" title="" id="246" name="Picture"/>
+            <wp:docPr descr="" title="" id="240" name="Picture"/>
             <a:graphic>
               <a:graphicData uri="http://schemas.openxmlformats.org/drawingml/2006/picture">
                 <pic:pic>
                   <pic:nvPicPr>
-                    <pic:cNvPr descr="be63c0f9b89906d0a7e368dadfff89540f5f5d3a6c9bc85166042cc143acfb28.jpg" id="247" name="Picture"/>
+                    <pic:cNvPr descr="be63c0f9b89906d0a7e368dadfff89540f5f5d3a6c9bc85166042cc143acfb28.jpg" id="241" name="Picture"/>
                     <pic:cNvPicPr>
                       <a:picLocks noChangeArrowheads="1" noChangeAspect="1"/>
                     </pic:cNvPicPr>
                   </pic:nvPicPr>
                   <pic:blipFill>
-                    <a:blip r:embed="rId245"/>
+                    <a:blip r:embed="rId239"/>
                     <a:stretch>
                       <a:fillRect/>
                     </a:stretch>
@@ -40624,18 +40488,18 @@
                 <wp:inline>
                   <wp:extent cx="2406600" cy="699958"/>
                   <wp:effectExtent b="0" l="0" r="0" t="0"/>
-                  <wp:docPr descr="" title="" id="249" name="Picture"/>
+                  <wp:docPr descr="" title="" id="243" name="Picture"/>
                   <a:graphic>
                     <a:graphicData uri="http://schemas.openxmlformats.org/drawingml/2006/picture">
                       <pic:pic>
                         <pic:nvPicPr>
-                          <pic:cNvPr descr="41727827cf2ca366c0a707558bdb98f8135bda4705804dcea80bb8903b6cb1dc.jpg" id="250" name="Picture"/>
+                          <pic:cNvPr descr="41727827cf2ca366c0a707558bdb98f8135bda4705804dcea80bb8903b6cb1dc.jpg" id="244" name="Picture"/>
                           <pic:cNvPicPr>
                             <a:picLocks noChangeArrowheads="1" noChangeAspect="1"/>
                           </pic:cNvPicPr>
                         </pic:nvPicPr>
                         <pic:blipFill>
-                          <a:blip r:embed="rId248"/>
+                          <a:blip r:embed="rId242"/>
                           <a:stretch>
                             <a:fillRect/>
                           </a:stretch>
@@ -40678,18 +40542,18 @@
                 <wp:inline>
                   <wp:extent cx="2406600" cy="1066843"/>
                   <wp:effectExtent b="0" l="0" r="0" t="0"/>
-                  <wp:docPr descr="" title="" id="252" name="Picture"/>
+                  <wp:docPr descr="" title="" id="246" name="Picture"/>
                   <a:graphic>
                     <a:graphicData uri="http://schemas.openxmlformats.org/drawingml/2006/picture">
                       <pic:pic>
                         <pic:nvPicPr>
-                          <pic:cNvPr descr="285d08bdabee3d5abdada318b71fe5c089edd01d227f82edcea4d3cdbee25ce2.jpg" id="253" name="Picture"/>
+                          <pic:cNvPr descr="285d08bdabee3d5abdada318b71fe5c089edd01d227f82edcea4d3cdbee25ce2.jpg" id="247" name="Picture"/>
                           <pic:cNvPicPr>
                             <a:picLocks noChangeArrowheads="1" noChangeAspect="1"/>
                           </pic:cNvPicPr>
                         </pic:nvPicPr>
                         <pic:blipFill>
-                          <a:blip r:embed="rId251"/>
+                          <a:blip r:embed="rId245"/>
                           <a:stretch>
                             <a:fillRect/>
                           </a:stretch>
@@ -40975,18 +40839,18 @@
           <wp:inline>
             <wp:extent cx="1447800" cy="825500"/>
             <wp:effectExtent b="0" l="0" r="0" t="0"/>
-            <wp:docPr descr="" title="" id="255" name="Picture"/>
+            <wp:docPr descr="" title="" id="249" name="Picture"/>
             <a:graphic>
               <a:graphicData uri="http://schemas.openxmlformats.org/drawingml/2006/picture">
                 <pic:pic>
                   <pic:nvPicPr>
-                    <pic:cNvPr descr="78c75c6084749d1144cc002f6e1c2851380c1268deb159e2032d422ee7146940.jpg" id="256" name="Picture"/>
+                    <pic:cNvPr descr="78c75c6084749d1144cc002f6e1c2851380c1268deb159e2032d422ee7146940.jpg" id="250" name="Picture"/>
                     <pic:cNvPicPr>
                       <a:picLocks noChangeArrowheads="1" noChangeAspect="1"/>
                     </pic:cNvPicPr>
                   </pic:nvPicPr>
                   <pic:blipFill>
-                    <a:blip r:embed="rId254"/>
+                    <a:blip r:embed="rId248"/>
                     <a:stretch>
                       <a:fillRect/>
                     </a:stretch>
@@ -41013,9 +40877,9 @@
         </w:drawing>
       </w:r>
     </w:p>
-    <w:bookmarkEnd w:id="257"/>
-    <w:bookmarkEnd w:id="258"/>
-    <w:bookmarkStart w:id="260" w:name="第-9-题7-分胺的分解"/>
+    <w:bookmarkEnd w:id="251"/>
+    <w:bookmarkEnd w:id="252"/>
+    <w:bookmarkStart w:id="254" w:name="第-9-题13-分胺的分解"/>
     <w:p>
       <w:pPr>
         <w:pStyle w:val="Heading3"/>
@@ -41033,7 +40897,7 @@
         <w:rPr>
           <w:rFonts w:ascii="Times New Roman" w:hAnsi="Times New Roman" w:cs="Times New Roman" w:eastAsia="SimSun"/>
         </w:rPr>
-        <w:t xml:space="preserve">题（7</w:t>
+        <w:t xml:space="preserve">题（13</w:t>
       </w:r>
       <w:r>
         <w:t xml:space="preserve"> </w:t>
@@ -43583,7 +43447,7 @@
         <w:t xml:space="preserve">40000Pa，试证明动力学的定律被实验结果所证实，并计算表观速率常数。</w:t>
       </w:r>
     </w:p>
-    <w:bookmarkStart w:id="259" w:name="答案-8"/>
+    <w:bookmarkStart w:id="253" w:name="答案-8"/>
     <w:p>
       <w:pPr>
         <w:pStyle w:val="Heading4"/>
@@ -45071,9 +44935,9 @@
         </m:sSup>
       </m:oMath>
     </w:p>
-    <w:bookmarkEnd w:id="259"/>
-    <w:bookmarkEnd w:id="260"/>
-    <w:bookmarkStart w:id="280" w:name="第-10-题10-分碳的同素异形体"/>
+    <w:bookmarkEnd w:id="253"/>
+    <w:bookmarkEnd w:id="254"/>
+    <w:bookmarkStart w:id="274" w:name="第-10-题13-分碳的同素异形体"/>
     <w:p>
       <w:pPr>
         <w:pStyle w:val="Heading3"/>
@@ -45091,7 +44955,7 @@
         <w:rPr>
           <w:rFonts w:ascii="Times New Roman" w:hAnsi="Times New Roman" w:cs="Times New Roman" w:eastAsia="SimSun"/>
         </w:rPr>
-        <w:t xml:space="preserve">题（10</w:t>
+        <w:t xml:space="preserve">题（13</w:t>
       </w:r>
       <w:r>
         <w:t xml:space="preserve"> </w:t>
@@ -46541,18 +46405,18 @@
           <wp:inline>
             <wp:extent cx="2015999" cy="1951315"/>
             <wp:effectExtent b="0" l="0" r="0" t="0"/>
-            <wp:docPr descr="" title="" id="262" name="Picture"/>
+            <wp:docPr descr="" title="" id="256" name="Picture"/>
             <a:graphic>
               <a:graphicData uri="http://schemas.openxmlformats.org/drawingml/2006/picture">
                 <pic:pic>
                   <pic:nvPicPr>
-                    <pic:cNvPr descr="e5e0f80aad1e250af84cc56c37949ad79529700a08e0cbbd01d083e024cc3a0c.jpg" id="263" name="Picture"/>
+                    <pic:cNvPr descr="e5e0f80aad1e250af84cc56c37949ad79529700a08e0cbbd01d083e024cc3a0c.jpg" id="257" name="Picture"/>
                     <pic:cNvPicPr>
                       <a:picLocks noChangeArrowheads="1" noChangeAspect="1"/>
                     </pic:cNvPicPr>
                   </pic:nvPicPr>
                   <pic:blipFill>
-                    <a:blip r:embed="rId261"/>
+                    <a:blip r:embed="rId255"/>
                     <a:stretch>
                       <a:fillRect/>
                     </a:stretch>
@@ -47363,18 +47227,18 @@
           <wp:inline>
             <wp:extent cx="2520000" cy="1603636"/>
             <wp:effectExtent b="0" l="0" r="0" t="0"/>
-            <wp:docPr descr="" title="" id="265" name="Picture"/>
+            <wp:docPr descr="" title="" id="259" name="Picture"/>
             <a:graphic>
               <a:graphicData uri="http://schemas.openxmlformats.org/drawingml/2006/picture">
                 <pic:pic>
                   <pic:nvPicPr>
-                    <pic:cNvPr descr="dcb5db8f01599257c201100974db51797a30f8bb9cd3d97db2888704bf63dcc5.jpg" id="266" name="Picture"/>
+                    <pic:cNvPr descr="dcb5db8f01599257c201100974db51797a30f8bb9cd3d97db2888704bf63dcc5.jpg" id="260" name="Picture"/>
                     <pic:cNvPicPr>
                       <a:picLocks noChangeArrowheads="1" noChangeAspect="1"/>
                     </pic:cNvPicPr>
                   </pic:nvPicPr>
                   <pic:blipFill>
-                    <a:blip r:embed="rId264"/>
+                    <a:blip r:embed="rId258"/>
                     <a:stretch>
                       <a:fillRect/>
                     </a:stretch>
@@ -47829,18 +47693,18 @@
           <wp:inline>
             <wp:extent cx="2520000" cy="941012"/>
             <wp:effectExtent b="0" l="0" r="0" t="0"/>
-            <wp:docPr descr="" title="" id="268" name="Picture"/>
+            <wp:docPr descr="" title="" id="262" name="Picture"/>
             <a:graphic>
               <a:graphicData uri="http://schemas.openxmlformats.org/drawingml/2006/picture">
                 <pic:pic>
                   <pic:nvPicPr>
-                    <pic:cNvPr descr="7c2ecd5ecc58e42a3fecfa72d5832b22dd8fc48959e2274542812f66594e3421.jpg" id="269" name="Picture"/>
+                    <pic:cNvPr descr="7c2ecd5ecc58e42a3fecfa72d5832b22dd8fc48959e2274542812f66594e3421.jpg" id="263" name="Picture"/>
                     <pic:cNvPicPr>
                       <a:picLocks noChangeArrowheads="1" noChangeAspect="1"/>
                     </pic:cNvPicPr>
                   </pic:nvPicPr>
                   <pic:blipFill>
-                    <a:blip r:embed="rId267"/>
+                    <a:blip r:embed="rId261"/>
                     <a:stretch>
                       <a:fillRect/>
                     </a:stretch>
@@ -48065,18 +47929,18 @@
                 <wp:inline>
                   <wp:extent cx="985973" cy="1655999"/>
                   <wp:effectExtent b="0" l="0" r="0" t="0"/>
-                  <wp:docPr descr="" title="" id="271" name="Picture"/>
+                  <wp:docPr descr="" title="" id="265" name="Picture"/>
                   <a:graphic>
                     <a:graphicData uri="http://schemas.openxmlformats.org/drawingml/2006/picture">
                       <pic:pic>
                         <pic:nvPicPr>
-                          <pic:cNvPr descr="4cc1c49d5f19e32869fe06c3287d51685125cbe287c514835cb477a2550e5b26.jpg" id="272" name="Picture"/>
+                          <pic:cNvPr descr="4cc1c49d5f19e32869fe06c3287d51685125cbe287c514835cb477a2550e5b26.jpg" id="266" name="Picture"/>
                           <pic:cNvPicPr>
                             <a:picLocks noChangeArrowheads="1" noChangeAspect="1"/>
                           </pic:cNvPicPr>
                         </pic:nvPicPr>
                         <pic:blipFill>
-                          <a:blip r:embed="rId270"/>
+                          <a:blip r:embed="rId264"/>
                           <a:stretch>
                             <a:fillRect/>
                           </a:stretch>
@@ -48119,18 +47983,18 @@
                 <wp:inline>
                   <wp:extent cx="1258559" cy="1655998"/>
                   <wp:effectExtent b="0" l="0" r="0" t="0"/>
-                  <wp:docPr descr="" title="" id="274" name="Picture"/>
+                  <wp:docPr descr="" title="" id="268" name="Picture"/>
                   <a:graphic>
                     <a:graphicData uri="http://schemas.openxmlformats.org/drawingml/2006/picture">
                       <pic:pic>
                         <pic:nvPicPr>
-                          <pic:cNvPr descr="85d249e18fb123282ad76e457c74729dab5b2f698ce76b5a9ce50585603a6973.jpg" id="275" name="Picture"/>
+                          <pic:cNvPr descr="85d249e18fb123282ad76e457c74729dab5b2f698ce76b5a9ce50585603a6973.jpg" id="269" name="Picture"/>
                           <pic:cNvPicPr>
                             <a:picLocks noChangeArrowheads="1" noChangeAspect="1"/>
                           </pic:cNvPicPr>
                         </pic:nvPicPr>
                         <pic:blipFill>
-                          <a:blip r:embed="rId273"/>
+                          <a:blip r:embed="rId267"/>
                           <a:stretch>
                             <a:fillRect/>
                           </a:stretch>
@@ -48173,18 +48037,18 @@
                 <wp:inline>
                   <wp:extent cx="1141153" cy="1655999"/>
                   <wp:effectExtent b="0" l="0" r="0" t="0"/>
-                  <wp:docPr descr="" title="" id="277" name="Picture"/>
+                  <wp:docPr descr="" title="" id="271" name="Picture"/>
                   <a:graphic>
                     <a:graphicData uri="http://schemas.openxmlformats.org/drawingml/2006/picture">
                       <pic:pic>
                         <pic:nvPicPr>
-                          <pic:cNvPr descr="627649c752e9177bb2214fc0bba9f1b029e1d7612c8cb339de6cfa916f43cf2e.jpg" id="278" name="Picture"/>
+                          <pic:cNvPr descr="627649c752e9177bb2214fc0bba9f1b029e1d7612c8cb339de6cfa916f43cf2e.jpg" id="272" name="Picture"/>
                           <pic:cNvPicPr>
                             <a:picLocks noChangeArrowheads="1" noChangeAspect="1"/>
                           </pic:cNvPicPr>
                         </pic:nvPicPr>
                         <pic:blipFill>
-                          <a:blip r:embed="rId276"/>
+                          <a:blip r:embed="rId270"/>
                           <a:stretch>
                             <a:fillRect/>
                           </a:stretch>
@@ -48214,7 +48078,7 @@
         </w:tc>
       </w:tr>
     </w:tbl>
-    <w:bookmarkStart w:id="279" w:name="答案-9"/>
+    <w:bookmarkStart w:id="273" w:name="答案-9"/>
     <w:p>
       <w:pPr>
         <w:pStyle w:val="Heading4"/>
@@ -50832,10 +50696,10 @@
         <w:t xml:space="preserve">型号为（5,5）型（1分）</w:t>
       </w:r>
     </w:p>
-    <w:bookmarkEnd w:id="279"/>
-    <w:bookmarkEnd w:id="280"/>
-    <w:bookmarkEnd w:id="281"/>
-    <w:bookmarkStart w:id="282" w:name="附选题清单题卡溯源"/>
+    <w:bookmarkEnd w:id="273"/>
+    <w:bookmarkEnd w:id="274"/>
+    <w:bookmarkEnd w:id="275"/>
+    <w:bookmarkStart w:id="276" w:name="附选题清单题卡溯源"/>
     <w:p>
       <w:pPr>
         <w:pStyle w:val="Heading2"/>
@@ -51223,7 +51087,7 @@
               <w:jc w:val="center"/>
             </w:pPr>
             <w:r>
-              <w:t xml:space="preserve">11</w:t>
+              <w:t xml:space="preserve">13</w:t>
             </w:r>
           </w:p>
         </w:tc>
@@ -51335,7 +51199,7 @@
               <w:jc w:val="center"/>
             </w:pPr>
             <w:r>
-              <w:t xml:space="preserve">12</w:t>
+              <w:t xml:space="preserve">13</w:t>
             </w:r>
           </w:p>
         </w:tc>
@@ -51453,7 +51317,7 @@
               <w:jc w:val="center"/>
             </w:pPr>
             <w:r>
-              <w:t xml:space="preserve">6</w:t>
+              <w:t xml:space="preserve">13</w:t>
             </w:r>
           </w:p>
         </w:tc>
@@ -51568,7 +51432,7 @@
               <w:jc w:val="center"/>
             </w:pPr>
             <w:r>
-              <w:t xml:space="preserve">6</w:t>
+              <w:t xml:space="preserve">13</w:t>
             </w:r>
           </w:p>
         </w:tc>
@@ -51683,7 +51547,7 @@
               <w:jc w:val="center"/>
             </w:pPr>
             <w:r>
-              <w:t xml:space="preserve">11</w:t>
+              <w:t xml:space="preserve">13</w:t>
             </w:r>
           </w:p>
         </w:tc>
@@ -51798,7 +51662,7 @@
               <w:jc w:val="center"/>
             </w:pPr>
             <w:r>
-              <w:t xml:space="preserve">12</w:t>
+              <w:t xml:space="preserve">13</w:t>
             </w:r>
           </w:p>
         </w:tc>
@@ -51910,7 +51774,7 @@
               <w:jc w:val="center"/>
             </w:pPr>
             <w:r>
-              <w:t xml:space="preserve">12</w:t>
+              <w:t xml:space="preserve">13</w:t>
             </w:r>
           </w:p>
         </w:tc>
@@ -52025,7 +51889,7 @@
               <w:jc w:val="center"/>
             </w:pPr>
             <w:r>
-              <w:t xml:space="preserve">7</w:t>
+              <w:t xml:space="preserve">13</w:t>
             </w:r>
           </w:p>
         </w:tc>
@@ -52140,7 +52004,7 @@
               <w:jc w:val="center"/>
             </w:pPr>
             <w:r>
-              <w:t xml:space="preserve">10</w:t>
+              <w:t xml:space="preserve">13</w:t>
             </w:r>
           </w:p>
         </w:tc>
@@ -52159,7 +52023,7 @@
         <w:t xml:space="preserve">合计</w:t>
       </w:r>
       <w:r>
-        <w:t xml:space="preserve"> 100 </w:t>
+        <w:t xml:space="preserve"> 130 </w:t>
       </w:r>
       <w:r>
         <w:rPr>
@@ -52278,8 +52142,8 @@
         <w:t xml:space="preserve">，故本卷不按考段标注。</w:t>
       </w:r>
     </w:p>
-    <w:bookmarkEnd w:id="282"/>
-    <w:bookmarkEnd w:id="283"/>
+    <w:bookmarkEnd w:id="276"/>
+    <w:bookmarkEnd w:id="277"/>
     <w:sectPr>
       <w:footerReference r:id="rId9" w:type="default"/>
       <w:headerReference r:id="rId10" w:type="default"/>

--- a/00-首页/题组Word/初赛模拟卷/真题版式/初赛模拟卷XIp（非有机·答案与解析版·真题版式）.docx
+++ b/00-首页/题组Word/初赛模拟卷/真题版式/初赛模拟卷XIp（非有机·答案与解析版·真题版式）.docx
@@ -7066,8 +7066,8 @@
         <w:tblLook w:firstRow="1" w:lastRow="0" w:firstColumn="0" w:lastColumn="0" w:noHBand="0" w:noVBand="0" w:val="0020"/>
       </w:tblPr>
       <w:tblGrid>
-        <w:gridCol w:w="600"/>
-        <w:gridCol w:w="9152"/>
+        <w:gridCol w:w="695"/>
+        <w:gridCol w:w="9057"/>
       </w:tblGrid>
       <w:tr>
         <w:trPr>
@@ -7075,7 +7075,7 @@
         </w:trPr>
         <w:tc>
           <w:tcPr>
-            <w:tcW w:type="dxa" w:w="600"/>
+            <w:tcW w:type="dxa" w:w="695"/>
           </w:tcPr>
           <w:tcPr/>
           <w:p>
@@ -7090,7 +7090,7 @@
         </w:tc>
         <w:tc>
           <w:tcPr>
-            <w:tcW w:type="dxa" w:w="9152"/>
+            <w:tcW w:type="dxa" w:w="9057"/>
           </w:tcPr>
           <w:tcPr/>
           <w:p>
@@ -7229,7 +7229,7 @@
       <w:tr>
         <w:tc>
           <w:tcPr>
-            <w:tcW w:type="dxa" w:w="600"/>
+            <w:tcW w:type="dxa" w:w="695"/>
           </w:tcPr>
           <w:tcPr/>
           <w:p>
@@ -7244,7 +7244,7 @@
         </w:tc>
         <w:tc>
           <w:tcPr>
-            <w:tcW w:type="dxa" w:w="9152"/>
+            <w:tcW w:type="dxa" w:w="9057"/>
           </w:tcPr>
           <w:tcPr/>
           <w:p>
@@ -7293,7 +7293,7 @@
       <w:tr>
         <w:tc>
           <w:tcPr>
-            <w:tcW w:type="dxa" w:w="600"/>
+            <w:tcW w:type="dxa" w:w="695"/>
           </w:tcPr>
           <w:tcPr/>
           <w:p>
@@ -7308,7 +7308,7 @@
         </w:tc>
         <w:tc>
           <w:tcPr>
-            <w:tcW w:type="dxa" w:w="9152"/>
+            <w:tcW w:type="dxa" w:w="9057"/>
           </w:tcPr>
           <w:tcPr/>
           <w:p>
@@ -7366,7 +7366,7 @@
       <w:tr>
         <w:tc>
           <w:tcPr>
-            <w:tcW w:type="dxa" w:w="600"/>
+            <w:tcW w:type="dxa" w:w="695"/>
           </w:tcPr>
           <w:tcPr/>
           <w:p>
@@ -7381,7 +7381,7 @@
         </w:tc>
         <w:tc>
           <w:tcPr>
-            <w:tcW w:type="dxa" w:w="9152"/>
+            <w:tcW w:type="dxa" w:w="9057"/>
           </w:tcPr>
           <w:tcPr/>
           <w:p>
@@ -35083,8 +35083,8 @@
         <w:tblLook w:firstRow="1" w:lastRow="0" w:firstColumn="0" w:lastColumn="0" w:noHBand="0" w:noVBand="0" w:val="0020"/>
       </w:tblPr>
       <w:tblGrid>
-        <w:gridCol w:w="600"/>
-        <w:gridCol w:w="9152"/>
+        <w:gridCol w:w="870"/>
+        <w:gridCol w:w="8882"/>
       </w:tblGrid>
       <w:tr>
         <w:trPr>
@@ -35092,7 +35092,7 @@
         </w:trPr>
         <w:tc>
           <w:tcPr>
-            <w:tcW w:type="dxa" w:w="600"/>
+            <w:tcW w:type="dxa" w:w="870"/>
           </w:tcPr>
           <w:tcPr/>
           <w:p>
@@ -35107,7 +35107,7 @@
         </w:tc>
         <w:tc>
           <w:tcPr>
-            <w:tcW w:type="dxa" w:w="9152"/>
+            <w:tcW w:type="dxa" w:w="8882"/>
           </w:tcPr>
           <w:tcPr/>
           <w:p>
@@ -35120,7 +35120,7 @@
       <w:tr>
         <w:tc>
           <w:tcPr>
-            <w:tcW w:type="dxa" w:w="600"/>
+            <w:tcW w:type="dxa" w:w="870"/>
           </w:tcPr>
           <w:tcPr/>
           <w:p>
@@ -35135,7 +35135,7 @@
         </w:tc>
         <w:tc>
           <w:tcPr>
-            <w:tcW w:type="dxa" w:w="9152"/>
+            <w:tcW w:type="dxa" w:w="8882"/>
           </w:tcPr>
           <w:tcPr/>
           <w:p>
@@ -35155,7 +35155,7 @@
       <w:tr>
         <w:tc>
           <w:tcPr>
-            <w:tcW w:type="dxa" w:w="600"/>
+            <w:tcW w:type="dxa" w:w="870"/>
           </w:tcPr>
           <w:tcPr/>
           <w:p>
@@ -35170,7 +35170,7 @@
         </w:tc>
         <w:tc>
           <w:tcPr>
-            <w:tcW w:type="dxa" w:w="9152"/>
+            <w:tcW w:type="dxa" w:w="8882"/>
           </w:tcPr>
           <w:tcPr/>
           <w:p>
@@ -35190,7 +35190,7 @@
       <w:tr>
         <w:tc>
           <w:tcPr>
-            <w:tcW w:type="dxa" w:w="600"/>
+            <w:tcW w:type="dxa" w:w="870"/>
           </w:tcPr>
           <w:tcPr/>
           <w:p>
@@ -35205,7 +35205,7 @@
         </w:tc>
         <w:tc>
           <w:tcPr>
-            <w:tcW w:type="dxa" w:w="9152"/>
+            <w:tcW w:type="dxa" w:w="8882"/>
           </w:tcPr>
           <w:tcPr/>
           <w:p>
@@ -35264,7 +35264,7 @@
       <w:tr>
         <w:tc>
           <w:tcPr>
-            <w:tcW w:type="dxa" w:w="600"/>
+            <w:tcW w:type="dxa" w:w="870"/>
           </w:tcPr>
           <w:tcPr/>
           <w:p>
@@ -35279,7 +35279,7 @@
         </w:tc>
         <w:tc>
           <w:tcPr>
-            <w:tcW w:type="dxa" w:w="9152"/>
+            <w:tcW w:type="dxa" w:w="8882"/>
           </w:tcPr>
           <w:tcPr/>
           <w:p>
@@ -35296,7 +35296,7 @@
       <w:tr>
         <w:tc>
           <w:tcPr>
-            <w:tcW w:type="dxa" w:w="600"/>
+            <w:tcW w:type="dxa" w:w="870"/>
           </w:tcPr>
           <w:tcPr/>
           <w:p>
@@ -35311,7 +35311,7 @@
         </w:tc>
         <w:tc>
           <w:tcPr>
-            <w:tcW w:type="dxa" w:w="9152"/>
+            <w:tcW w:type="dxa" w:w="8882"/>
           </w:tcPr>
           <w:tcPr/>
           <w:p>
@@ -35328,7 +35328,7 @@
       <w:tr>
         <w:tc>
           <w:tcPr>
-            <w:tcW w:type="dxa" w:w="600"/>
+            <w:tcW w:type="dxa" w:w="870"/>
           </w:tcPr>
           <w:tcPr/>
           <w:p>
@@ -35343,7 +35343,7 @@
         </w:tc>
         <w:tc>
           <w:tcPr>
-            <w:tcW w:type="dxa" w:w="9152"/>
+            <w:tcW w:type="dxa" w:w="8882"/>
           </w:tcPr>
           <w:tcPr/>
           <w:p>
@@ -35402,7 +35402,7 @@
       <w:tr>
         <w:tc>
           <w:tcPr>
-            <w:tcW w:type="dxa" w:w="600"/>
+            <w:tcW w:type="dxa" w:w="870"/>
           </w:tcPr>
           <w:tcPr/>
           <w:p>
@@ -35417,7 +35417,7 @@
         </w:tc>
         <w:tc>
           <w:tcPr>
-            <w:tcW w:type="dxa" w:w="9152"/>
+            <w:tcW w:type="dxa" w:w="8882"/>
           </w:tcPr>
           <w:tcPr/>
           <w:p>
@@ -50727,13 +50727,13 @@
         <w:tblLook w:firstRow="1" w:lastRow="0" w:firstColumn="0" w:lastColumn="0" w:noHBand="0" w:noVBand="0" w:val="0020"/>
       </w:tblPr>
       <w:tblGrid>
-        <w:gridCol w:w="737"/>
-        <w:gridCol w:w="2260"/>
-        <w:gridCol w:w="3061"/>
-        <w:gridCol w:w="1086"/>
-        <w:gridCol w:w="964"/>
-        <w:gridCol w:w="992"/>
-        <w:gridCol w:w="652"/>
+        <w:gridCol w:w="738"/>
+        <w:gridCol w:w="1900"/>
+        <w:gridCol w:w="2901"/>
+        <w:gridCol w:w="1080"/>
+        <w:gridCol w:w="1080"/>
+        <w:gridCol w:w="1393"/>
+        <w:gridCol w:w="660"/>
       </w:tblGrid>
       <w:tr>
         <w:trPr>
@@ -50741,7 +50741,7 @@
         </w:trPr>
         <w:tc>
           <w:tcPr>
-            <w:tcW w:type="dxa" w:w="737"/>
+            <w:tcW w:type="dxa" w:w="738"/>
           </w:tcPr>
           <w:tcPr/>
           <w:p>
@@ -50759,7 +50759,7 @@
         </w:tc>
         <w:tc>
           <w:tcPr>
-            <w:tcW w:type="dxa" w:w="2260"/>
+            <w:tcW w:type="dxa" w:w="1900"/>
           </w:tcPr>
           <w:tcPr/>
           <w:p>
@@ -50776,7 +50776,7 @@
         </w:tc>
         <w:tc>
           <w:tcPr>
-            <w:tcW w:type="dxa" w:w="3061"/>
+            <w:tcW w:type="dxa" w:w="2901"/>
           </w:tcPr>
           <w:tcPr/>
           <w:p>
@@ -50793,7 +50793,7 @@
         </w:tc>
         <w:tc>
           <w:tcPr>
-            <w:tcW w:type="dxa" w:w="1086"/>
+            <w:tcW w:type="dxa" w:w="1080"/>
           </w:tcPr>
           <w:tcPr/>
           <w:p>
@@ -50810,7 +50810,7 @@
         </w:tc>
         <w:tc>
           <w:tcPr>
-            <w:tcW w:type="dxa" w:w="964"/>
+            <w:tcW w:type="dxa" w:w="1080"/>
           </w:tcPr>
           <w:tcPr/>
           <w:p>
@@ -50827,7 +50827,7 @@
         </w:tc>
         <w:tc>
           <w:tcPr>
-            <w:tcW w:type="dxa" w:w="992"/>
+            <w:tcW w:type="dxa" w:w="1393"/>
           </w:tcPr>
           <w:tcPr/>
           <w:p>
@@ -50845,7 +50845,7 @@
         </w:tc>
         <w:tc>
           <w:tcPr>
-            <w:tcW w:type="dxa" w:w="652"/>
+            <w:tcW w:type="dxa" w:w="660"/>
           </w:tcPr>
           <w:tcPr/>
           <w:p>
@@ -50865,7 +50865,7 @@
       <w:tr>
         <w:tc>
           <w:tcPr>
-            <w:tcW w:type="dxa" w:w="737"/>
+            <w:tcW w:type="dxa" w:w="738"/>
           </w:tcPr>
           <w:tcPr/>
           <w:p>
@@ -50880,7 +50880,7 @@
         </w:tc>
         <w:tc>
           <w:tcPr>
-            <w:tcW w:type="dxa" w:w="2260"/>
+            <w:tcW w:type="dxa" w:w="1900"/>
           </w:tcPr>
           <w:tcPr/>
           <w:p>
@@ -50897,7 +50897,7 @@
         </w:tc>
         <w:tc>
           <w:tcPr>
-            <w:tcW w:type="dxa" w:w="3061"/>
+            <w:tcW w:type="dxa" w:w="2901"/>
           </w:tcPr>
           <w:tcPr/>
           <w:p>
@@ -50914,7 +50914,7 @@
         </w:tc>
         <w:tc>
           <w:tcPr>
-            <w:tcW w:type="dxa" w:w="1086"/>
+            <w:tcW w:type="dxa" w:w="1080"/>
           </w:tcPr>
           <w:tcPr/>
           <w:p>
@@ -50931,7 +50931,7 @@
         </w:tc>
         <w:tc>
           <w:tcPr>
-            <w:tcW w:type="dxa" w:w="964"/>
+            <w:tcW w:type="dxa" w:w="1080"/>
           </w:tcPr>
           <w:tcPr/>
           <w:p>
@@ -50948,7 +50948,7 @@
         </w:tc>
         <w:tc>
           <w:tcPr>
-            <w:tcW w:type="dxa" w:w="992"/>
+            <w:tcW w:type="dxa" w:w="1393"/>
           </w:tcPr>
           <w:tcPr/>
           <w:p>
@@ -50963,7 +50963,7 @@
         </w:tc>
         <w:tc>
           <w:tcPr>
-            <w:tcW w:type="dxa" w:w="652"/>
+            <w:tcW w:type="dxa" w:w="660"/>
           </w:tcPr>
           <w:tcPr/>
           <w:p>
@@ -50980,7 +50980,7 @@
       <w:tr>
         <w:tc>
           <w:tcPr>
-            <w:tcW w:type="dxa" w:w="737"/>
+            <w:tcW w:type="dxa" w:w="738"/>
           </w:tcPr>
           <w:tcPr/>
           <w:p>
@@ -50995,7 +50995,7 @@
         </w:tc>
         <w:tc>
           <w:tcPr>
-            <w:tcW w:type="dxa" w:w="2260"/>
+            <w:tcW w:type="dxa" w:w="1900"/>
           </w:tcPr>
           <w:tcPr/>
           <w:p>
@@ -51012,7 +51012,7 @@
         </w:tc>
         <w:tc>
           <w:tcPr>
-            <w:tcW w:type="dxa" w:w="3061"/>
+            <w:tcW w:type="dxa" w:w="2901"/>
           </w:tcPr>
           <w:tcPr/>
           <w:p>
@@ -51029,7 +51029,7 @@
         </w:tc>
         <w:tc>
           <w:tcPr>
-            <w:tcW w:type="dxa" w:w="1086"/>
+            <w:tcW w:type="dxa" w:w="1080"/>
           </w:tcPr>
           <w:tcPr/>
           <w:p>
@@ -51046,7 +51046,7 @@
         </w:tc>
         <w:tc>
           <w:tcPr>
-            <w:tcW w:type="dxa" w:w="964"/>
+            <w:tcW w:type="dxa" w:w="1080"/>
           </w:tcPr>
           <w:tcPr/>
           <w:p>
@@ -51063,7 +51063,7 @@
         </w:tc>
         <w:tc>
           <w:tcPr>
-            <w:tcW w:type="dxa" w:w="992"/>
+            <w:tcW w:type="dxa" w:w="1393"/>
           </w:tcPr>
           <w:tcPr/>
           <w:p>
@@ -51078,7 +51078,7 @@
         </w:tc>
         <w:tc>
           <w:tcPr>
-            <w:tcW w:type="dxa" w:w="652"/>
+            <w:tcW w:type="dxa" w:w="660"/>
           </w:tcPr>
           <w:tcPr/>
           <w:p>
@@ -51095,7 +51095,7 @@
       <w:tr>
         <w:tc>
           <w:tcPr>
-            <w:tcW w:type="dxa" w:w="737"/>
+            <w:tcW w:type="dxa" w:w="738"/>
           </w:tcPr>
           <w:tcPr/>
           <w:p>
@@ -51110,7 +51110,7 @@
         </w:tc>
         <w:tc>
           <w:tcPr>
-            <w:tcW w:type="dxa" w:w="2260"/>
+            <w:tcW w:type="dxa" w:w="1900"/>
           </w:tcPr>
           <w:tcPr/>
           <w:p>
@@ -51127,7 +51127,7 @@
         </w:tc>
         <w:tc>
           <w:tcPr>
-            <w:tcW w:type="dxa" w:w="3061"/>
+            <w:tcW w:type="dxa" w:w="2901"/>
           </w:tcPr>
           <w:tcPr/>
           <w:p>
@@ -51144,7 +51144,7 @@
         </w:tc>
         <w:tc>
           <w:tcPr>
-            <w:tcW w:type="dxa" w:w="1086"/>
+            <w:tcW w:type="dxa" w:w="1080"/>
           </w:tcPr>
           <w:tcPr/>
           <w:p>
@@ -51158,7 +51158,7 @@
         </w:tc>
         <w:tc>
           <w:tcPr>
-            <w:tcW w:type="dxa" w:w="964"/>
+            <w:tcW w:type="dxa" w:w="1080"/>
           </w:tcPr>
           <w:tcPr/>
           <w:p>
@@ -51175,7 +51175,7 @@
         </w:tc>
         <w:tc>
           <w:tcPr>
-            <w:tcW w:type="dxa" w:w="992"/>
+            <w:tcW w:type="dxa" w:w="1393"/>
           </w:tcPr>
           <w:tcPr/>
           <w:p>
@@ -51190,7 +51190,7 @@
         </w:tc>
         <w:tc>
           <w:tcPr>
-            <w:tcW w:type="dxa" w:w="652"/>
+            <w:tcW w:type="dxa" w:w="660"/>
           </w:tcPr>
           <w:tcPr/>
           <w:p>
@@ -51207,7 +51207,7 @@
       <w:tr>
         <w:tc>
           <w:tcPr>
-            <w:tcW w:type="dxa" w:w="737"/>
+            <w:tcW w:type="dxa" w:w="738"/>
           </w:tcPr>
           <w:tcPr/>
           <w:p>
@@ -51222,7 +51222,7 @@
         </w:tc>
         <w:tc>
           <w:tcPr>
-            <w:tcW w:type="dxa" w:w="2260"/>
+            <w:tcW w:type="dxa" w:w="1900"/>
           </w:tcPr>
           <w:tcPr/>
           <w:p>
@@ -51242,7 +51242,7 @@
         </w:tc>
         <w:tc>
           <w:tcPr>
-            <w:tcW w:type="dxa" w:w="3061"/>
+            <w:tcW w:type="dxa" w:w="2901"/>
           </w:tcPr>
           <w:tcPr/>
           <w:p>
@@ -51259,7 +51259,7 @@
         </w:tc>
         <w:tc>
           <w:tcPr>
-            <w:tcW w:type="dxa" w:w="1086"/>
+            <w:tcW w:type="dxa" w:w="1080"/>
           </w:tcPr>
           <w:tcPr/>
           <w:p>
@@ -51276,7 +51276,7 @@
         </w:tc>
         <w:tc>
           <w:tcPr>
-            <w:tcW w:type="dxa" w:w="964"/>
+            <w:tcW w:type="dxa" w:w="1080"/>
           </w:tcPr>
           <w:tcPr/>
           <w:p>
@@ -51293,7 +51293,7 @@
         </w:tc>
         <w:tc>
           <w:tcPr>
-            <w:tcW w:type="dxa" w:w="992"/>
+            <w:tcW w:type="dxa" w:w="1393"/>
           </w:tcPr>
           <w:tcPr/>
           <w:p>
@@ -51308,7 +51308,7 @@
         </w:tc>
         <w:tc>
           <w:tcPr>
-            <w:tcW w:type="dxa" w:w="652"/>
+            <w:tcW w:type="dxa" w:w="660"/>
           </w:tcPr>
           <w:tcPr/>
           <w:p>
@@ -51325,7 +51325,7 @@
       <w:tr>
         <w:tc>
           <w:tcPr>
-            <w:tcW w:type="dxa" w:w="737"/>
+            <w:tcW w:type="dxa" w:w="738"/>
           </w:tcPr>
           <w:tcPr/>
           <w:p>
@@ -51340,7 +51340,7 @@
         </w:tc>
         <w:tc>
           <w:tcPr>
-            <w:tcW w:type="dxa" w:w="2260"/>
+            <w:tcW w:type="dxa" w:w="1900"/>
           </w:tcPr>
           <w:tcPr/>
           <w:p>
@@ -51357,7 +51357,7 @@
         </w:tc>
         <w:tc>
           <w:tcPr>
-            <w:tcW w:type="dxa" w:w="3061"/>
+            <w:tcW w:type="dxa" w:w="2901"/>
           </w:tcPr>
           <w:tcPr/>
           <w:p>
@@ -51374,7 +51374,7 @@
         </w:tc>
         <w:tc>
           <w:tcPr>
-            <w:tcW w:type="dxa" w:w="1086"/>
+            <w:tcW w:type="dxa" w:w="1080"/>
           </w:tcPr>
           <w:tcPr/>
           <w:p>
@@ -51391,7 +51391,7 @@
         </w:tc>
         <w:tc>
           <w:tcPr>
-            <w:tcW w:type="dxa" w:w="964"/>
+            <w:tcW w:type="dxa" w:w="1080"/>
           </w:tcPr>
           <w:tcPr/>
           <w:p>
@@ -51408,7 +51408,7 @@
         </w:tc>
         <w:tc>
           <w:tcPr>
-            <w:tcW w:type="dxa" w:w="992"/>
+            <w:tcW w:type="dxa" w:w="1393"/>
           </w:tcPr>
           <w:tcPr/>
           <w:p>
@@ -51423,7 +51423,7 @@
         </w:tc>
         <w:tc>
           <w:tcPr>
-            <w:tcW w:type="dxa" w:w="652"/>
+            <w:tcW w:type="dxa" w:w="660"/>
           </w:tcPr>
           <w:tcPr/>
           <w:p>
@@ -51440,7 +51440,7 @@
       <w:tr>
         <w:tc>
           <w:tcPr>
-            <w:tcW w:type="dxa" w:w="737"/>
+            <w:tcW w:type="dxa" w:w="738"/>
           </w:tcPr>
           <w:tcPr/>
           <w:p>
@@ -51455,7 +51455,7 @@
         </w:tc>
         <w:tc>
           <w:tcPr>
-            <w:tcW w:type="dxa" w:w="2260"/>
+            <w:tcW w:type="dxa" w:w="1900"/>
           </w:tcPr>
           <w:tcPr/>
           <w:p>
@@ -51472,7 +51472,7 @@
         </w:tc>
         <w:tc>
           <w:tcPr>
-            <w:tcW w:type="dxa" w:w="3061"/>
+            <w:tcW w:type="dxa" w:w="2901"/>
           </w:tcPr>
           <w:tcPr/>
           <w:p>
@@ -51489,7 +51489,7 @@
         </w:tc>
         <w:tc>
           <w:tcPr>
-            <w:tcW w:type="dxa" w:w="1086"/>
+            <w:tcW w:type="dxa" w:w="1080"/>
           </w:tcPr>
           <w:tcPr/>
           <w:p>
@@ -51506,7 +51506,7 @@
         </w:tc>
         <w:tc>
           <w:tcPr>
-            <w:tcW w:type="dxa" w:w="964"/>
+            <w:tcW w:type="dxa" w:w="1080"/>
           </w:tcPr>
           <w:tcPr/>
           <w:p>
@@ -51523,7 +51523,7 @@
         </w:tc>
         <w:tc>
           <w:tcPr>
-            <w:tcW w:type="dxa" w:w="992"/>
+            <w:tcW w:type="dxa" w:w="1393"/>
           </w:tcPr>
           <w:tcPr/>
           <w:p>
@@ -51538,7 +51538,7 @@
         </w:tc>
         <w:tc>
           <w:tcPr>
-            <w:tcW w:type="dxa" w:w="652"/>
+            <w:tcW w:type="dxa" w:w="660"/>
           </w:tcPr>
           <w:tcPr/>
           <w:p>
@@ -51555,7 +51555,7 @@
       <w:tr>
         <w:tc>
           <w:tcPr>
-            <w:tcW w:type="dxa" w:w="737"/>
+            <w:tcW w:type="dxa" w:w="738"/>
           </w:tcPr>
           <w:tcPr/>
           <w:p>
@@ -51570,7 +51570,7 @@
         </w:tc>
         <w:tc>
           <w:tcPr>
-            <w:tcW w:type="dxa" w:w="2260"/>
+            <w:tcW w:type="dxa" w:w="1900"/>
           </w:tcPr>
           <w:tcPr/>
           <w:p>
@@ -51587,7 +51587,7 @@
         </w:tc>
         <w:tc>
           <w:tcPr>
-            <w:tcW w:type="dxa" w:w="3061"/>
+            <w:tcW w:type="dxa" w:w="2901"/>
           </w:tcPr>
           <w:tcPr/>
           <w:p>
@@ -51604,7 +51604,7 @@
         </w:tc>
         <w:tc>
           <w:tcPr>
-            <w:tcW w:type="dxa" w:w="1086"/>
+            <w:tcW w:type="dxa" w:w="1080"/>
           </w:tcPr>
           <w:tcPr/>
           <w:p>
@@ -51621,7 +51621,7 @@
         </w:tc>
         <w:tc>
           <w:tcPr>
-            <w:tcW w:type="dxa" w:w="964"/>
+            <w:tcW w:type="dxa" w:w="1080"/>
           </w:tcPr>
           <w:tcPr/>
           <w:p>
@@ -51638,7 +51638,7 @@
         </w:tc>
         <w:tc>
           <w:tcPr>
-            <w:tcW w:type="dxa" w:w="992"/>
+            <w:tcW w:type="dxa" w:w="1393"/>
           </w:tcPr>
           <w:tcPr/>
           <w:p>
@@ -51653,7 +51653,7 @@
         </w:tc>
         <w:tc>
           <w:tcPr>
-            <w:tcW w:type="dxa" w:w="652"/>
+            <w:tcW w:type="dxa" w:w="660"/>
           </w:tcPr>
           <w:tcPr/>
           <w:p>
@@ -51670,7 +51670,7 @@
       <w:tr>
         <w:tc>
           <w:tcPr>
-            <w:tcW w:type="dxa" w:w="737"/>
+            <w:tcW w:type="dxa" w:w="738"/>
           </w:tcPr>
           <w:tcPr/>
           <w:p>
@@ -51685,7 +51685,7 @@
         </w:tc>
         <w:tc>
           <w:tcPr>
-            <w:tcW w:type="dxa" w:w="2260"/>
+            <w:tcW w:type="dxa" w:w="1900"/>
           </w:tcPr>
           <w:tcPr/>
           <w:p>
@@ -51702,7 +51702,7 @@
         </w:tc>
         <w:tc>
           <w:tcPr>
-            <w:tcW w:type="dxa" w:w="3061"/>
+            <w:tcW w:type="dxa" w:w="2901"/>
           </w:tcPr>
           <w:tcPr/>
           <w:p>
@@ -51719,7 +51719,7 @@
         </w:tc>
         <w:tc>
           <w:tcPr>
-            <w:tcW w:type="dxa" w:w="1086"/>
+            <w:tcW w:type="dxa" w:w="1080"/>
           </w:tcPr>
           <w:tcPr/>
           <w:p>
@@ -51733,7 +51733,7 @@
         </w:tc>
         <w:tc>
           <w:tcPr>
-            <w:tcW w:type="dxa" w:w="964"/>
+            <w:tcW w:type="dxa" w:w="1080"/>
           </w:tcPr>
           <w:tcPr/>
           <w:p>
@@ -51750,7 +51750,7 @@
         </w:tc>
         <w:tc>
           <w:tcPr>
-            <w:tcW w:type="dxa" w:w="992"/>
+            <w:tcW w:type="dxa" w:w="1393"/>
           </w:tcPr>
           <w:tcPr/>
           <w:p>
@@ -51765,7 +51765,7 @@
         </w:tc>
         <w:tc>
           <w:tcPr>
-            <w:tcW w:type="dxa" w:w="652"/>
+            <w:tcW w:type="dxa" w:w="660"/>
           </w:tcPr>
           <w:tcPr/>
           <w:p>
@@ -51782,7 +51782,7 @@
       <w:tr>
         <w:tc>
           <w:tcPr>
-            <w:tcW w:type="dxa" w:w="737"/>
+            <w:tcW w:type="dxa" w:w="738"/>
           </w:tcPr>
           <w:tcPr/>
           <w:p>
@@ -51797,7 +51797,7 @@
         </w:tc>
         <w:tc>
           <w:tcPr>
-            <w:tcW w:type="dxa" w:w="2260"/>
+            <w:tcW w:type="dxa" w:w="1900"/>
           </w:tcPr>
           <w:tcPr/>
           <w:p>
@@ -51814,7 +51814,7 @@
         </w:tc>
         <w:tc>
           <w:tcPr>
-            <w:tcW w:type="dxa" w:w="3061"/>
+            <w:tcW w:type="dxa" w:w="2901"/>
           </w:tcPr>
           <w:tcPr/>
           <w:p>
@@ -51831,7 +51831,7 @@
         </w:tc>
         <w:tc>
           <w:tcPr>
-            <w:tcW w:type="dxa" w:w="1086"/>
+            <w:tcW w:type="dxa" w:w="1080"/>
           </w:tcPr>
           <w:tcPr/>
           <w:p>
@@ -51848,7 +51848,7 @@
         </w:tc>
         <w:tc>
           <w:tcPr>
-            <w:tcW w:type="dxa" w:w="964"/>
+            <w:tcW w:type="dxa" w:w="1080"/>
           </w:tcPr>
           <w:tcPr/>
           <w:p>
@@ -51865,7 +51865,7 @@
         </w:tc>
         <w:tc>
           <w:tcPr>
-            <w:tcW w:type="dxa" w:w="992"/>
+            <w:tcW w:type="dxa" w:w="1393"/>
           </w:tcPr>
           <w:tcPr/>
           <w:p>
@@ -51880,7 +51880,7 @@
         </w:tc>
         <w:tc>
           <w:tcPr>
-            <w:tcW w:type="dxa" w:w="652"/>
+            <w:tcW w:type="dxa" w:w="660"/>
           </w:tcPr>
           <w:tcPr/>
           <w:p>
@@ -51897,7 +51897,7 @@
       <w:tr>
         <w:tc>
           <w:tcPr>
-            <w:tcW w:type="dxa" w:w="737"/>
+            <w:tcW w:type="dxa" w:w="738"/>
           </w:tcPr>
           <w:tcPr/>
           <w:p>
@@ -51912,7 +51912,7 @@
         </w:tc>
         <w:tc>
           <w:tcPr>
-            <w:tcW w:type="dxa" w:w="2260"/>
+            <w:tcW w:type="dxa" w:w="1900"/>
           </w:tcPr>
           <w:tcPr/>
           <w:p>
@@ -51929,7 +51929,7 @@
         </w:tc>
         <w:tc>
           <w:tcPr>
-            <w:tcW w:type="dxa" w:w="3061"/>
+            <w:tcW w:type="dxa" w:w="2901"/>
           </w:tcPr>
           <w:tcPr/>
           <w:p>
@@ -51946,7 +51946,7 @@
         </w:tc>
         <w:tc>
           <w:tcPr>
-            <w:tcW w:type="dxa" w:w="1086"/>
+            <w:tcW w:type="dxa" w:w="1080"/>
           </w:tcPr>
           <w:tcPr/>
           <w:p>
@@ -51963,7 +51963,7 @@
         </w:tc>
         <w:tc>
           <w:tcPr>
-            <w:tcW w:type="dxa" w:w="964"/>
+            <w:tcW w:type="dxa" w:w="1080"/>
           </w:tcPr>
           <w:tcPr/>
           <w:p>
@@ -51980,7 +51980,7 @@
         </w:tc>
         <w:tc>
           <w:tcPr>
-            <w:tcW w:type="dxa" w:w="992"/>
+            <w:tcW w:type="dxa" w:w="1393"/>
           </w:tcPr>
           <w:tcPr/>
           <w:p>
@@ -51995,7 +51995,7 @@
         </w:tc>
         <w:tc>
           <w:tcPr>
-            <w:tcW w:type="dxa" w:w="652"/>
+            <w:tcW w:type="dxa" w:w="660"/>
           </w:tcPr>
           <w:tcPr/>
           <w:p>

--- a/00-首页/题组Word/初赛模拟卷/真题版式/初赛模拟卷XIp（非有机·答案与解析版·真题版式）.docx
+++ b/00-首页/题组Word/初赛模拟卷/真题版式/初赛模拟卷XIp（非有机·答案与解析版·真题版式）.docx
@@ -5235,9 +5235,6 @@
       <w:r>
         <w:t xml:space="preserve">2-2-2</w:t>
       </w:r>
-      <w:r>
-        <w:t xml:space="preserve"> </w:t>
-      </w:r>
       <m:oMath>
         <m:sSup>
           <m:e>
@@ -7448,9 +7445,6 @@
       </w:pPr>
       <w:r>
         <w:t xml:space="preserve">2-2-2</w:t>
-      </w:r>
-      <w:r>
-        <w:t xml:space="preserve"> </w:t>
       </w:r>
       <m:oMath>
         <m:sSup>
@@ -48683,22 +48677,16 @@
             </w:rPr>
             <m:t>n</m:t>
           </m:r>
-          <m:r>
-            <m:rPr>
-              <m:sty m:val="p"/>
-            </m:rPr>
-            <w:rPr>
-              <w:rFonts w:ascii="Times New Roman" w:hAnsi="Times New Roman" w:cs="Times New Roman" w:eastAsia="SimSun"/>
-            </w:rPr>
-            <m:t>→</m:t>
-          </m:r>
           <m:sSubSup>
             <m:e>
               <m:r>
+                <m:rPr>
+                  <m:sty m:val="p"/>
+                </m:rPr>
                 <w:rPr>
                   <w:rFonts w:ascii="Times New Roman" w:hAnsi="Times New Roman" w:cs="Times New Roman" w:eastAsia="SimSun"/>
                 </w:rPr>
-                <m:t xml:space="preserve"> </m:t>
+                <m:t>→</m:t>
               </m:r>
             </m:e>
             <m:sub>

--- a/00-首页/题组Word/初赛模拟卷/真题版式/初赛模拟卷XIp（非有机·答案与解析版·真题版式）.docx
+++ b/00-首页/题组Word/初赛模拟卷/真题版式/初赛模拟卷XIp（非有机·答案与解析版·真题版式）.docx
@@ -2,7 +2,7 @@
 <file path=word/document.xml><?xml version="1.0" encoding="utf-8"?>
 <w:document xmlns:w="http://schemas.openxmlformats.org/wordprocessingml/2006/main" xmlns:m="http://schemas.openxmlformats.org/officeDocument/2006/math" xmlns:r="http://schemas.openxmlformats.org/officeDocument/2006/relationships" xmlns:o="urn:schemas-microsoft-com:office:office" xmlns:v="urn:schemas-microsoft-com:vml" xmlns:w10="urn:schemas-microsoft-com:office:word" xmlns:a="http://schemas.openxmlformats.org/drawingml/2006/main" xmlns:pic="http://schemas.openxmlformats.org/drawingml/2006/picture" xmlns:wp="http://schemas.openxmlformats.org/drawingml/2006/wordprocessingDrawing">
   <w:body>
-    <w:bookmarkStart w:id="277" w:name="初赛模拟卷-xip非有机-答案与解析"/>
+    <w:bookmarkStart w:id="283" w:name="初赛模拟卷-xip非有机-答案与解析"/>
     <w:p>
       <w:pPr>
         <w:pStyle w:val="Heading1"/>
@@ -303,7 +303,7 @@
         <w:t xml:space="preserve">题卡溯源见卷末选题清单。</w:t>
       </w:r>
     </w:p>
-    <w:bookmarkStart w:id="112" w:name="第二部分-结构化学第-15-题共-65-分"/>
+    <w:bookmarkStart w:id="115" w:name="第二部分-结构化学第-15-题共-65-分"/>
     <w:p>
       <w:pPr>
         <w:pStyle w:val="Heading2"/>
@@ -4574,7 +4574,7 @@
     </w:p>
     <w:bookmarkEnd w:id="40"/>
     <w:bookmarkEnd w:id="41"/>
-    <w:bookmarkStart w:id="76" w:name="第-2-题13-分核素不迷途i"/>
+    <w:bookmarkStart w:id="79" w:name="第-2-题13-分核素不迷途i"/>
     <w:p>
       <w:pPr>
         <w:pStyle w:val="Heading3"/>
@@ -6986,7 +6986,56 @@
         <w:t xml:space="preserve">配位，配体如下，画出结构，指出金属中心的配位构型。</w:t>
       </w:r>
     </w:p>
-    <w:bookmarkStart w:id="75" w:name="答案-1"/>
+    <w:p>
+      <w:pPr>
+        <w:pStyle w:val="BodyText"/>
+        <w:spacing w:before="120" w:after="120" w:line="240" w:lineRule="auto"/>
+        <w:jc w:val="center"/>
+      </w:pPr>
+      <w:r>
+        <w:drawing>
+          <wp:inline>
+            <wp:extent cx="2520000" cy="601596"/>
+            <wp:effectExtent b="0" l="0" r="0" t="0"/>
+            <wp:docPr descr="" title="" id="55" name="Picture"/>
+            <a:graphic>
+              <a:graphicData uri="http://schemas.openxmlformats.org/drawingml/2006/picture">
+                <pic:pic>
+                  <pic:nvPicPr>
+                    <pic:cNvPr descr="2ed21d28e62aacace01f12dcd627fe42eab1764803f9d539ad96e9d52d20e822.jpg" id="56" name="Picture"/>
+                    <pic:cNvPicPr>
+                      <a:picLocks noChangeArrowheads="1" noChangeAspect="1"/>
+                    </pic:cNvPicPr>
+                  </pic:nvPicPr>
+                  <pic:blipFill>
+                    <a:blip r:embed="rId54"/>
+                    <a:stretch>
+                      <a:fillRect/>
+                    </a:stretch>
+                  </pic:blipFill>
+                  <pic:spPr bwMode="auto">
+                    <a:xfrm>
+                      <a:off x="0" y="0"/>
+                      <a:ext cx="2520000" cy="601596"/>
+                    </a:xfrm>
+                    <a:prstGeom prst="rect">
+                      <a:avLst/>
+                    </a:prstGeom>
+                    <a:noFill/>
+                    <a:ln w="9525">
+                      <a:noFill/>
+                      <a:headEnd/>
+                      <a:tailEnd/>
+                    </a:ln>
+                  </pic:spPr>
+                </pic:pic>
+              </a:graphicData>
+            </a:graphic>
+          </wp:inline>
+        </w:drawing>
+      </w:r>
+    </w:p>
+    <w:bookmarkStart w:id="78" w:name="答案-1"/>
     <w:p>
       <w:pPr>
         <w:pStyle w:val="Heading4"/>
@@ -7009,18 +7058,18 @@
           <wp:inline>
             <wp:extent cx="1911724" cy="2015999"/>
             <wp:effectExtent b="0" l="0" r="0" t="0"/>
-            <wp:docPr descr="" title="" id="55" name="Picture"/>
+            <wp:docPr descr="" title="" id="58" name="Picture"/>
             <a:graphic>
               <a:graphicData uri="http://schemas.openxmlformats.org/drawingml/2006/picture">
                 <pic:pic>
                   <pic:nvPicPr>
-                    <pic:cNvPr descr="5c499a7bfd3bc6e2a47c190dfea2819122b7833ac625eddcd38685661d768c24.jpg" id="56" name="Picture"/>
+                    <pic:cNvPr descr="5c499a7bfd3bc6e2a47c190dfea2819122b7833ac625eddcd38685661d768c24.jpg" id="59" name="Picture"/>
                     <pic:cNvPicPr>
                       <a:picLocks noChangeArrowheads="1" noChangeAspect="1"/>
                     </pic:cNvPicPr>
                   </pic:nvPicPr>
                   <pic:blipFill>
-                    <a:blip r:embed="rId54"/>
+                    <a:blip r:embed="rId57"/>
                     <a:stretch>
                       <a:fillRect/>
                     </a:stretch>
@@ -7725,18 +7774,18 @@
           <wp:inline>
             <wp:extent cx="2520000" cy="1038190"/>
             <wp:effectExtent b="0" l="0" r="0" t="0"/>
-            <wp:docPr descr="" title="" id="58" name="Picture"/>
+            <wp:docPr descr="" title="" id="61" name="Picture"/>
             <a:graphic>
               <a:graphicData uri="http://schemas.openxmlformats.org/drawingml/2006/picture">
                 <pic:pic>
                   <pic:nvPicPr>
-                    <pic:cNvPr descr="e26d8a5bc08af69529e6f79e97cdd1bb113923c5cd2ce51ac2a0e4e34584f1e7.jpg" id="59" name="Picture"/>
+                    <pic:cNvPr descr="e26d8a5bc08af69529e6f79e97cdd1bb113923c5cd2ce51ac2a0e4e34584f1e7.jpg" id="62" name="Picture"/>
                     <pic:cNvPicPr>
                       <a:picLocks noChangeArrowheads="1" noChangeAspect="1"/>
                     </pic:cNvPicPr>
                   </pic:nvPicPr>
                   <pic:blipFill>
-                    <a:blip r:embed="rId57"/>
+                    <a:blip r:embed="rId60"/>
                     <a:stretch>
                       <a:fillRect/>
                     </a:stretch>
@@ -7874,18 +7923,18 @@
           <wp:inline>
             <wp:extent cx="2520000" cy="1151020"/>
             <wp:effectExtent b="0" l="0" r="0" t="0"/>
-            <wp:docPr descr="" title="" id="61" name="Picture"/>
+            <wp:docPr descr="" title="" id="64" name="Picture"/>
             <a:graphic>
               <a:graphicData uri="http://schemas.openxmlformats.org/drawingml/2006/picture">
                 <pic:pic>
                   <pic:nvPicPr>
-                    <pic:cNvPr descr="28686498642867ab5e34840ceb0eab1708999667c24daebbf124a334a9dc0b76.jpg" id="62" name="Picture"/>
+                    <pic:cNvPr descr="28686498642867ab5e34840ceb0eab1708999667c24daebbf124a334a9dc0b76.jpg" id="65" name="Picture"/>
                     <pic:cNvPicPr>
                       <a:picLocks noChangeArrowheads="1" noChangeAspect="1"/>
                     </pic:cNvPicPr>
                   </pic:nvPicPr>
                   <pic:blipFill>
-                    <a:blip r:embed="rId60"/>
+                    <a:blip r:embed="rId63"/>
                     <a:stretch>
                       <a:fillRect/>
                     </a:stretch>
@@ -8139,18 +8188,18 @@
                 <wp:inline>
                   <wp:extent cx="1856052" cy="1655999"/>
                   <wp:effectExtent b="0" l="0" r="0" t="0"/>
-                  <wp:docPr descr="" title="" id="64" name="Picture"/>
+                  <wp:docPr descr="" title="" id="67" name="Picture"/>
                   <a:graphic>
                     <a:graphicData uri="http://schemas.openxmlformats.org/drawingml/2006/picture">
                       <pic:pic>
                         <pic:nvPicPr>
-                          <pic:cNvPr descr="d957a2c21ad6022361efcfdd4664c178f6c91fe21ec4fdc34d31e30c43889beb.jpg" id="65" name="Picture"/>
+                          <pic:cNvPr descr="d957a2c21ad6022361efcfdd4664c178f6c91fe21ec4fdc34d31e30c43889beb.jpg" id="68" name="Picture"/>
                           <pic:cNvPicPr>
                             <a:picLocks noChangeArrowheads="1" noChangeAspect="1"/>
                           </pic:cNvPicPr>
                         </pic:nvPicPr>
                         <pic:blipFill>
-                          <a:blip r:embed="rId63"/>
+                          <a:blip r:embed="rId66"/>
                           <a:stretch>
                             <a:fillRect/>
                           </a:stretch>
@@ -8193,18 +8242,18 @@
                 <wp:inline>
                   <wp:extent cx="1778665" cy="1655999"/>
                   <wp:effectExtent b="0" l="0" r="0" t="0"/>
-                  <wp:docPr descr="" title="" id="67" name="Picture"/>
+                  <wp:docPr descr="" title="" id="70" name="Picture"/>
                   <a:graphic>
                     <a:graphicData uri="http://schemas.openxmlformats.org/drawingml/2006/picture">
                       <pic:pic>
                         <pic:nvPicPr>
-                          <pic:cNvPr descr="df4e342e3ee82ad0d86ff48685c1feaff4882ac630ce0288b3a026b86214bb6b.jpg" id="68" name="Picture"/>
+                          <pic:cNvPr descr="df4e342e3ee82ad0d86ff48685c1feaff4882ac630ce0288b3a026b86214bb6b.jpg" id="71" name="Picture"/>
                           <pic:cNvPicPr>
                             <a:picLocks noChangeArrowheads="1" noChangeAspect="1"/>
                           </pic:cNvPicPr>
                         </pic:nvPicPr>
                         <pic:blipFill>
-                          <a:blip r:embed="rId66"/>
+                          <a:blip r:embed="rId69"/>
                           <a:stretch>
                             <a:fillRect/>
                           </a:stretch>
@@ -8271,18 +8320,18 @@
                 <wp:inline>
                   <wp:extent cx="2406600" cy="975475"/>
                   <wp:effectExtent b="0" l="0" r="0" t="0"/>
-                  <wp:docPr descr="" title="" id="70" name="Picture"/>
+                  <wp:docPr descr="" title="" id="73" name="Picture"/>
                   <a:graphic>
                     <a:graphicData uri="http://schemas.openxmlformats.org/drawingml/2006/picture">
                       <pic:pic>
                         <pic:nvPicPr>
-                          <pic:cNvPr descr="135132630ccb6d5e18c2bae609c10735330c80549b62bf4903f5c91f722945c0.jpg" id="71" name="Picture"/>
+                          <pic:cNvPr descr="135132630ccb6d5e18c2bae609c10735330c80549b62bf4903f5c91f722945c0.jpg" id="74" name="Picture"/>
                           <pic:cNvPicPr>
                             <a:picLocks noChangeArrowheads="1" noChangeAspect="1"/>
                           </pic:cNvPicPr>
                         </pic:nvPicPr>
                         <pic:blipFill>
-                          <a:blip r:embed="rId69"/>
+                          <a:blip r:embed="rId72"/>
                           <a:stretch>
                             <a:fillRect/>
                           </a:stretch>
@@ -8325,18 +8374,18 @@
                 <wp:inline>
                   <wp:extent cx="2406600" cy="554958"/>
                   <wp:effectExtent b="0" l="0" r="0" t="0"/>
-                  <wp:docPr descr="" title="" id="73" name="Picture"/>
+                  <wp:docPr descr="" title="" id="76" name="Picture"/>
                   <a:graphic>
                     <a:graphicData uri="http://schemas.openxmlformats.org/drawingml/2006/picture">
                       <pic:pic>
                         <pic:nvPicPr>
-                          <pic:cNvPr descr="ee483295375b403019e7a4b430a7170f73fc18254bc8f23409f90d0a4fe3dfb7.jpg" id="74" name="Picture"/>
+                          <pic:cNvPr descr="ee483295375b403019e7a4b430a7170f73fc18254bc8f23409f90d0a4fe3dfb7.jpg" id="77" name="Picture"/>
                           <pic:cNvPicPr>
                             <a:picLocks noChangeArrowheads="1" noChangeAspect="1"/>
                           </pic:cNvPicPr>
                         </pic:nvPicPr>
                         <pic:blipFill>
-                          <a:blip r:embed="rId72"/>
+                          <a:blip r:embed="rId75"/>
                           <a:stretch>
                             <a:fillRect/>
                           </a:stretch>
@@ -8366,9 +8415,9 @@
         </w:tc>
       </w:tr>
     </w:tbl>
-    <w:bookmarkEnd w:id="75"/>
-    <w:bookmarkEnd w:id="76"/>
-    <w:bookmarkStart w:id="111" w:name="第-3-题13-分氧气传感器"/>
+    <w:bookmarkEnd w:id="78"/>
+    <w:bookmarkEnd w:id="79"/>
+    <w:bookmarkStart w:id="114" w:name="第-3-题13-分氧气传感器"/>
     <w:p>
       <w:pPr>
         <w:pStyle w:val="Heading3"/>
@@ -10277,18 +10326,18 @@
           <wp:inline>
             <wp:extent cx="2520000" cy="1761103"/>
             <wp:effectExtent b="0" l="0" r="0" t="0"/>
-            <wp:docPr descr="" title="" id="78" name="Picture"/>
+            <wp:docPr descr="" title="" id="81" name="Picture"/>
             <a:graphic>
               <a:graphicData uri="http://schemas.openxmlformats.org/drawingml/2006/picture">
                 <pic:pic>
                   <pic:nvPicPr>
-                    <pic:cNvPr descr="0a2267ddf7cc24ea19fe1992d0deb8739550081f919868a5a06f75ec457b7dc7.jpg" id="79" name="Picture"/>
+                    <pic:cNvPr descr="0a2267ddf7cc24ea19fe1992d0deb8739550081f919868a5a06f75ec457b7dc7.jpg" id="82" name="Picture"/>
                     <pic:cNvPicPr>
                       <a:picLocks noChangeArrowheads="1" noChangeAspect="1"/>
                     </pic:cNvPicPr>
                   </pic:nvPicPr>
                   <pic:blipFill>
-                    <a:blip r:embed="rId77"/>
+                    <a:blip r:embed="rId80"/>
                     <a:stretch>
                       <a:fillRect/>
                     </a:stretch>
@@ -10518,18 +10567,18 @@
                 <wp:inline>
                   <wp:extent cx="2128656" cy="1655999"/>
                   <wp:effectExtent b="0" l="0" r="0" t="0"/>
-                  <wp:docPr descr="" title="" id="81" name="Picture"/>
+                  <wp:docPr descr="" title="" id="84" name="Picture"/>
                   <a:graphic>
                     <a:graphicData uri="http://schemas.openxmlformats.org/drawingml/2006/picture">
                       <pic:pic>
                         <pic:nvPicPr>
-                          <pic:cNvPr descr="b00246ed9bd76c1c4de9c3cc2580dd995c3cde7ad645d7a8803554bd25b76215.jpg" id="82" name="Picture"/>
+                          <pic:cNvPr descr="b00246ed9bd76c1c4de9c3cc2580dd995c3cde7ad645d7a8803554bd25b76215.jpg" id="85" name="Picture"/>
                           <pic:cNvPicPr>
                             <a:picLocks noChangeArrowheads="1" noChangeAspect="1"/>
                           </pic:cNvPicPr>
                         </pic:nvPicPr>
                         <pic:blipFill>
-                          <a:blip r:embed="rId80"/>
+                          <a:blip r:embed="rId83"/>
                           <a:stretch>
                             <a:fillRect/>
                           </a:stretch>
@@ -10572,18 +10621,18 @@
                 <wp:inline>
                   <wp:extent cx="1763172" cy="1655999"/>
                   <wp:effectExtent b="0" l="0" r="0" t="0"/>
-                  <wp:docPr descr="" title="" id="84" name="Picture"/>
+                  <wp:docPr descr="" title="" id="87" name="Picture"/>
                   <a:graphic>
                     <a:graphicData uri="http://schemas.openxmlformats.org/drawingml/2006/picture">
                       <pic:pic>
                         <pic:nvPicPr>
-                          <pic:cNvPr descr="8ddc41bdf4c2b9acf9a1d8eb495c0a6684a8825d26a97a3f15d5a6a1301a2378.jpg" id="85" name="Picture"/>
+                          <pic:cNvPr descr="8ddc41bdf4c2b9acf9a1d8eb495c0a6684a8825d26a97a3f15d5a6a1301a2378.jpg" id="88" name="Picture"/>
                           <pic:cNvPicPr>
                             <a:picLocks noChangeArrowheads="1" noChangeAspect="1"/>
                           </pic:cNvPicPr>
                         </pic:nvPicPr>
                         <pic:blipFill>
-                          <a:blip r:embed="rId83"/>
+                          <a:blip r:embed="rId86"/>
                           <a:stretch>
                             <a:fillRect/>
                           </a:stretch>
@@ -10650,18 +10699,18 @@
                 <wp:inline>
                   <wp:extent cx="2015999" cy="1559800"/>
                   <wp:effectExtent b="0" l="0" r="0" t="0"/>
-                  <wp:docPr descr="" title="" id="87" name="Picture"/>
+                  <wp:docPr descr="" title="" id="90" name="Picture"/>
                   <a:graphic>
                     <a:graphicData uri="http://schemas.openxmlformats.org/drawingml/2006/picture">
                       <pic:pic>
                         <pic:nvPicPr>
-                          <pic:cNvPr descr="11ba7b2e8160df6e5da9805448f77f12311832d1b8c933efb4da315e4d65083e.jpg" id="88" name="Picture"/>
+                          <pic:cNvPr descr="11ba7b2e8160df6e5da9805448f77f12311832d1b8c933efb4da315e4d65083e.jpg" id="91" name="Picture"/>
                           <pic:cNvPicPr>
                             <a:picLocks noChangeArrowheads="1" noChangeAspect="1"/>
                           </pic:cNvPicPr>
                         </pic:nvPicPr>
                         <pic:blipFill>
-                          <a:blip r:embed="rId86"/>
+                          <a:blip r:embed="rId89"/>
                           <a:stretch>
                             <a:fillRect/>
                           </a:stretch>
@@ -10704,18 +10753,18 @@
                 <wp:inline>
                   <wp:extent cx="1937273" cy="1655999"/>
                   <wp:effectExtent b="0" l="0" r="0" t="0"/>
-                  <wp:docPr descr="" title="" id="90" name="Picture"/>
+                  <wp:docPr descr="" title="" id="93" name="Picture"/>
                   <a:graphic>
                     <a:graphicData uri="http://schemas.openxmlformats.org/drawingml/2006/picture">
                       <pic:pic>
                         <pic:nvPicPr>
-                          <pic:cNvPr descr="b8ea3462d5d84411963b67be129281fc54e279bd3b2a6311d4455ba05f33e728.jpg" id="91" name="Picture"/>
+                          <pic:cNvPr descr="b8ea3462d5d84411963b67be129281fc54e279bd3b2a6311d4455ba05f33e728.jpg" id="94" name="Picture"/>
                           <pic:cNvPicPr>
                             <a:picLocks noChangeArrowheads="1" noChangeAspect="1"/>
                           </pic:cNvPicPr>
                         </pic:nvPicPr>
                         <pic:blipFill>
-                          <a:blip r:embed="rId89"/>
+                          <a:blip r:embed="rId92"/>
                           <a:stretch>
                             <a:fillRect/>
                           </a:stretch>
@@ -10976,18 +11025,18 @@
           <wp:inline>
             <wp:extent cx="2520000" cy="1747537"/>
             <wp:effectExtent b="0" l="0" r="0" t="0"/>
-            <wp:docPr descr="" title="" id="93" name="Picture"/>
+            <wp:docPr descr="" title="" id="96" name="Picture"/>
             <a:graphic>
               <a:graphicData uri="http://schemas.openxmlformats.org/drawingml/2006/picture">
                 <pic:pic>
                   <pic:nvPicPr>
-                    <pic:cNvPr descr="c77749fa4f76f6dbc9dd2ebdfc0e44fbc73fc5d25bcf0e5212e931b501f84b5b.jpg" id="94" name="Picture"/>
+                    <pic:cNvPr descr="c77749fa4f76f6dbc9dd2ebdfc0e44fbc73fc5d25bcf0e5212e931b501f84b5b.jpg" id="97" name="Picture"/>
                     <pic:cNvPicPr>
                       <a:picLocks noChangeArrowheads="1" noChangeAspect="1"/>
                     </pic:cNvPicPr>
                   </pic:nvPicPr>
                   <pic:blipFill>
-                    <a:blip r:embed="rId92"/>
+                    <a:blip r:embed="rId95"/>
                     <a:stretch>
                       <a:fillRect/>
                     </a:stretch>
@@ -11872,7 +11921,7 @@
         <w:t xml:space="preserve">理论值。</w:t>
       </w:r>
     </w:p>
-    <w:bookmarkStart w:id="110" w:name="答案-2"/>
+    <w:bookmarkStart w:id="113" w:name="答案-2"/>
     <w:p>
       <w:pPr>
         <w:pStyle w:val="Heading4"/>
@@ -12710,18 +12759,18 @@
           <wp:inline>
             <wp:extent cx="2520000" cy="1768235"/>
             <wp:effectExtent b="0" l="0" r="0" t="0"/>
-            <wp:docPr descr="" title="" id="96" name="Picture"/>
+            <wp:docPr descr="" title="" id="99" name="Picture"/>
             <a:graphic>
               <a:graphicData uri="http://schemas.openxmlformats.org/drawingml/2006/picture">
                 <pic:pic>
                   <pic:nvPicPr>
-                    <pic:cNvPr descr="9831e7e81596b1a8a754bfd39514961f61856c99954c1354cf3993bd1b28db9d.jpg" id="97" name="Picture"/>
+                    <pic:cNvPr descr="9831e7e81596b1a8a754bfd39514961f61856c99954c1354cf3993bd1b28db9d.jpg" id="100" name="Picture"/>
                     <pic:cNvPicPr>
                       <a:picLocks noChangeArrowheads="1" noChangeAspect="1"/>
                     </pic:cNvPicPr>
                   </pic:nvPicPr>
                   <pic:blipFill>
-                    <a:blip r:embed="rId95"/>
+                    <a:blip r:embed="rId98"/>
                     <a:stretch>
                       <a:fillRect/>
                     </a:stretch>
@@ -13530,18 +13579,18 @@
                 <wp:inline>
                   <wp:extent cx="2095266" cy="1655999"/>
                   <wp:effectExtent b="0" l="0" r="0" t="0"/>
-                  <wp:docPr descr="" title="" id="99" name="Picture"/>
+                  <wp:docPr descr="" title="" id="102" name="Picture"/>
                   <a:graphic>
                     <a:graphicData uri="http://schemas.openxmlformats.org/drawingml/2006/picture">
                       <pic:pic>
                         <pic:nvPicPr>
-                          <pic:cNvPr descr="8242801ed29597111f95d15e18a4e351a574dce46169126353c9420bf278b072.jpg" id="100" name="Picture"/>
+                          <pic:cNvPr descr="8242801ed29597111f95d15e18a4e351a574dce46169126353c9420bf278b072.jpg" id="103" name="Picture"/>
                           <pic:cNvPicPr>
                             <a:picLocks noChangeArrowheads="1" noChangeAspect="1"/>
                           </pic:cNvPicPr>
                         </pic:nvPicPr>
                         <pic:blipFill>
-                          <a:blip r:embed="rId98"/>
+                          <a:blip r:embed="rId101"/>
                           <a:stretch>
                             <a:fillRect/>
                           </a:stretch>
@@ -13584,18 +13633,18 @@
                 <wp:inline>
                   <wp:extent cx="1917270" cy="1655999"/>
                   <wp:effectExtent b="0" l="0" r="0" t="0"/>
-                  <wp:docPr descr="" title="" id="102" name="Picture"/>
+                  <wp:docPr descr="" title="" id="105" name="Picture"/>
                   <a:graphic>
                     <a:graphicData uri="http://schemas.openxmlformats.org/drawingml/2006/picture">
                       <pic:pic>
                         <pic:nvPicPr>
-                          <pic:cNvPr descr="8e954a9608c01cdd49eb32e35efa9e904b76e4abd86de865c2c87917d8b34011.jpg" id="103" name="Picture"/>
+                          <pic:cNvPr descr="8e954a9608c01cdd49eb32e35efa9e904b76e4abd86de865c2c87917d8b34011.jpg" id="106" name="Picture"/>
                           <pic:cNvPicPr>
                             <a:picLocks noChangeArrowheads="1" noChangeAspect="1"/>
                           </pic:cNvPicPr>
                         </pic:nvPicPr>
                         <pic:blipFill>
-                          <a:blip r:embed="rId101"/>
+                          <a:blip r:embed="rId104"/>
                           <a:stretch>
                             <a:fillRect/>
                           </a:stretch>
@@ -13662,18 +13711,18 @@
                 <wp:inline>
                   <wp:extent cx="2361028" cy="1655999"/>
                   <wp:effectExtent b="0" l="0" r="0" t="0"/>
-                  <wp:docPr descr="" title="" id="105" name="Picture"/>
+                  <wp:docPr descr="" title="" id="108" name="Picture"/>
                   <a:graphic>
                     <a:graphicData uri="http://schemas.openxmlformats.org/drawingml/2006/picture">
                       <pic:pic>
                         <pic:nvPicPr>
-                          <pic:cNvPr descr="2ef658182fedef4dae80a68033def5f832f10271829786b7f534f8df8ea24ba1.jpg" id="106" name="Picture"/>
+                          <pic:cNvPr descr="2ef658182fedef4dae80a68033def5f832f10271829786b7f534f8df8ea24ba1.jpg" id="109" name="Picture"/>
                           <pic:cNvPicPr>
                             <a:picLocks noChangeArrowheads="1" noChangeAspect="1"/>
                           </pic:cNvPicPr>
                         </pic:nvPicPr>
                         <pic:blipFill>
-                          <a:blip r:embed="rId104"/>
+                          <a:blip r:embed="rId107"/>
                           <a:stretch>
                             <a:fillRect/>
                           </a:stretch>
@@ -13716,18 +13765,18 @@
                 <wp:inline>
                   <wp:extent cx="2057453" cy="1655999"/>
                   <wp:effectExtent b="0" l="0" r="0" t="0"/>
-                  <wp:docPr descr="" title="" id="108" name="Picture"/>
+                  <wp:docPr descr="" title="" id="111" name="Picture"/>
                   <a:graphic>
                     <a:graphicData uri="http://schemas.openxmlformats.org/drawingml/2006/picture">
                       <pic:pic>
                         <pic:nvPicPr>
-                          <pic:cNvPr descr="27e08dea23b925d7a57cf0ff7775174ab5b1132a6111e0770d8b7b0714d7f2dc.jpg" id="109" name="Picture"/>
+                          <pic:cNvPr descr="27e08dea23b925d7a57cf0ff7775174ab5b1132a6111e0770d8b7b0714d7f2dc.jpg" id="112" name="Picture"/>
                           <pic:cNvPicPr>
                             <a:picLocks noChangeArrowheads="1" noChangeAspect="1"/>
                           </pic:cNvPicPr>
                         </pic:nvPicPr>
                         <pic:blipFill>
-                          <a:blip r:embed="rId107"/>
+                          <a:blip r:embed="rId110"/>
                           <a:stretch>
                             <a:fillRect/>
                           </a:stretch>
@@ -13781,10 +13830,10 @@
         <w:t xml:space="preserve">分</w:t>
       </w:r>
     </w:p>
-    <w:bookmarkEnd w:id="110"/>
-    <w:bookmarkEnd w:id="111"/>
-    <w:bookmarkEnd w:id="112"/>
-    <w:bookmarkStart w:id="144" w:name="a-3-分"/>
+    <w:bookmarkEnd w:id="113"/>
+    <w:bookmarkEnd w:id="114"/>
+    <w:bookmarkEnd w:id="115"/>
+    <w:bookmarkStart w:id="147" w:name="a-3-分"/>
     <w:p>
       <w:pPr>
         <w:pStyle w:val="Heading2"/>
@@ -13985,18 +14034,18 @@
           <wp:inline>
             <wp:extent cx="2520000" cy="1727659"/>
             <wp:effectExtent b="0" l="0" r="0" t="0"/>
-            <wp:docPr descr="" title="" id="114" name="Picture"/>
+            <wp:docPr descr="" title="" id="117" name="Picture"/>
             <a:graphic>
               <a:graphicData uri="http://schemas.openxmlformats.org/drawingml/2006/picture">
                 <pic:pic>
                   <pic:nvPicPr>
-                    <pic:cNvPr descr="4f0c079e4edc72ba29fad328825bcc921f5f96b3800a946fbe989da99d1407bf.jpg" id="115" name="Picture"/>
+                    <pic:cNvPr descr="4f0c079e4edc72ba29fad328825bcc921f5f96b3800a946fbe989da99d1407bf.jpg" id="118" name="Picture"/>
                     <pic:cNvPicPr>
                       <a:picLocks noChangeArrowheads="1" noChangeAspect="1"/>
                     </pic:cNvPicPr>
                   </pic:nvPicPr>
                   <pic:blipFill>
-                    <a:blip r:embed="rId113"/>
+                    <a:blip r:embed="rId116"/>
                     <a:stretch>
                       <a:fillRect/>
                     </a:stretch>
@@ -14654,18 +14703,18 @@
           <wp:inline>
             <wp:extent cx="2520000" cy="1006153"/>
             <wp:effectExtent b="0" l="0" r="0" t="0"/>
-            <wp:docPr descr="" title="" id="117" name="Picture"/>
+            <wp:docPr descr="" title="" id="120" name="Picture"/>
             <a:graphic>
               <a:graphicData uri="http://schemas.openxmlformats.org/drawingml/2006/picture">
                 <pic:pic>
                   <pic:nvPicPr>
-                    <pic:cNvPr descr="a0fee2cee1d40aef3d9cc281156825ff282540d8a4f414cbb55df14b8c75f8e8.jpg" id="118" name="Picture"/>
+                    <pic:cNvPr descr="a0fee2cee1d40aef3d9cc281156825ff282540d8a4f414cbb55df14b8c75f8e8.jpg" id="121" name="Picture"/>
                     <pic:cNvPicPr>
                       <a:picLocks noChangeArrowheads="1" noChangeAspect="1"/>
                     </pic:cNvPicPr>
                   </pic:nvPicPr>
                   <pic:blipFill>
-                    <a:blip r:embed="rId116"/>
+                    <a:blip r:embed="rId119"/>
                     <a:stretch>
                       <a:fillRect/>
                     </a:stretch>
@@ -16179,7 +16228,7 @@
         <w:t xml:space="preserve">（2分）</w:t>
       </w:r>
     </w:p>
-    <w:bookmarkStart w:id="132" w:name="第-4-题13-分ti-的配位化学"/>
+    <w:bookmarkStart w:id="135" w:name="第-4-题13-分ti-的配位化学"/>
     <w:p>
       <w:pPr>
         <w:pStyle w:val="Heading3"/>
@@ -18115,7 +18164,7 @@
         <w:t xml:space="preserve">的化学反应方程式。</w:t>
       </w:r>
     </w:p>
-    <w:bookmarkStart w:id="131" w:name="答案-3"/>
+    <w:bookmarkStart w:id="134" w:name="答案-3"/>
     <w:p>
       <w:pPr>
         <w:pStyle w:val="Heading4"/>
@@ -18153,18 +18202,18 @@
           <wp:inline>
             <wp:extent cx="2520000" cy="1127368"/>
             <wp:effectExtent b="0" l="0" r="0" t="0"/>
-            <wp:docPr descr="" title="" id="120" name="Picture"/>
+            <wp:docPr descr="" title="" id="123" name="Picture"/>
             <a:graphic>
               <a:graphicData uri="http://schemas.openxmlformats.org/drawingml/2006/picture">
                 <pic:pic>
                   <pic:nvPicPr>
-                    <pic:cNvPr descr="26908d4dfdd583d06677fa16bda0281002149b1f779e68abf7622633edd6414c.jpg" id="121" name="Picture"/>
+                    <pic:cNvPr descr="26908d4dfdd583d06677fa16bda0281002149b1f779e68abf7622633edd6414c.jpg" id="124" name="Picture"/>
                     <pic:cNvPicPr>
                       <a:picLocks noChangeArrowheads="1" noChangeAspect="1"/>
                     </pic:cNvPicPr>
                   </pic:nvPicPr>
                   <pic:blipFill>
-                    <a:blip r:embed="rId119"/>
+                    <a:blip r:embed="rId122"/>
                     <a:stretch>
                       <a:fillRect/>
                     </a:stretch>
@@ -18545,18 +18594,18 @@
           <wp:inline>
             <wp:extent cx="2520000" cy="1753643"/>
             <wp:effectExtent b="0" l="0" r="0" t="0"/>
-            <wp:docPr descr="" title="" id="123" name="Picture"/>
+            <wp:docPr descr="" title="" id="126" name="Picture"/>
             <a:graphic>
               <a:graphicData uri="http://schemas.openxmlformats.org/drawingml/2006/picture">
                 <pic:pic>
                   <pic:nvPicPr>
-                    <pic:cNvPr descr="21b1ee412754f3e4ffa11d416f338b100a92de95673095111dee516dbc068759.jpg" id="124" name="Picture"/>
+                    <pic:cNvPr descr="21b1ee412754f3e4ffa11d416f338b100a92de95673095111dee516dbc068759.jpg" id="127" name="Picture"/>
                     <pic:cNvPicPr>
                       <a:picLocks noChangeArrowheads="1" noChangeAspect="1"/>
                     </pic:cNvPicPr>
                   </pic:nvPicPr>
                   <pic:blipFill>
-                    <a:blip r:embed="rId122"/>
+                    <a:blip r:embed="rId125"/>
                     <a:stretch>
                       <a:fillRect/>
                     </a:stretch>
@@ -18808,18 +18857,18 @@
           <wp:inline>
             <wp:extent cx="2520000" cy="1243529"/>
             <wp:effectExtent b="0" l="0" r="0" t="0"/>
-            <wp:docPr descr="" title="" id="126" name="Picture"/>
+            <wp:docPr descr="" title="" id="129" name="Picture"/>
             <a:graphic>
               <a:graphicData uri="http://schemas.openxmlformats.org/drawingml/2006/picture">
                 <pic:pic>
                   <pic:nvPicPr>
-                    <pic:cNvPr descr="61694ffc25c79b42441f71a16ad1f87a941615f775476e8c25dd8c752074769d.jpg" id="127" name="Picture"/>
+                    <pic:cNvPr descr="61694ffc25c79b42441f71a16ad1f87a941615f775476e8c25dd8c752074769d.jpg" id="130" name="Picture"/>
                     <pic:cNvPicPr>
                       <a:picLocks noChangeArrowheads="1" noChangeAspect="1"/>
                     </pic:cNvPicPr>
                   </pic:nvPicPr>
                   <pic:blipFill>
-                    <a:blip r:embed="rId125"/>
+                    <a:blip r:embed="rId128"/>
                     <a:stretch>
                       <a:fillRect/>
                     </a:stretch>
@@ -18894,18 +18943,18 @@
           <wp:inline>
             <wp:extent cx="2520000" cy="786589"/>
             <wp:effectExtent b="0" l="0" r="0" t="0"/>
-            <wp:docPr descr="" title="" id="129" name="Picture"/>
+            <wp:docPr descr="" title="" id="132" name="Picture"/>
             <a:graphic>
               <a:graphicData uri="http://schemas.openxmlformats.org/drawingml/2006/picture">
                 <pic:pic>
                   <pic:nvPicPr>
-                    <pic:cNvPr descr="b1404414236f5ed11b76e9b8da6d9569eb7c6b40ec7d2c5d8aedd55717ef64bf.jpg" id="130" name="Picture"/>
+                    <pic:cNvPr descr="b1404414236f5ed11b76e9b8da6d9569eb7c6b40ec7d2c5d8aedd55717ef64bf.jpg" id="133" name="Picture"/>
                     <pic:cNvPicPr>
                       <a:picLocks noChangeArrowheads="1" noChangeAspect="1"/>
                     </pic:cNvPicPr>
                   </pic:nvPicPr>
                   <pic:blipFill>
-                    <a:blip r:embed="rId128"/>
+                    <a:blip r:embed="rId131"/>
                     <a:stretch>
                       <a:fillRect/>
                     </a:stretch>
@@ -19733,9 +19782,9 @@
         </m:oMath>
       </m:oMathPara>
     </w:p>
-    <w:bookmarkEnd w:id="131"/>
-    <w:bookmarkEnd w:id="132"/>
-    <w:bookmarkStart w:id="143" w:name="第-5-题13-分四面体堆积结构"/>
+    <w:bookmarkEnd w:id="134"/>
+    <w:bookmarkEnd w:id="135"/>
+    <w:bookmarkStart w:id="146" w:name="第-5-题13-分四面体堆积结构"/>
     <w:p>
       <w:pPr>
         <w:pStyle w:val="Heading3"/>
@@ -19832,18 +19881,18 @@
           <wp:inline>
             <wp:extent cx="1947272" cy="2015999"/>
             <wp:effectExtent b="0" l="0" r="0" t="0"/>
-            <wp:docPr descr="" title="" id="134" name="Picture"/>
+            <wp:docPr descr="" title="" id="137" name="Picture"/>
             <a:graphic>
               <a:graphicData uri="http://schemas.openxmlformats.org/drawingml/2006/picture">
                 <pic:pic>
                   <pic:nvPicPr>
-                    <pic:cNvPr descr="7499a1c1ca14f92deec01b0d4b34b8b7cec4b377f619321a8cfd1f97f1c96dc3.jpg" id="135" name="Picture"/>
+                    <pic:cNvPr descr="7499a1c1ca14f92deec01b0d4b34b8b7cec4b377f619321a8cfd1f97f1c96dc3.jpg" id="138" name="Picture"/>
                     <pic:cNvPicPr>
                       <a:picLocks noChangeArrowheads="1" noChangeAspect="1"/>
                     </pic:cNvPicPr>
                   </pic:nvPicPr>
                   <pic:blipFill>
-                    <a:blip r:embed="rId133"/>
+                    <a:blip r:embed="rId136"/>
                     <a:stretch>
                       <a:fillRect/>
                     </a:stretch>
@@ -20397,18 +20446,18 @@
           <wp:inline>
             <wp:extent cx="2015999" cy="1573463"/>
             <wp:effectExtent b="0" l="0" r="0" t="0"/>
-            <wp:docPr descr="" title="" id="137" name="Picture"/>
+            <wp:docPr descr="" title="" id="140" name="Picture"/>
             <a:graphic>
               <a:graphicData uri="http://schemas.openxmlformats.org/drawingml/2006/picture">
                 <pic:pic>
                   <pic:nvPicPr>
-                    <pic:cNvPr descr="0daa8f0d8b763b8591a02168e4d97879aad526516fd2c062d57d0c3bcbdad0fe.jpg" id="138" name="Picture"/>
+                    <pic:cNvPr descr="0daa8f0d8b763b8591a02168e4d97879aad526516fd2c062d57d0c3bcbdad0fe.jpg" id="141" name="Picture"/>
                     <pic:cNvPicPr>
                       <a:picLocks noChangeArrowheads="1" noChangeAspect="1"/>
                     </pic:cNvPicPr>
                   </pic:nvPicPr>
                   <pic:blipFill>
-                    <a:blip r:embed="rId136"/>
+                    <a:blip r:embed="rId139"/>
                     <a:stretch>
                       <a:fillRect/>
                     </a:stretch>
@@ -20986,7 +21035,7 @@
         <w:t xml:space="preserve">）</w:t>
       </w:r>
     </w:p>
-    <w:bookmarkStart w:id="142" w:name="答案-4"/>
+    <w:bookmarkStart w:id="145" w:name="答案-4"/>
     <w:p>
       <w:pPr>
         <w:pStyle w:val="Heading4"/>
@@ -21678,18 +21727,18 @@
           <wp:inline>
             <wp:extent cx="2015999" cy="1554506"/>
             <wp:effectExtent b="0" l="0" r="0" t="0"/>
-            <wp:docPr descr="" title="" id="140" name="Picture"/>
+            <wp:docPr descr="" title="" id="143" name="Picture"/>
             <a:graphic>
               <a:graphicData uri="http://schemas.openxmlformats.org/drawingml/2006/picture">
                 <pic:pic>
                   <pic:nvPicPr>
-                    <pic:cNvPr descr="7f8e4736ef2ed5c4f5c02590b2f4100e1af2934d745d4096eee2d10bc49c1588.jpg" id="141" name="Picture"/>
+                    <pic:cNvPr descr="7f8e4736ef2ed5c4f5c02590b2f4100e1af2934d745d4096eee2d10bc49c1588.jpg" id="144" name="Picture"/>
                     <pic:cNvPicPr>
                       <a:picLocks noChangeArrowheads="1" noChangeAspect="1"/>
                     </pic:cNvPicPr>
                   </pic:nvPicPr>
                   <pic:blipFill>
-                    <a:blip r:embed="rId139"/>
+                    <a:blip r:embed="rId142"/>
                     <a:stretch>
                       <a:fillRect/>
                     </a:stretch>
@@ -22407,10 +22456,10 @@
         </m:r>
       </m:oMath>
     </w:p>
-    <w:bookmarkEnd w:id="142"/>
-    <w:bookmarkEnd w:id="143"/>
-    <w:bookmarkEnd w:id="144"/>
-    <w:bookmarkStart w:id="275" w:name="第三部分-化学原理第-610-题共-65-分"/>
+    <w:bookmarkEnd w:id="145"/>
+    <w:bookmarkEnd w:id="146"/>
+    <w:bookmarkEnd w:id="147"/>
+    <w:bookmarkStart w:id="281" w:name="第三部分-化学原理第-610-题共-65-分"/>
     <w:p>
       <w:pPr>
         <w:pStyle w:val="Heading2"/>
@@ -22449,7 +22498,7 @@
         <w:t xml:space="preserve">分）</w:t>
       </w:r>
     </w:p>
-    <w:bookmarkStart w:id="179" w:name="第-6-题13-分光分子效应"/>
+    <w:bookmarkStart w:id="182" w:name="第-6-题13-分光分子效应"/>
     <w:p>
       <w:pPr>
         <w:pStyle w:val="Heading3"/>
@@ -23553,18 +23602,18 @@
                 <wp:inline>
                   <wp:extent cx="1568400" cy="1368178"/>
                   <wp:effectExtent b="0" l="0" r="0" t="0"/>
-                  <wp:docPr descr="" title="" id="146" name="Picture"/>
+                  <wp:docPr descr="" title="" id="149" name="Picture"/>
                   <a:graphic>
                     <a:graphicData uri="http://schemas.openxmlformats.org/drawingml/2006/picture">
                       <pic:pic>
                         <pic:nvPicPr>
-                          <pic:cNvPr descr="38af43a60ccea950f7d90132b78e5f883a4b9d6114f5f7e56efd88660a85ab84.jpg" id="147" name="Picture"/>
+                          <pic:cNvPr descr="38af43a60ccea950f7d90132b78e5f883a4b9d6114f5f7e56efd88660a85ab84.jpg" id="150" name="Picture"/>
                           <pic:cNvPicPr>
                             <a:picLocks noChangeArrowheads="1" noChangeAspect="1"/>
                           </pic:cNvPicPr>
                         </pic:nvPicPr>
                         <pic:blipFill>
-                          <a:blip r:embed="rId145"/>
+                          <a:blip r:embed="rId148"/>
                           <a:stretch>
                             <a:fillRect/>
                           </a:stretch>
@@ -23607,18 +23656,18 @@
                 <wp:inline>
                   <wp:extent cx="1568400" cy="1350915"/>
                   <wp:effectExtent b="0" l="0" r="0" t="0"/>
-                  <wp:docPr descr="" title="" id="149" name="Picture"/>
+                  <wp:docPr descr="" title="" id="152" name="Picture"/>
                   <a:graphic>
                     <a:graphicData uri="http://schemas.openxmlformats.org/drawingml/2006/picture">
                       <pic:pic>
                         <pic:nvPicPr>
-                          <pic:cNvPr descr="81a30f4af75c11d9caab186a9977878a4fc34f10dafe4ccd26676cbc2c66d8f2.jpg" id="150" name="Picture"/>
+                          <pic:cNvPr descr="81a30f4af75c11d9caab186a9977878a4fc34f10dafe4ccd26676cbc2c66d8f2.jpg" id="153" name="Picture"/>
                           <pic:cNvPicPr>
                             <a:picLocks noChangeArrowheads="1" noChangeAspect="1"/>
                           </pic:cNvPicPr>
                         </pic:nvPicPr>
                         <pic:blipFill>
-                          <a:blip r:embed="rId148"/>
+                          <a:blip r:embed="rId151"/>
                           <a:stretch>
                             <a:fillRect/>
                           </a:stretch>
@@ -23661,18 +23710,18 @@
                 <wp:inline>
                   <wp:extent cx="1568400" cy="1416475"/>
                   <wp:effectExtent b="0" l="0" r="0" t="0"/>
-                  <wp:docPr descr="" title="" id="152" name="Picture"/>
+                  <wp:docPr descr="" title="" id="155" name="Picture"/>
                   <a:graphic>
                     <a:graphicData uri="http://schemas.openxmlformats.org/drawingml/2006/picture">
                       <pic:pic>
                         <pic:nvPicPr>
-                          <pic:cNvPr descr="a5a8eb811bd4258bddc146ba3b91f6ce3b16a9656a9d1c09b9fc9e3324271e33.jpg" id="153" name="Picture"/>
+                          <pic:cNvPr descr="a5a8eb811bd4258bddc146ba3b91f6ce3b16a9656a9d1c09b9fc9e3324271e33.jpg" id="156" name="Picture"/>
                           <pic:cNvPicPr>
                             <a:picLocks noChangeArrowheads="1" noChangeAspect="1"/>
                           </pic:cNvPicPr>
                         </pic:nvPicPr>
                         <pic:blipFill>
-                          <a:blip r:embed="rId151"/>
+                          <a:blip r:embed="rId154"/>
                           <a:stretch>
                             <a:fillRect/>
                           </a:stretch>
@@ -24066,18 +24115,18 @@
                 <wp:inline>
                   <wp:extent cx="2249659" cy="1655999"/>
                   <wp:effectExtent b="0" l="0" r="0" t="0"/>
-                  <wp:docPr descr="" title="" id="155" name="Picture"/>
+                  <wp:docPr descr="" title="" id="158" name="Picture"/>
                   <a:graphic>
                     <a:graphicData uri="http://schemas.openxmlformats.org/drawingml/2006/picture">
                       <pic:pic>
                         <pic:nvPicPr>
-                          <pic:cNvPr descr="df0e84b7ccebc1a778f88c06be8e17048ec84e0a735ea0cbced9118a235fff22.jpg" id="156" name="Picture"/>
+                          <pic:cNvPr descr="df0e84b7ccebc1a778f88c06be8e17048ec84e0a735ea0cbced9118a235fff22.jpg" id="159" name="Picture"/>
                           <pic:cNvPicPr>
                             <a:picLocks noChangeArrowheads="1" noChangeAspect="1"/>
                           </pic:cNvPicPr>
                         </pic:nvPicPr>
                         <pic:blipFill>
-                          <a:blip r:embed="rId154"/>
+                          <a:blip r:embed="rId157"/>
                           <a:stretch>
                             <a:fillRect/>
                           </a:stretch>
@@ -24120,18 +24169,18 @@
                 <wp:inline>
                   <wp:extent cx="2395527" cy="1655999"/>
                   <wp:effectExtent b="0" l="0" r="0" t="0"/>
-                  <wp:docPr descr="" title="" id="158" name="Picture"/>
+                  <wp:docPr descr="" title="" id="161" name="Picture"/>
                   <a:graphic>
                     <a:graphicData uri="http://schemas.openxmlformats.org/drawingml/2006/picture">
                       <pic:pic>
                         <pic:nvPicPr>
-                          <pic:cNvPr descr="a3daa739e9396155741580f23faffaf945d0515a32963c8d4a58092b7662cd53.jpg" id="159" name="Picture"/>
+                          <pic:cNvPr descr="a3daa739e9396155741580f23faffaf945d0515a32963c8d4a58092b7662cd53.jpg" id="162" name="Picture"/>
                           <pic:cNvPicPr>
                             <a:picLocks noChangeArrowheads="1" noChangeAspect="1"/>
                           </pic:cNvPicPr>
                         </pic:nvPicPr>
                         <pic:blipFill>
-                          <a:blip r:embed="rId157"/>
+                          <a:blip r:embed="rId160"/>
                           <a:stretch>
                             <a:fillRect/>
                           </a:stretch>
@@ -25630,7 +25679,7 @@
         <w:t xml:space="preserve">的生成速率）</w:t>
       </w:r>
     </w:p>
-    <w:bookmarkStart w:id="178" w:name="答案-5"/>
+    <w:bookmarkStart w:id="181" w:name="答案-5"/>
     <w:p>
       <w:pPr>
         <w:pStyle w:val="Heading4"/>
@@ -26807,18 +26856,18 @@
                 <wp:inline>
                   <wp:extent cx="1568400" cy="1326465"/>
                   <wp:effectExtent b="0" l="0" r="0" t="0"/>
-                  <wp:docPr descr="" title="" id="161" name="Picture"/>
+                  <wp:docPr descr="" title="" id="164" name="Picture"/>
                   <a:graphic>
                     <a:graphicData uri="http://schemas.openxmlformats.org/drawingml/2006/picture">
                       <pic:pic>
                         <pic:nvPicPr>
-                          <pic:cNvPr descr="c7dce5f2cbcb566adebe488948c1e5d58320dd4d84ae6857744bca9cd2f294e9.jpg" id="162" name="Picture"/>
+                          <pic:cNvPr descr="c7dce5f2cbcb566adebe488948c1e5d58320dd4d84ae6857744bca9cd2f294e9.jpg" id="165" name="Picture"/>
                           <pic:cNvPicPr>
                             <a:picLocks noChangeArrowheads="1" noChangeAspect="1"/>
                           </pic:cNvPicPr>
                         </pic:nvPicPr>
                         <pic:blipFill>
-                          <a:blip r:embed="rId160"/>
+                          <a:blip r:embed="rId163"/>
                           <a:stretch>
                             <a:fillRect/>
                           </a:stretch>
@@ -26861,18 +26910,18 @@
                 <wp:inline>
                   <wp:extent cx="1568400" cy="1379688"/>
                   <wp:effectExtent b="0" l="0" r="0" t="0"/>
-                  <wp:docPr descr="" title="" id="164" name="Picture"/>
+                  <wp:docPr descr="" title="" id="167" name="Picture"/>
                   <a:graphic>
                     <a:graphicData uri="http://schemas.openxmlformats.org/drawingml/2006/picture">
                       <pic:pic>
                         <pic:nvPicPr>
-                          <pic:cNvPr descr="39977a354020d7c2c3f96dd1077dd6f08b19d221a6303f59aa631a9b91bef601.jpg" id="165" name="Picture"/>
+                          <pic:cNvPr descr="39977a354020d7c2c3f96dd1077dd6f08b19d221a6303f59aa631a9b91bef601.jpg" id="168" name="Picture"/>
                           <pic:cNvPicPr>
                             <a:picLocks noChangeArrowheads="1" noChangeAspect="1"/>
                           </pic:cNvPicPr>
                         </pic:nvPicPr>
                         <pic:blipFill>
-                          <a:blip r:embed="rId163"/>
+                          <a:blip r:embed="rId166"/>
                           <a:stretch>
                             <a:fillRect/>
                           </a:stretch>
@@ -26915,18 +26964,18 @@
                 <wp:inline>
                   <wp:extent cx="1568400" cy="1447753"/>
                   <wp:effectExtent b="0" l="0" r="0" t="0"/>
-                  <wp:docPr descr="" title="" id="167" name="Picture"/>
+                  <wp:docPr descr="" title="" id="170" name="Picture"/>
                   <a:graphic>
                     <a:graphicData uri="http://schemas.openxmlformats.org/drawingml/2006/picture">
                       <pic:pic>
                         <pic:nvPicPr>
-                          <pic:cNvPr descr="e50dfedc6c318978c21b83359e704aed3b9fe3e14243d90b24628905fe9481bc.jpg" id="168" name="Picture"/>
+                          <pic:cNvPr descr="e50dfedc6c318978c21b83359e704aed3b9fe3e14243d90b24628905fe9481bc.jpg" id="171" name="Picture"/>
                           <pic:cNvPicPr>
                             <a:picLocks noChangeArrowheads="1" noChangeAspect="1"/>
                           </pic:cNvPicPr>
                         </pic:nvPicPr>
                         <pic:blipFill>
-                          <a:blip r:embed="rId166"/>
+                          <a:blip r:embed="rId169"/>
                           <a:stretch>
                             <a:fillRect/>
                           </a:stretch>
@@ -27069,18 +27118,18 @@
           <wp:inline>
             <wp:extent cx="2444960" cy="1872000"/>
             <wp:effectExtent b="0" l="0" r="0" t="0"/>
-            <wp:docPr descr="" title="" id="170" name="Picture"/>
+            <wp:docPr descr="" title="" id="173" name="Picture"/>
             <a:graphic>
               <a:graphicData uri="http://schemas.openxmlformats.org/drawingml/2006/picture">
                 <pic:pic>
                   <pic:nvPicPr>
-                    <pic:cNvPr descr="698094a3327527c12f3d7d3eb747faf6b038e41ce246595074d5306902d9d9d7.jpg" id="171" name="Picture"/>
+                    <pic:cNvPr descr="698094a3327527c12f3d7d3eb747faf6b038e41ce246595074d5306902d9d9d7.jpg" id="174" name="Picture"/>
                     <pic:cNvPicPr>
                       <a:picLocks noChangeArrowheads="1" noChangeAspect="1"/>
                     </pic:cNvPicPr>
                   </pic:nvPicPr>
                   <pic:blipFill>
-                    <a:blip r:embed="rId169"/>
+                    <a:blip r:embed="rId172"/>
                     <a:stretch>
                       <a:fillRect/>
                     </a:stretch>
@@ -27156,18 +27205,18 @@
           <wp:inline>
             <wp:extent cx="2520000" cy="1800698"/>
             <wp:effectExtent b="0" l="0" r="0" t="0"/>
-            <wp:docPr descr="" title="" id="173" name="Picture"/>
+            <wp:docPr descr="" title="" id="176" name="Picture"/>
             <a:graphic>
               <a:graphicData uri="http://schemas.openxmlformats.org/drawingml/2006/picture">
                 <pic:pic>
                   <pic:nvPicPr>
-                    <pic:cNvPr descr="ad9f25672768206dd154acf1437a0fc2c1e3d6afafbc5a6fc20eb5fafd343704.jpg" id="174" name="Picture"/>
+                    <pic:cNvPr descr="ad9f25672768206dd154acf1437a0fc2c1e3d6afafbc5a6fc20eb5fafd343704.jpg" id="177" name="Picture"/>
                     <pic:cNvPicPr>
                       <a:picLocks noChangeArrowheads="1" noChangeAspect="1"/>
                     </pic:cNvPicPr>
                   </pic:nvPicPr>
                   <pic:blipFill>
-                    <a:blip r:embed="rId172"/>
+                    <a:blip r:embed="rId175"/>
                     <a:stretch>
                       <a:fillRect/>
                     </a:stretch>
@@ -27415,18 +27464,18 @@
           <wp:inline>
             <wp:extent cx="2520000" cy="1615877"/>
             <wp:effectExtent b="0" l="0" r="0" t="0"/>
-            <wp:docPr descr="" title="" id="176" name="Picture"/>
+            <wp:docPr descr="" title="" id="179" name="Picture"/>
             <a:graphic>
               <a:graphicData uri="http://schemas.openxmlformats.org/drawingml/2006/picture">
                 <pic:pic>
                   <pic:nvPicPr>
-                    <pic:cNvPr descr="8950be97da904d4c2d09e9668c74110e7e515dd799605d16b1cf7665cbdb9254.jpg" id="177" name="Picture"/>
+                    <pic:cNvPr descr="8950be97da904d4c2d09e9668c74110e7e515dd799605d16b1cf7665cbdb9254.jpg" id="180" name="Picture"/>
                     <pic:cNvPicPr>
                       <a:picLocks noChangeArrowheads="1" noChangeAspect="1"/>
                     </pic:cNvPicPr>
                   </pic:nvPicPr>
                   <pic:blipFill>
-                    <a:blip r:embed="rId175"/>
+                    <a:blip r:embed="rId178"/>
                     <a:stretch>
                       <a:fillRect/>
                     </a:stretch>
@@ -30966,9 +31015,9 @@
         </m:oMath>
       </m:oMathPara>
     </w:p>
-    <w:bookmarkEnd w:id="178"/>
-    <w:bookmarkEnd w:id="179"/>
-    <w:bookmarkStart w:id="214" w:name="第-7-题13-分蔷薇地狱"/>
+    <w:bookmarkEnd w:id="181"/>
+    <w:bookmarkEnd w:id="182"/>
+    <w:bookmarkStart w:id="220" w:name="第-7-题13-分蔷薇地狱"/>
     <w:p>
       <w:pPr>
         <w:pStyle w:val="Heading3"/>
@@ -31115,18 +31164,18 @@
           <wp:inline>
             <wp:extent cx="2520000" cy="1126641"/>
             <wp:effectExtent b="0" l="0" r="0" t="0"/>
-            <wp:docPr descr="" title="" id="181" name="Picture"/>
+            <wp:docPr descr="" title="" id="184" name="Picture"/>
             <a:graphic>
               <a:graphicData uri="http://schemas.openxmlformats.org/drawingml/2006/picture">
                 <pic:pic>
                   <pic:nvPicPr>
-                    <pic:cNvPr descr="04d7e8af47491ab58697b754bf77da9a422fee7809b32a944e4415cc26374dd1.jpg" id="182" name="Picture"/>
+                    <pic:cNvPr descr="04d7e8af47491ab58697b754bf77da9a422fee7809b32a944e4415cc26374dd1.jpg" id="185" name="Picture"/>
                     <pic:cNvPicPr>
                       <a:picLocks noChangeArrowheads="1" noChangeAspect="1"/>
                     </pic:cNvPicPr>
                   </pic:nvPicPr>
                   <pic:blipFill>
-                    <a:blip r:embed="rId180"/>
+                    <a:blip r:embed="rId183"/>
                     <a:stretch>
                       <a:fillRect/>
                     </a:stretch>
@@ -31862,18 +31911,18 @@
           <wp:inline>
             <wp:extent cx="2520000" cy="1468099"/>
             <wp:effectExtent b="0" l="0" r="0" t="0"/>
-            <wp:docPr descr="" title="" id="184" name="Picture"/>
+            <wp:docPr descr="" title="" id="187" name="Picture"/>
             <a:graphic>
               <a:graphicData uri="http://schemas.openxmlformats.org/drawingml/2006/picture">
                 <pic:pic>
                   <pic:nvPicPr>
-                    <pic:cNvPr descr="b8dba792d643f16bd55a906c0a41305926484e2207960369830647c3aa543734.jpg" id="185" name="Picture"/>
+                    <pic:cNvPr descr="b8dba792d643f16bd55a906c0a41305926484e2207960369830647c3aa543734.jpg" id="188" name="Picture"/>
                     <pic:cNvPicPr>
                       <a:picLocks noChangeArrowheads="1" noChangeAspect="1"/>
                     </pic:cNvPicPr>
                   </pic:nvPicPr>
                   <pic:blipFill>
-                    <a:blip r:embed="rId183"/>
+                    <a:blip r:embed="rId186"/>
                     <a:stretch>
                       <a:fillRect/>
                     </a:stretch>
@@ -32366,18 +32415,18 @@
           <wp:inline>
             <wp:extent cx="2520000" cy="477671"/>
             <wp:effectExtent b="0" l="0" r="0" t="0"/>
-            <wp:docPr descr="" title="" id="187" name="Picture"/>
+            <wp:docPr descr="" title="" id="190" name="Picture"/>
             <a:graphic>
               <a:graphicData uri="http://schemas.openxmlformats.org/drawingml/2006/picture">
                 <pic:pic>
                   <pic:nvPicPr>
-                    <pic:cNvPr descr="5a0c54ea377da36afd196e2cc196490a342c01b068a64d1f8e94ea79093c21b4.jpg" id="188" name="Picture"/>
+                    <pic:cNvPr descr="5a0c54ea377da36afd196e2cc196490a342c01b068a64d1f8e94ea79093c21b4.jpg" id="191" name="Picture"/>
                     <pic:cNvPicPr>
                       <a:picLocks noChangeArrowheads="1" noChangeAspect="1"/>
                     </pic:cNvPicPr>
                   </pic:nvPicPr>
                   <pic:blipFill>
-                    <a:blip r:embed="rId186"/>
+                    <a:blip r:embed="rId189"/>
                     <a:stretch>
                       <a:fillRect/>
                     </a:stretch>
@@ -32457,18 +32506,18 @@
           <wp:inline>
             <wp:extent cx="2520000" cy="811098"/>
             <wp:effectExtent b="0" l="0" r="0" t="0"/>
-            <wp:docPr descr="" title="" id="190" name="Picture"/>
+            <wp:docPr descr="" title="" id="193" name="Picture"/>
             <a:graphic>
               <a:graphicData uri="http://schemas.openxmlformats.org/drawingml/2006/picture">
                 <pic:pic>
                   <pic:nvPicPr>
-                    <pic:cNvPr descr="5f1ed10cd791562150113a14b029abbfa63f7e97454a9cc71cce8e0a85b8173f.jpg" id="191" name="Picture"/>
+                    <pic:cNvPr descr="5f1ed10cd791562150113a14b029abbfa63f7e97454a9cc71cce8e0a85b8173f.jpg" id="194" name="Picture"/>
                     <pic:cNvPicPr>
                       <a:picLocks noChangeArrowheads="1" noChangeAspect="1"/>
                     </pic:cNvPicPr>
                   </pic:nvPicPr>
                   <pic:blipFill>
-                    <a:blip r:embed="rId189"/>
+                    <a:blip r:embed="rId192"/>
                     <a:stretch>
                       <a:fillRect/>
                     </a:stretch>
@@ -33540,18 +33589,18 @@
           <wp:inline>
             <wp:extent cx="2520000" cy="734636"/>
             <wp:effectExtent b="0" l="0" r="0" t="0"/>
-            <wp:docPr descr="" title="" id="193" name="Picture"/>
+            <wp:docPr descr="" title="" id="196" name="Picture"/>
             <a:graphic>
               <a:graphicData uri="http://schemas.openxmlformats.org/drawingml/2006/picture">
                 <pic:pic>
                   <pic:nvPicPr>
-                    <pic:cNvPr descr="fab5e4cb6a6fc183e6b9d85cf1bf078c214f021d4195da6bd5c6e7e82b81dc6c.jpg" id="194" name="Picture"/>
+                    <pic:cNvPr descr="fab5e4cb6a6fc183e6b9d85cf1bf078c214f021d4195da6bd5c6e7e82b81dc6c.jpg" id="197" name="Picture"/>
                     <pic:cNvPicPr>
                       <a:picLocks noChangeArrowheads="1" noChangeAspect="1"/>
                     </pic:cNvPicPr>
                   </pic:nvPicPr>
                   <pic:blipFill>
-                    <a:blip r:embed="rId192"/>
+                    <a:blip r:embed="rId195"/>
                     <a:stretch>
                       <a:fillRect/>
                     </a:stretch>
@@ -34336,7 +34385,7 @@
         <w:t xml:space="preserve">为常数。不使用这个提示的正确解答不会被扣分。</w:t>
       </w:r>
     </w:p>
-    <w:bookmarkStart w:id="213" w:name="答案-6"/>
+    <w:bookmarkStart w:id="219" w:name="答案-6"/>
     <w:p>
       <w:pPr>
         <w:pStyle w:val="Heading4"/>
@@ -34418,18 +34467,18 @@
                 <wp:inline>
                   <wp:extent cx="1585903" cy="1655999"/>
                   <wp:effectExtent b="0" l="0" r="0" t="0"/>
-                  <wp:docPr descr="" title="" id="196" name="Picture"/>
+                  <wp:docPr descr="" title="" id="199" name="Picture"/>
                   <a:graphic>
                     <a:graphicData uri="http://schemas.openxmlformats.org/drawingml/2006/picture">
                       <pic:pic>
                         <pic:nvPicPr>
-                          <pic:cNvPr descr="3ee698847197c5fa5b436c15e7290b9c0b61195ea8f23aa1bedb2af560323d80.jpg" id="197" name="Picture"/>
+                          <pic:cNvPr descr="3ee698847197c5fa5b436c15e7290b9c0b61195ea8f23aa1bedb2af560323d80.jpg" id="200" name="Picture"/>
                           <pic:cNvPicPr>
                             <a:picLocks noChangeArrowheads="1" noChangeAspect="1"/>
                           </pic:cNvPicPr>
                         </pic:nvPicPr>
                         <pic:blipFill>
-                          <a:blip r:embed="rId195"/>
+                          <a:blip r:embed="rId198"/>
                           <a:stretch>
                             <a:fillRect/>
                           </a:stretch>
@@ -34472,18 +34521,18 @@
                 <wp:inline>
                   <wp:extent cx="2406600" cy="1435515"/>
                   <wp:effectExtent b="0" l="0" r="0" t="0"/>
-                  <wp:docPr descr="" title="" id="199" name="Picture"/>
+                  <wp:docPr descr="" title="" id="202" name="Picture"/>
                   <a:graphic>
                     <a:graphicData uri="http://schemas.openxmlformats.org/drawingml/2006/picture">
                       <pic:pic>
                         <pic:nvPicPr>
-                          <pic:cNvPr descr="4fd8e335543dac02beed15b4935f72ac77aeaca212875942bcbbfdb6600cb498.jpg" id="200" name="Picture"/>
+                          <pic:cNvPr descr="4fd8e335543dac02beed15b4935f72ac77aeaca212875942bcbbfdb6600cb498.jpg" id="203" name="Picture"/>
                           <pic:cNvPicPr>
                             <a:picLocks noChangeArrowheads="1" noChangeAspect="1"/>
                           </pic:cNvPicPr>
                         </pic:nvPicPr>
                         <pic:blipFill>
-                          <a:blip r:embed="rId198"/>
+                          <a:blip r:embed="rId201"/>
                           <a:stretch>
                             <a:fillRect/>
                           </a:stretch>
@@ -34667,18 +34716,18 @@
                 <wp:inline>
                   <wp:extent cx="1568400" cy="252889"/>
                   <wp:effectExtent b="0" l="0" r="0" t="0"/>
-                  <wp:docPr descr="" title="" id="202" name="Picture"/>
+                  <wp:docPr descr="" title="" id="205" name="Picture"/>
                   <a:graphic>
                     <a:graphicData uri="http://schemas.openxmlformats.org/drawingml/2006/picture">
                       <pic:pic>
                         <pic:nvPicPr>
-                          <pic:cNvPr descr="1aab72985cc7f2787181aed1ec99378def234d41ac2fbe0020ca5b4fd1d07035.jpg" id="203" name="Picture"/>
+                          <pic:cNvPr descr="1aab72985cc7f2787181aed1ec99378def234d41ac2fbe0020ca5b4fd1d07035.jpg" id="206" name="Picture"/>
                           <pic:cNvPicPr>
                             <a:picLocks noChangeArrowheads="1" noChangeAspect="1"/>
                           </pic:cNvPicPr>
                         </pic:nvPicPr>
                         <pic:blipFill>
-                          <a:blip r:embed="rId201"/>
+                          <a:blip r:embed="rId204"/>
                           <a:stretch>
                             <a:fillRect/>
                           </a:stretch>
@@ -34721,18 +34770,18 @@
                 <wp:inline>
                   <wp:extent cx="1568400" cy="293344"/>
                   <wp:effectExtent b="0" l="0" r="0" t="0"/>
-                  <wp:docPr descr="" title="" id="205" name="Picture"/>
+                  <wp:docPr descr="" title="" id="208" name="Picture"/>
                   <a:graphic>
                     <a:graphicData uri="http://schemas.openxmlformats.org/drawingml/2006/picture">
                       <pic:pic>
                         <pic:nvPicPr>
-                          <pic:cNvPr descr="1c201f73f9b5f8c4c4e7030f212f01f70d7ea0b61ffa0fdaf77fda7e0cc552c5.jpg" id="206" name="Picture"/>
+                          <pic:cNvPr descr="1c201f73f9b5f8c4c4e7030f212f01f70d7ea0b61ffa0fdaf77fda7e0cc552c5.jpg" id="209" name="Picture"/>
                           <pic:cNvPicPr>
                             <a:picLocks noChangeArrowheads="1" noChangeAspect="1"/>
                           </pic:cNvPicPr>
                         </pic:nvPicPr>
                         <pic:blipFill>
-                          <a:blip r:embed="rId204"/>
+                          <a:blip r:embed="rId207"/>
                           <a:stretch>
                             <a:fillRect/>
                           </a:stretch>
@@ -34775,18 +34824,18 @@
                 <wp:inline>
                   <wp:extent cx="1568400" cy="412521"/>
                   <wp:effectExtent b="0" l="0" r="0" t="0"/>
-                  <wp:docPr descr="" title="" id="208" name="Picture"/>
+                  <wp:docPr descr="" title="" id="211" name="Picture"/>
                   <a:graphic>
                     <a:graphicData uri="http://schemas.openxmlformats.org/drawingml/2006/picture">
                       <pic:pic>
                         <pic:nvPicPr>
-                          <pic:cNvPr descr="7c8bc8a42c68ef2279896b09fef3098382a4e8a4b91ee100767cb4dba38ad6e0.jpg" id="209" name="Picture"/>
+                          <pic:cNvPr descr="7c8bc8a42c68ef2279896b09fef3098382a4e8a4b91ee100767cb4dba38ad6e0.jpg" id="212" name="Picture"/>
                           <pic:cNvPicPr>
                             <a:picLocks noChangeArrowheads="1" noChangeAspect="1"/>
                           </pic:cNvPicPr>
                         </pic:nvPicPr>
                         <pic:blipFill>
-                          <a:blip r:embed="rId207"/>
+                          <a:blip r:embed="rId210"/>
                           <a:stretch>
                             <a:fillRect/>
                           </a:stretch>
@@ -35023,18 +35072,18 @@
           <wp:inline>
             <wp:extent cx="2520000" cy="676824"/>
             <wp:effectExtent b="0" l="0" r="0" t="0"/>
-            <wp:docPr descr="" title="" id="211" name="Picture"/>
+            <wp:docPr descr="" title="" id="214" name="Picture"/>
             <a:graphic>
               <a:graphicData uri="http://schemas.openxmlformats.org/drawingml/2006/picture">
                 <pic:pic>
                   <pic:nvPicPr>
-                    <pic:cNvPr descr="36ddfb2737d00076dc20ece9cea20a4b51e282cd00bb1472ded93c7f53c1a3f4.jpg" id="212" name="Picture"/>
+                    <pic:cNvPr descr="36ddfb2737d00076dc20ece9cea20a4b51e282cd00bb1472ded93c7f53c1a3f4.jpg" id="215" name="Picture"/>
                     <pic:cNvPicPr>
                       <a:picLocks noChangeArrowheads="1" noChangeAspect="1"/>
                     </pic:cNvPicPr>
                   </pic:nvPicPr>
                   <pic:blipFill>
-                    <a:blip r:embed="rId210"/>
+                    <a:blip r:embed="rId213"/>
                     <a:stretch>
                       <a:fillRect/>
                     </a:stretch>
@@ -35736,9 +35785,58 @@
         <w:t xml:space="preserve">，比值为0.20，仍然不合理</w:t>
       </w:r>
     </w:p>
-    <w:bookmarkEnd w:id="213"/>
-    <w:bookmarkEnd w:id="214"/>
-    <w:bookmarkStart w:id="252" w:name="第-8-题13-分抗癌药物"/>
+    <w:p>
+      <w:pPr>
+        <w:pStyle w:val="BodyText"/>
+        <w:spacing w:before="120" w:after="120" w:line="240" w:lineRule="auto"/>
+        <w:jc w:val="center"/>
+      </w:pPr>
+      <w:r>
+        <w:drawing>
+          <wp:inline>
+            <wp:extent cx="2520000" cy="1314914"/>
+            <wp:effectExtent b="0" l="0" r="0" t="0"/>
+            <wp:docPr descr="" title="" id="217" name="Picture"/>
+            <a:graphic>
+              <a:graphicData uri="http://schemas.openxmlformats.org/drawingml/2006/picture">
+                <pic:pic>
+                  <pic:nvPicPr>
+                    <pic:cNvPr descr="3352dff0d9604b0786514ee3757c73b0300f8c0f9e8167ad40fb4738ada61db5.jpg" id="218" name="Picture"/>
+                    <pic:cNvPicPr>
+                      <a:picLocks noChangeArrowheads="1" noChangeAspect="1"/>
+                    </pic:cNvPicPr>
+                  </pic:nvPicPr>
+                  <pic:blipFill>
+                    <a:blip r:embed="rId216"/>
+                    <a:stretch>
+                      <a:fillRect/>
+                    </a:stretch>
+                  </pic:blipFill>
+                  <pic:spPr bwMode="auto">
+                    <a:xfrm>
+                      <a:off x="0" y="0"/>
+                      <a:ext cx="2520000" cy="1314914"/>
+                    </a:xfrm>
+                    <a:prstGeom prst="rect">
+                      <a:avLst/>
+                    </a:prstGeom>
+                    <a:noFill/>
+                    <a:ln w="9525">
+                      <a:noFill/>
+                      <a:headEnd/>
+                      <a:tailEnd/>
+                    </a:ln>
+                  </pic:spPr>
+                </pic:pic>
+              </a:graphicData>
+            </a:graphic>
+          </wp:inline>
+        </w:drawing>
+      </w:r>
+    </w:p>
+    <w:bookmarkEnd w:id="219"/>
+    <w:bookmarkEnd w:id="220"/>
+    <w:bookmarkStart w:id="258" w:name="第-8-题13-分抗癌药物"/>
     <w:p>
       <w:pPr>
         <w:pStyle w:val="Heading3"/>
@@ -36880,18 +36978,18 @@
           <wp:inline>
             <wp:extent cx="2520000" cy="1850434"/>
             <wp:effectExtent b="0" l="0" r="0" t="0"/>
-            <wp:docPr descr="" title="" id="216" name="Picture"/>
+            <wp:docPr descr="" title="" id="222" name="Picture"/>
             <a:graphic>
               <a:graphicData uri="http://schemas.openxmlformats.org/drawingml/2006/picture">
                 <pic:pic>
                   <pic:nvPicPr>
-                    <pic:cNvPr descr="9c6e1a8d6edb5f4836f50c0b567597bc8e4e13d2eca91bd4dcb2a12660f0b4d4.jpg" id="217" name="Picture"/>
+                    <pic:cNvPr descr="9c6e1a8d6edb5f4836f50c0b567597bc8e4e13d2eca91bd4dcb2a12660f0b4d4.jpg" id="223" name="Picture"/>
                     <pic:cNvPicPr>
                       <a:picLocks noChangeArrowheads="1" noChangeAspect="1"/>
                     </pic:cNvPicPr>
                   </pic:nvPicPr>
                   <pic:blipFill>
-                    <a:blip r:embed="rId215"/>
+                    <a:blip r:embed="rId221"/>
                     <a:stretch>
                       <a:fillRect/>
                     </a:stretch>
@@ -37089,18 +37187,18 @@
           <wp:inline>
             <wp:extent cx="2520000" cy="689684"/>
             <wp:effectExtent b="0" l="0" r="0" t="0"/>
-            <wp:docPr descr="" title="" id="219" name="Picture"/>
+            <wp:docPr descr="" title="" id="225" name="Picture"/>
             <a:graphic>
               <a:graphicData uri="http://schemas.openxmlformats.org/drawingml/2006/picture">
                 <pic:pic>
                   <pic:nvPicPr>
-                    <pic:cNvPr descr="3eacc6e0c40978628822e1e8103c07898ad1498fec9df8544f45da5f4a268add.jpg" id="220" name="Picture"/>
+                    <pic:cNvPr descr="3eacc6e0c40978628822e1e8103c07898ad1498fec9df8544f45da5f4a268add.jpg" id="226" name="Picture"/>
                     <pic:cNvPicPr>
                       <a:picLocks noChangeArrowheads="1" noChangeAspect="1"/>
                     </pic:cNvPicPr>
                   </pic:nvPicPr>
                   <pic:blipFill>
-                    <a:blip r:embed="rId218"/>
+                    <a:blip r:embed="rId224"/>
                     <a:stretch>
                       <a:fillRect/>
                     </a:stretch>
@@ -37727,18 +37825,18 @@
           <wp:inline>
             <wp:extent cx="2520000" cy="633464"/>
             <wp:effectExtent b="0" l="0" r="0" t="0"/>
-            <wp:docPr descr="" title="" id="222" name="Picture"/>
+            <wp:docPr descr="" title="" id="228" name="Picture"/>
             <a:graphic>
               <a:graphicData uri="http://schemas.openxmlformats.org/drawingml/2006/picture">
                 <pic:pic>
                   <pic:nvPicPr>
-                    <pic:cNvPr descr="edff4344e57b423c45dc612bd542b3e91c2f085b1ef4425d42c155f178006887.jpg" id="223" name="Picture"/>
+                    <pic:cNvPr descr="edff4344e57b423c45dc612bd542b3e91c2f085b1ef4425d42c155f178006887.jpg" id="229" name="Picture"/>
                     <pic:cNvPicPr>
                       <a:picLocks noChangeArrowheads="1" noChangeAspect="1"/>
                     </pic:cNvPicPr>
                   </pic:nvPicPr>
                   <pic:blipFill>
-                    <a:blip r:embed="rId221"/>
+                    <a:blip r:embed="rId227"/>
                     <a:stretch>
                       <a:fillRect/>
                     </a:stretch>
@@ -37798,7 +37896,7 @@
         <w:t xml:space="preserve">可引发抗肿瘤免疫反应的原因。</w:t>
       </w:r>
     </w:p>
-    <w:bookmarkStart w:id="251" w:name="答案-7"/>
+    <w:bookmarkStart w:id="257" w:name="答案-7"/>
     <w:p>
       <w:pPr>
         <w:pStyle w:val="Heading4"/>
@@ -39482,18 +39580,18 @@
                 <wp:inline>
                   <wp:extent cx="1323320" cy="1655999"/>
                   <wp:effectExtent b="0" l="0" r="0" t="0"/>
-                  <wp:docPr descr="" title="" id="225" name="Picture"/>
+                  <wp:docPr descr="" title="" id="231" name="Picture"/>
                   <a:graphic>
                     <a:graphicData uri="http://schemas.openxmlformats.org/drawingml/2006/picture">
                       <pic:pic>
                         <pic:nvPicPr>
-                          <pic:cNvPr descr="1371e0a529bc9ff516d205f6721a8708608889bed037fda99f44158c865ee0d7.jpg" id="226" name="Picture"/>
+                          <pic:cNvPr descr="1371e0a529bc9ff516d205f6721a8708608889bed037fda99f44158c865ee0d7.jpg" id="232" name="Picture"/>
                           <pic:cNvPicPr>
                             <a:picLocks noChangeArrowheads="1" noChangeAspect="1"/>
                           </pic:cNvPicPr>
                         </pic:nvPicPr>
                         <pic:blipFill>
-                          <a:blip r:embed="rId224"/>
+                          <a:blip r:embed="rId230"/>
                           <a:stretch>
                             <a:fillRect/>
                           </a:stretch>
@@ -39536,18 +39634,18 @@
                 <wp:inline>
                   <wp:extent cx="1732859" cy="1655999"/>
                   <wp:effectExtent b="0" l="0" r="0" t="0"/>
-                  <wp:docPr descr="" title="" id="228" name="Picture"/>
+                  <wp:docPr descr="" title="" id="234" name="Picture"/>
                   <a:graphic>
                     <a:graphicData uri="http://schemas.openxmlformats.org/drawingml/2006/picture">
                       <pic:pic>
                         <pic:nvPicPr>
-                          <pic:cNvPr descr="37158fa880d01ad48c1fecf2e8f00888e8319b611f46c5c57c9d70691948acf9.jpg" id="229" name="Picture"/>
+                          <pic:cNvPr descr="37158fa880d01ad48c1fecf2e8f00888e8319b611f46c5c57c9d70691948acf9.jpg" id="235" name="Picture"/>
                           <pic:cNvPicPr>
                             <a:picLocks noChangeArrowheads="1" noChangeAspect="1"/>
                           </pic:cNvPicPr>
                         </pic:nvPicPr>
                         <pic:blipFill>
-                          <a:blip r:embed="rId227"/>
+                          <a:blip r:embed="rId233"/>
                           <a:stretch>
                             <a:fillRect/>
                           </a:stretch>
@@ -39701,18 +39799,18 @@
                 <wp:inline>
                   <wp:extent cx="1952595" cy="1655999"/>
                   <wp:effectExtent b="0" l="0" r="0" t="0"/>
-                  <wp:docPr descr="" title="" id="231" name="Picture"/>
+                  <wp:docPr descr="" title="" id="237" name="Picture"/>
                   <a:graphic>
                     <a:graphicData uri="http://schemas.openxmlformats.org/drawingml/2006/picture">
                       <pic:pic>
                         <pic:nvPicPr>
-                          <pic:cNvPr descr="f380e9544b4788e576cd5b00862011faed58466ff9a95b4a7cf8e228150114bd.jpg" id="232" name="Picture"/>
+                          <pic:cNvPr descr="f380e9544b4788e576cd5b00862011faed58466ff9a95b4a7cf8e228150114bd.jpg" id="238" name="Picture"/>
                           <pic:cNvPicPr>
                             <a:picLocks noChangeArrowheads="1" noChangeAspect="1"/>
                           </pic:cNvPicPr>
                         </pic:nvPicPr>
                         <pic:blipFill>
-                          <a:blip r:embed="rId230"/>
+                          <a:blip r:embed="rId236"/>
                           <a:stretch>
                             <a:fillRect/>
                           </a:stretch>
@@ -39755,18 +39853,18 @@
                 <wp:inline>
                   <wp:extent cx="2406600" cy="722194"/>
                   <wp:effectExtent b="0" l="0" r="0" t="0"/>
-                  <wp:docPr descr="" title="" id="234" name="Picture"/>
+                  <wp:docPr descr="" title="" id="240" name="Picture"/>
                   <a:graphic>
                     <a:graphicData uri="http://schemas.openxmlformats.org/drawingml/2006/picture">
                       <pic:pic>
                         <pic:nvPicPr>
-                          <pic:cNvPr descr="069d700bef0c9a7fcaae05885c3d4a97651043a6fafb6ba952fdb91f3ee1a551.jpg" id="235" name="Picture"/>
+                          <pic:cNvPr descr="069d700bef0c9a7fcaae05885c3d4a97651043a6fafb6ba952fdb91f3ee1a551.jpg" id="241" name="Picture"/>
                           <pic:cNvPicPr>
                             <a:picLocks noChangeArrowheads="1" noChangeAspect="1"/>
                           </pic:cNvPicPr>
                         </pic:nvPicPr>
                         <pic:blipFill>
-                          <a:blip r:embed="rId233"/>
+                          <a:blip r:embed="rId239"/>
                           <a:stretch>
                             <a:fillRect/>
                           </a:stretch>
@@ -39819,18 +39917,18 @@
           <wp:inline>
             <wp:extent cx="2520000" cy="1118216"/>
             <wp:effectExtent b="0" l="0" r="0" t="0"/>
-            <wp:docPr descr="" title="" id="237" name="Picture"/>
+            <wp:docPr descr="" title="" id="243" name="Picture"/>
             <a:graphic>
               <a:graphicData uri="http://schemas.openxmlformats.org/drawingml/2006/picture">
                 <pic:pic>
                   <pic:nvPicPr>
-                    <pic:cNvPr descr="9c2a70cc7abd6440bdec9ac38e9374bd9d7f7df34b50dd34b89a38ed05adcff7.jpg" id="238" name="Picture"/>
+                    <pic:cNvPr descr="9c2a70cc7abd6440bdec9ac38e9374bd9d7f7df34b50dd34b89a38ed05adcff7.jpg" id="244" name="Picture"/>
                     <pic:cNvPicPr>
                       <a:picLocks noChangeArrowheads="1" noChangeAspect="1"/>
                     </pic:cNvPicPr>
                   </pic:nvPicPr>
                   <pic:blipFill>
-                    <a:blip r:embed="rId236"/>
+                    <a:blip r:embed="rId242"/>
                     <a:stretch>
                       <a:fillRect/>
                     </a:stretch>
@@ -40304,18 +40402,18 @@
           <wp:inline>
             <wp:extent cx="2520000" cy="608764"/>
             <wp:effectExtent b="0" l="0" r="0" t="0"/>
-            <wp:docPr descr="" title="" id="240" name="Picture"/>
+            <wp:docPr descr="" title="" id="246" name="Picture"/>
             <a:graphic>
               <a:graphicData uri="http://schemas.openxmlformats.org/drawingml/2006/picture">
                 <pic:pic>
                   <pic:nvPicPr>
-                    <pic:cNvPr descr="be63c0f9b89906d0a7e368dadfff89540f5f5d3a6c9bc85166042cc143acfb28.jpg" id="241" name="Picture"/>
+                    <pic:cNvPr descr="be63c0f9b89906d0a7e368dadfff89540f5f5d3a6c9bc85166042cc143acfb28.jpg" id="247" name="Picture"/>
                     <pic:cNvPicPr>
                       <a:picLocks noChangeArrowheads="1" noChangeAspect="1"/>
                     </pic:cNvPicPr>
                   </pic:nvPicPr>
                   <pic:blipFill>
-                    <a:blip r:embed="rId239"/>
+                    <a:blip r:embed="rId245"/>
                     <a:stretch>
                       <a:fillRect/>
                     </a:stretch>
@@ -40482,18 +40580,18 @@
                 <wp:inline>
                   <wp:extent cx="2406600" cy="699958"/>
                   <wp:effectExtent b="0" l="0" r="0" t="0"/>
-                  <wp:docPr descr="" title="" id="243" name="Picture"/>
+                  <wp:docPr descr="" title="" id="249" name="Picture"/>
                   <a:graphic>
                     <a:graphicData uri="http://schemas.openxmlformats.org/drawingml/2006/picture">
                       <pic:pic>
                         <pic:nvPicPr>
-                          <pic:cNvPr descr="41727827cf2ca366c0a707558bdb98f8135bda4705804dcea80bb8903b6cb1dc.jpg" id="244" name="Picture"/>
+                          <pic:cNvPr descr="41727827cf2ca366c0a707558bdb98f8135bda4705804dcea80bb8903b6cb1dc.jpg" id="250" name="Picture"/>
                           <pic:cNvPicPr>
                             <a:picLocks noChangeArrowheads="1" noChangeAspect="1"/>
                           </pic:cNvPicPr>
                         </pic:nvPicPr>
                         <pic:blipFill>
-                          <a:blip r:embed="rId242"/>
+                          <a:blip r:embed="rId248"/>
                           <a:stretch>
                             <a:fillRect/>
                           </a:stretch>
@@ -40536,18 +40634,18 @@
                 <wp:inline>
                   <wp:extent cx="2406600" cy="1066843"/>
                   <wp:effectExtent b="0" l="0" r="0" t="0"/>
-                  <wp:docPr descr="" title="" id="246" name="Picture"/>
+                  <wp:docPr descr="" title="" id="252" name="Picture"/>
                   <a:graphic>
                     <a:graphicData uri="http://schemas.openxmlformats.org/drawingml/2006/picture">
                       <pic:pic>
                         <pic:nvPicPr>
-                          <pic:cNvPr descr="285d08bdabee3d5abdada318b71fe5c089edd01d227f82edcea4d3cdbee25ce2.jpg" id="247" name="Picture"/>
+                          <pic:cNvPr descr="285d08bdabee3d5abdada318b71fe5c089edd01d227f82edcea4d3cdbee25ce2.jpg" id="253" name="Picture"/>
                           <pic:cNvPicPr>
                             <a:picLocks noChangeArrowheads="1" noChangeAspect="1"/>
                           </pic:cNvPicPr>
                         </pic:nvPicPr>
                         <pic:blipFill>
-                          <a:blip r:embed="rId245"/>
+                          <a:blip r:embed="rId251"/>
                           <a:stretch>
                             <a:fillRect/>
                           </a:stretch>
@@ -40833,18 +40931,18 @@
           <wp:inline>
             <wp:extent cx="1447800" cy="825500"/>
             <wp:effectExtent b="0" l="0" r="0" t="0"/>
-            <wp:docPr descr="" title="" id="249" name="Picture"/>
+            <wp:docPr descr="" title="" id="255" name="Picture"/>
             <a:graphic>
               <a:graphicData uri="http://schemas.openxmlformats.org/drawingml/2006/picture">
                 <pic:pic>
                   <pic:nvPicPr>
-                    <pic:cNvPr descr="78c75c6084749d1144cc002f6e1c2851380c1268deb159e2032d422ee7146940.jpg" id="250" name="Picture"/>
+                    <pic:cNvPr descr="78c75c6084749d1144cc002f6e1c2851380c1268deb159e2032d422ee7146940.jpg" id="256" name="Picture"/>
                     <pic:cNvPicPr>
                       <a:picLocks noChangeArrowheads="1" noChangeAspect="1"/>
                     </pic:cNvPicPr>
                   </pic:nvPicPr>
                   <pic:blipFill>
-                    <a:blip r:embed="rId248"/>
+                    <a:blip r:embed="rId254"/>
                     <a:stretch>
                       <a:fillRect/>
                     </a:stretch>
@@ -40871,9 +40969,9 @@
         </w:drawing>
       </w:r>
     </w:p>
-    <w:bookmarkEnd w:id="251"/>
-    <w:bookmarkEnd w:id="252"/>
-    <w:bookmarkStart w:id="254" w:name="第-9-题13-分胺的分解"/>
+    <w:bookmarkEnd w:id="257"/>
+    <w:bookmarkEnd w:id="258"/>
+    <w:bookmarkStart w:id="260" w:name="第-9-题13-分胺的分解"/>
     <w:p>
       <w:pPr>
         <w:pStyle w:val="Heading3"/>
@@ -43441,7 +43539,7 @@
         <w:t xml:space="preserve">40000Pa，试证明动力学的定律被实验结果所证实，并计算表观速率常数。</w:t>
       </w:r>
     </w:p>
-    <w:bookmarkStart w:id="253" w:name="答案-8"/>
+    <w:bookmarkStart w:id="259" w:name="答案-8"/>
     <w:p>
       <w:pPr>
         <w:pStyle w:val="Heading4"/>
@@ -44929,9 +45027,9 @@
         </m:sSup>
       </m:oMath>
     </w:p>
-    <w:bookmarkEnd w:id="253"/>
-    <w:bookmarkEnd w:id="254"/>
-    <w:bookmarkStart w:id="274" w:name="第-10-题13-分碳的同素异形体"/>
+    <w:bookmarkEnd w:id="259"/>
+    <w:bookmarkEnd w:id="260"/>
+    <w:bookmarkStart w:id="280" w:name="第-10-题13-分碳的同素异形体"/>
     <w:p>
       <w:pPr>
         <w:pStyle w:val="Heading3"/>
@@ -46399,18 +46497,18 @@
           <wp:inline>
             <wp:extent cx="2015999" cy="1951315"/>
             <wp:effectExtent b="0" l="0" r="0" t="0"/>
-            <wp:docPr descr="" title="" id="256" name="Picture"/>
+            <wp:docPr descr="" title="" id="262" name="Picture"/>
             <a:graphic>
               <a:graphicData uri="http://schemas.openxmlformats.org/drawingml/2006/picture">
                 <pic:pic>
                   <pic:nvPicPr>
-                    <pic:cNvPr descr="e5e0f80aad1e250af84cc56c37949ad79529700a08e0cbbd01d083e024cc3a0c.jpg" id="257" name="Picture"/>
+                    <pic:cNvPr descr="e5e0f80aad1e250af84cc56c37949ad79529700a08e0cbbd01d083e024cc3a0c.jpg" id="263" name="Picture"/>
                     <pic:cNvPicPr>
                       <a:picLocks noChangeArrowheads="1" noChangeAspect="1"/>
                     </pic:cNvPicPr>
                   </pic:nvPicPr>
                   <pic:blipFill>
-                    <a:blip r:embed="rId255"/>
+                    <a:blip r:embed="rId261"/>
                     <a:stretch>
                       <a:fillRect/>
                     </a:stretch>
@@ -47221,18 +47319,18 @@
           <wp:inline>
             <wp:extent cx="2520000" cy="1603636"/>
             <wp:effectExtent b="0" l="0" r="0" t="0"/>
-            <wp:docPr descr="" title="" id="259" name="Picture"/>
+            <wp:docPr descr="" title="" id="265" name="Picture"/>
             <a:graphic>
               <a:graphicData uri="http://schemas.openxmlformats.org/drawingml/2006/picture">
                 <pic:pic>
                   <pic:nvPicPr>
-                    <pic:cNvPr descr="dcb5db8f01599257c201100974db51797a30f8bb9cd3d97db2888704bf63dcc5.jpg" id="260" name="Picture"/>
+                    <pic:cNvPr descr="dcb5db8f01599257c201100974db51797a30f8bb9cd3d97db2888704bf63dcc5.jpg" id="266" name="Picture"/>
                     <pic:cNvPicPr>
                       <a:picLocks noChangeArrowheads="1" noChangeAspect="1"/>
                     </pic:cNvPicPr>
                   </pic:nvPicPr>
                   <pic:blipFill>
-                    <a:blip r:embed="rId258"/>
+                    <a:blip r:embed="rId264"/>
                     <a:stretch>
                       <a:fillRect/>
                     </a:stretch>
@@ -47687,18 +47785,18 @@
           <wp:inline>
             <wp:extent cx="2520000" cy="941012"/>
             <wp:effectExtent b="0" l="0" r="0" t="0"/>
-            <wp:docPr descr="" title="" id="262" name="Picture"/>
+            <wp:docPr descr="" title="" id="268" name="Picture"/>
             <a:graphic>
               <a:graphicData uri="http://schemas.openxmlformats.org/drawingml/2006/picture">
                 <pic:pic>
                   <pic:nvPicPr>
-                    <pic:cNvPr descr="7c2ecd5ecc58e42a3fecfa72d5832b22dd8fc48959e2274542812f66594e3421.jpg" id="263" name="Picture"/>
+                    <pic:cNvPr descr="7c2ecd5ecc58e42a3fecfa72d5832b22dd8fc48959e2274542812f66594e3421.jpg" id="269" name="Picture"/>
                     <pic:cNvPicPr>
                       <a:picLocks noChangeArrowheads="1" noChangeAspect="1"/>
                     </pic:cNvPicPr>
                   </pic:nvPicPr>
                   <pic:blipFill>
-                    <a:blip r:embed="rId261"/>
+                    <a:blip r:embed="rId267"/>
                     <a:stretch>
                       <a:fillRect/>
                     </a:stretch>
@@ -47923,18 +48021,18 @@
                 <wp:inline>
                   <wp:extent cx="985973" cy="1655999"/>
                   <wp:effectExtent b="0" l="0" r="0" t="0"/>
-                  <wp:docPr descr="" title="" id="265" name="Picture"/>
+                  <wp:docPr descr="" title="" id="271" name="Picture"/>
                   <a:graphic>
                     <a:graphicData uri="http://schemas.openxmlformats.org/drawingml/2006/picture">
                       <pic:pic>
                         <pic:nvPicPr>
-                          <pic:cNvPr descr="4cc1c49d5f19e32869fe06c3287d51685125cbe287c514835cb477a2550e5b26.jpg" id="266" name="Picture"/>
+                          <pic:cNvPr descr="4cc1c49d5f19e32869fe06c3287d51685125cbe287c514835cb477a2550e5b26.jpg" id="272" name="Picture"/>
                           <pic:cNvPicPr>
                             <a:picLocks noChangeArrowheads="1" noChangeAspect="1"/>
                           </pic:cNvPicPr>
                         </pic:nvPicPr>
                         <pic:blipFill>
-                          <a:blip r:embed="rId264"/>
+                          <a:blip r:embed="rId270"/>
                           <a:stretch>
                             <a:fillRect/>
                           </a:stretch>
@@ -47977,18 +48075,18 @@
                 <wp:inline>
                   <wp:extent cx="1258559" cy="1655998"/>
                   <wp:effectExtent b="0" l="0" r="0" t="0"/>
-                  <wp:docPr descr="" title="" id="268" name="Picture"/>
+                  <wp:docPr descr="" title="" id="274" name="Picture"/>
                   <a:graphic>
                     <a:graphicData uri="http://schemas.openxmlformats.org/drawingml/2006/picture">
                       <pic:pic>
                         <pic:nvPicPr>
-                          <pic:cNvPr descr="85d249e18fb123282ad76e457c74729dab5b2f698ce76b5a9ce50585603a6973.jpg" id="269" name="Picture"/>
+                          <pic:cNvPr descr="85d249e18fb123282ad76e457c74729dab5b2f698ce76b5a9ce50585603a6973.jpg" id="275" name="Picture"/>
                           <pic:cNvPicPr>
                             <a:picLocks noChangeArrowheads="1" noChangeAspect="1"/>
                           </pic:cNvPicPr>
                         </pic:nvPicPr>
                         <pic:blipFill>
-                          <a:blip r:embed="rId267"/>
+                          <a:blip r:embed="rId273"/>
                           <a:stretch>
                             <a:fillRect/>
                           </a:stretch>
@@ -48031,18 +48129,18 @@
                 <wp:inline>
                   <wp:extent cx="1141153" cy="1655999"/>
                   <wp:effectExtent b="0" l="0" r="0" t="0"/>
-                  <wp:docPr descr="" title="" id="271" name="Picture"/>
+                  <wp:docPr descr="" title="" id="277" name="Picture"/>
                   <a:graphic>
                     <a:graphicData uri="http://schemas.openxmlformats.org/drawingml/2006/picture">
                       <pic:pic>
                         <pic:nvPicPr>
-                          <pic:cNvPr descr="627649c752e9177bb2214fc0bba9f1b029e1d7612c8cb339de6cfa916f43cf2e.jpg" id="272" name="Picture"/>
+                          <pic:cNvPr descr="627649c752e9177bb2214fc0bba9f1b029e1d7612c8cb339de6cfa916f43cf2e.jpg" id="278" name="Picture"/>
                           <pic:cNvPicPr>
                             <a:picLocks noChangeArrowheads="1" noChangeAspect="1"/>
                           </pic:cNvPicPr>
                         </pic:nvPicPr>
                         <pic:blipFill>
-                          <a:blip r:embed="rId270"/>
+                          <a:blip r:embed="rId276"/>
                           <a:stretch>
                             <a:fillRect/>
                           </a:stretch>
@@ -48072,7 +48170,7 @@
         </w:tc>
       </w:tr>
     </w:tbl>
-    <w:bookmarkStart w:id="273" w:name="答案-9"/>
+    <w:bookmarkStart w:id="279" w:name="答案-9"/>
     <w:p>
       <w:pPr>
         <w:pStyle w:val="Heading4"/>
@@ -50684,10 +50782,10 @@
         <w:t xml:space="preserve">型号为（5,5）型（1分）</w:t>
       </w:r>
     </w:p>
-    <w:bookmarkEnd w:id="273"/>
-    <w:bookmarkEnd w:id="274"/>
-    <w:bookmarkEnd w:id="275"/>
-    <w:bookmarkStart w:id="276" w:name="附选题清单题卡溯源"/>
+    <w:bookmarkEnd w:id="279"/>
+    <w:bookmarkEnd w:id="280"/>
+    <w:bookmarkEnd w:id="281"/>
+    <w:bookmarkStart w:id="282" w:name="附选题清单题卡溯源"/>
     <w:p>
       <w:pPr>
         <w:pStyle w:val="Heading2"/>
@@ -52130,8 +52228,8 @@
         <w:t xml:space="preserve">，故本卷不按考段标注。</w:t>
       </w:r>
     </w:p>
-    <w:bookmarkEnd w:id="276"/>
-    <w:bookmarkEnd w:id="277"/>
+    <w:bookmarkEnd w:id="282"/>
+    <w:bookmarkEnd w:id="283"/>
     <w:sectPr>
       <w:footerReference r:id="rId9" w:type="default"/>
       <w:headerReference r:id="rId10" w:type="default"/>

--- a/00-首页/题组Word/初赛模拟卷/真题版式/初赛模拟卷XIp（非有机·答案与解析版·真题版式）.docx
+++ b/00-首页/题组Word/初赛模拟卷/真题版式/初赛模拟卷XIp（非有机·答案与解析版·真题版式）.docx
@@ -932,7 +932,7 @@
       <w:r>
         <w:drawing>
           <wp:inline>
-            <wp:extent cx="2520000" cy="1614545"/>
+            <wp:extent cx="1408176" cy="902208"/>
             <wp:effectExtent b="0" l="0" r="0" t="0"/>
             <wp:docPr descr="" title="" id="26" name="Picture"/>
             <a:graphic>
@@ -953,7 +953,7 @@
                   <pic:spPr bwMode="auto">
                     <a:xfrm>
                       <a:off x="0" y="0"/>
-                      <a:ext cx="2520000" cy="1614545"/>
+                      <a:ext cx="1408176" cy="902208"/>
                     </a:xfrm>
                     <a:prstGeom prst="rect">
                       <a:avLst/>
@@ -3136,7 +3136,7 @@
       <w:r>
         <w:drawing>
           <wp:inline>
-            <wp:extent cx="2520000" cy="1798758"/>
+            <wp:extent cx="1767840" cy="1261872"/>
             <wp:effectExtent b="0" l="0" r="0" t="0"/>
             <wp:docPr descr="" title="" id="35" name="Picture"/>
             <a:graphic>
@@ -3157,7 +3157,7 @@
                   <pic:spPr bwMode="auto">
                     <a:xfrm>
                       <a:off x="0" y="0"/>
-                      <a:ext cx="2520000" cy="1798758"/>
+                      <a:ext cx="1767840" cy="1261872"/>
                     </a:xfrm>
                     <a:prstGeom prst="rect">
                       <a:avLst/>
@@ -3255,7 +3255,7 @@
       <w:r>
         <w:drawing>
           <wp:inline>
-            <wp:extent cx="2520000" cy="1739814"/>
+            <wp:extent cx="1969008" cy="1359408"/>
             <wp:effectExtent b="0" l="0" r="0" t="0"/>
             <wp:docPr descr="" title="" id="38" name="Picture"/>
             <a:graphic>
@@ -3276,7 +3276,7 @@
                   <pic:spPr bwMode="auto">
                     <a:xfrm>
                       <a:off x="0" y="0"/>
-                      <a:ext cx="2520000" cy="1739814"/>
+                      <a:ext cx="1969008" cy="1359408"/>
                     </a:xfrm>
                     <a:prstGeom prst="rect">
                       <a:avLst/>
@@ -4840,7 +4840,7 @@
       <w:r>
         <w:drawing>
           <wp:inline>
-            <wp:extent cx="2015999" cy="1679999"/>
+            <wp:extent cx="1243584" cy="1036320"/>
             <wp:effectExtent b="0" l="0" r="0" t="0"/>
             <wp:docPr descr="" title="" id="43" name="Picture"/>
             <a:graphic>
@@ -4861,7 +4861,7 @@
                   <pic:spPr bwMode="auto">
                     <a:xfrm>
                       <a:off x="0" y="0"/>
-                      <a:ext cx="2015999" cy="1679999"/>
+                      <a:ext cx="1243584" cy="1036320"/>
                     </a:xfrm>
                     <a:prstGeom prst="rect">
                       <a:avLst/>
@@ -7056,7 +7056,7 @@
       <w:r>
         <w:drawing>
           <wp:inline>
-            <wp:extent cx="1911724" cy="2015999"/>
+            <wp:extent cx="1341120" cy="1414271"/>
             <wp:effectExtent b="0" l="0" r="0" t="0"/>
             <wp:docPr descr="" title="" id="58" name="Picture"/>
             <a:graphic>
@@ -7077,7 +7077,7 @@
                   <pic:spPr bwMode="auto">
                     <a:xfrm>
                       <a:off x="0" y="0"/>
-                      <a:ext cx="1911724" cy="2015999"/>
+                      <a:ext cx="1341120" cy="1414271"/>
                     </a:xfrm>
                     <a:prstGeom prst="rect">
                       <a:avLst/>
@@ -11023,7 +11023,7 @@
       <w:r>
         <w:drawing>
           <wp:inline>
-            <wp:extent cx="2520000" cy="1747537"/>
+            <wp:extent cx="2426208" cy="1682495"/>
             <wp:effectExtent b="0" l="0" r="0" t="0"/>
             <wp:docPr descr="" title="" id="96" name="Picture"/>
             <a:graphic>
@@ -11044,7 +11044,7 @@
                   <pic:spPr bwMode="auto">
                     <a:xfrm>
                       <a:off x="0" y="0"/>
-                      <a:ext cx="2520000" cy="1747537"/>
+                      <a:ext cx="2426208" cy="1682495"/>
                     </a:xfrm>
                     <a:prstGeom prst="rect">
                       <a:avLst/>
@@ -14701,7 +14701,7 @@
       <w:r>
         <w:drawing>
           <wp:inline>
-            <wp:extent cx="2520000" cy="1006153"/>
+            <wp:extent cx="1664208" cy="664463"/>
             <wp:effectExtent b="0" l="0" r="0" t="0"/>
             <wp:docPr descr="" title="" id="120" name="Picture"/>
             <a:graphic>
@@ -14722,7 +14722,7 @@
                   <pic:spPr bwMode="auto">
                     <a:xfrm>
                       <a:off x="0" y="0"/>
-                      <a:ext cx="2520000" cy="1006153"/>
+                      <a:ext cx="1664208" cy="664463"/>
                     </a:xfrm>
                     <a:prstGeom prst="rect">
                       <a:avLst/>
@@ -18592,7 +18592,7 @@
       <w:r>
         <w:drawing>
           <wp:inline>
-            <wp:extent cx="2520000" cy="1753643"/>
+            <wp:extent cx="2225040" cy="1548383"/>
             <wp:effectExtent b="0" l="0" r="0" t="0"/>
             <wp:docPr descr="" title="" id="126" name="Picture"/>
             <a:graphic>
@@ -18613,7 +18613,7 @@
                   <pic:spPr bwMode="auto">
                     <a:xfrm>
                       <a:off x="0" y="0"/>
-                      <a:ext cx="2520000" cy="1753643"/>
+                      <a:ext cx="2225040" cy="1548383"/>
                     </a:xfrm>
                     <a:prstGeom prst="rect">
                       <a:avLst/>
@@ -18855,7 +18855,7 @@
       <w:r>
         <w:drawing>
           <wp:inline>
-            <wp:extent cx="2520000" cy="1243529"/>
+            <wp:extent cx="1865376" cy="920496"/>
             <wp:effectExtent b="0" l="0" r="0" t="0"/>
             <wp:docPr descr="" title="" id="129" name="Picture"/>
             <a:graphic>
@@ -18876,7 +18876,7 @@
                   <pic:spPr bwMode="auto">
                     <a:xfrm>
                       <a:off x="0" y="0"/>
-                      <a:ext cx="2520000" cy="1243529"/>
+                      <a:ext cx="1865376" cy="920496"/>
                     </a:xfrm>
                     <a:prstGeom prst="rect">
                       <a:avLst/>
@@ -19879,7 +19879,7 @@
       <w:r>
         <w:drawing>
           <wp:inline>
-            <wp:extent cx="1947272" cy="2015999"/>
+            <wp:extent cx="1036320" cy="1072896"/>
             <wp:effectExtent b="0" l="0" r="0" t="0"/>
             <wp:docPr descr="" title="" id="137" name="Picture"/>
             <a:graphic>
@@ -19900,7 +19900,7 @@
                   <pic:spPr bwMode="auto">
                     <a:xfrm>
                       <a:off x="0" y="0"/>
-                      <a:ext cx="1947272" cy="2015999"/>
+                      <a:ext cx="1036320" cy="1072896"/>
                     </a:xfrm>
                     <a:prstGeom prst="rect">
                       <a:avLst/>
@@ -20444,7 +20444,7 @@
       <w:r>
         <w:drawing>
           <wp:inline>
-            <wp:extent cx="2015999" cy="1573463"/>
+            <wp:extent cx="1749552" cy="1365504"/>
             <wp:effectExtent b="0" l="0" r="0" t="0"/>
             <wp:docPr descr="" title="" id="140" name="Picture"/>
             <a:graphic>
@@ -20465,7 +20465,7 @@
                   <pic:spPr bwMode="auto">
                     <a:xfrm>
                       <a:off x="0" y="0"/>
-                      <a:ext cx="2015999" cy="1573463"/>
+                      <a:ext cx="1749552" cy="1365504"/>
                     </a:xfrm>
                     <a:prstGeom prst="rect">
                       <a:avLst/>
@@ -27462,7 +27462,7 @@
       <w:r>
         <w:drawing>
           <wp:inline>
-            <wp:extent cx="2520000" cy="1615877"/>
+            <wp:extent cx="1597152" cy="1024127"/>
             <wp:effectExtent b="0" l="0" r="0" t="0"/>
             <wp:docPr descr="" title="" id="179" name="Picture"/>
             <a:graphic>
@@ -27483,7 +27483,7 @@
                   <pic:spPr bwMode="auto">
                     <a:xfrm>
                       <a:off x="0" y="0"/>
-                      <a:ext cx="2520000" cy="1615877"/>
+                      <a:ext cx="1597152" cy="1024127"/>
                     </a:xfrm>
                     <a:prstGeom prst="rect">
                       <a:avLst/>
@@ -34465,7 +34465,7 @@
             <w:r>
               <w:drawing>
                 <wp:inline>
-                  <wp:extent cx="1585903" cy="1655999"/>
+                  <wp:extent cx="1103375" cy="1152144"/>
                   <wp:effectExtent b="0" l="0" r="0" t="0"/>
                   <wp:docPr descr="" title="" id="199" name="Picture"/>
                   <a:graphic>
@@ -34486,7 +34486,7 @@
                         <pic:spPr bwMode="auto">
                           <a:xfrm>
                             <a:off x="0" y="0"/>
-                            <a:ext cx="1585903" cy="1655999"/>
+                            <a:ext cx="1103375" cy="1152144"/>
                           </a:xfrm>
                           <a:prstGeom prst="rect">
                             <a:avLst/>
@@ -34519,7 +34519,7 @@
             <w:r>
               <w:drawing>
                 <wp:inline>
-                  <wp:extent cx="2406600" cy="1435515"/>
+                  <wp:extent cx="1737360" cy="1036319"/>
                   <wp:effectExtent b="0" l="0" r="0" t="0"/>
                   <wp:docPr descr="" title="" id="202" name="Picture"/>
                   <a:graphic>
@@ -34540,7 +34540,7 @@
                         <pic:spPr bwMode="auto">
                           <a:xfrm>
                             <a:off x="0" y="0"/>
-                            <a:ext cx="2406600" cy="1435515"/>
+                            <a:ext cx="1737360" cy="1036319"/>
                           </a:xfrm>
                           <a:prstGeom prst="rect">
                             <a:avLst/>
@@ -39578,7 +39578,7 @@
             <w:r>
               <w:drawing>
                 <wp:inline>
-                  <wp:extent cx="1323320" cy="1655999"/>
+                  <wp:extent cx="1091183" cy="1365504"/>
                   <wp:effectExtent b="0" l="0" r="0" t="0"/>
                   <wp:docPr descr="" title="" id="231" name="Picture"/>
                   <a:graphic>
@@ -39599,7 +39599,7 @@
                         <pic:spPr bwMode="auto">
                           <a:xfrm>
                             <a:off x="0" y="0"/>
-                            <a:ext cx="1323320" cy="1655999"/>
+                            <a:ext cx="1091183" cy="1365504"/>
                           </a:xfrm>
                           <a:prstGeom prst="rect">
                             <a:avLst/>
@@ -39632,7 +39632,7 @@
             <w:r>
               <w:drawing>
                 <wp:inline>
-                  <wp:extent cx="1732859" cy="1655999"/>
+                  <wp:extent cx="1511807" cy="1444752"/>
                   <wp:effectExtent b="0" l="0" r="0" t="0"/>
                   <wp:docPr descr="" title="" id="234" name="Picture"/>
                   <a:graphic>
@@ -39653,7 +39653,7 @@
                         <pic:spPr bwMode="auto">
                           <a:xfrm>
                             <a:off x="0" y="0"/>
-                            <a:ext cx="1732859" cy="1655999"/>
+                            <a:ext cx="1511807" cy="1444752"/>
                           </a:xfrm>
                           <a:prstGeom prst="rect">
                             <a:avLst/>
@@ -40929,7 +40929,7 @@
       <w:r>
         <w:drawing>
           <wp:inline>
-            <wp:extent cx="1447800" cy="825500"/>
+            <wp:extent cx="694944" cy="396240"/>
             <wp:effectExtent b="0" l="0" r="0" t="0"/>
             <wp:docPr descr="" title="" id="255" name="Picture"/>
             <a:graphic>
@@ -40950,7 +40950,7 @@
                   <pic:spPr bwMode="auto">
                     <a:xfrm>
                       <a:off x="0" y="0"/>
-                      <a:ext cx="1447800" cy="825500"/>
+                      <a:ext cx="694944" cy="396240"/>
                     </a:xfrm>
                     <a:prstGeom prst="rect">
                       <a:avLst/>
@@ -46495,7 +46495,7 @@
       <w:r>
         <w:drawing>
           <wp:inline>
-            <wp:extent cx="2015999" cy="1951315"/>
+            <wp:extent cx="1139952" cy="1103376"/>
             <wp:effectExtent b="0" l="0" r="0" t="0"/>
             <wp:docPr descr="" title="" id="262" name="Picture"/>
             <a:graphic>
@@ -46516,7 +46516,7 @@
                   <pic:spPr bwMode="auto">
                     <a:xfrm>
                       <a:off x="0" y="0"/>
-                      <a:ext cx="2015999" cy="1951315"/>
+                      <a:ext cx="1139952" cy="1103376"/>
                     </a:xfrm>
                     <a:prstGeom prst="rect">
                       <a:avLst/>
@@ -48073,7 +48073,7 @@
             <w:r>
               <w:drawing>
                 <wp:inline>
-                  <wp:extent cx="1258559" cy="1655998"/>
+                  <wp:extent cx="1158240" cy="1523999"/>
                   <wp:effectExtent b="0" l="0" r="0" t="0"/>
                   <wp:docPr descr="" title="" id="274" name="Picture"/>
                   <a:graphic>
@@ -48094,7 +48094,7 @@
                         <pic:spPr bwMode="auto">
                           <a:xfrm>
                             <a:off x="0" y="0"/>
-                            <a:ext cx="1258559" cy="1655998"/>
+                            <a:ext cx="1158240" cy="1523999"/>
                           </a:xfrm>
                           <a:prstGeom prst="rect">
                             <a:avLst/>
